--- a/01-电源电路/02-开关电源/Buck降压/大电流Buck电路/大电流Buck电路.docx
+++ b/01-电源电路/02-开关电源/Buck降压/大电流Buck电路/大电流Buck电路.docx
@@ -3068,6 +3068,20 @@
     </w:p>
     <w:bookmarkEnd w:id="26"/>
     <w:bookmarkEnd w:id="27"/>
+    <w:p>
+      <w:pPr>
+        <w:spacing w:before="360"/>
+        <w:jc w:val="center"/>
+      </w:pPr>
+      <w:r>
+        <w:rPr>
+          <w:rFonts w:ascii="Times New Roman" w:hAnsi="Times New Roman"/>
+          <w:color w:val="555555"/>
+          <w:sz w:val="21"/>
+        </w:rPr>
+        <w:t>材料收集者：杜文杰</w:t>
+      </w:r>
+    </w:p>
     <w:sectPr>
       <w:headerReference r:id="rId9" w:type="default"/>
       <w:footerReference r:id="rId10" w:type="default"/>

--- a/01-电源电路/02-开关电源/Buck降压/大电流Buck电路/大电流Buck电路.docx
+++ b/01-电源电路/02-开关电源/Buck降压/大电流Buck电路/大电流Buck电路.docx
@@ -1,6 +1,6 @@
 
 <file path=word/document.xml><?xml version="1.0" encoding="utf-8"?>
-<w:document xmlns:w="http://schemas.openxmlformats.org/wordprocessingml/2006/main" xmlns:m="http://schemas.openxmlformats.org/officeDocument/2006/math" xmlns:r="http://schemas.openxmlformats.org/officeDocument/2006/relationships" xmlns:o="urn:schemas-microsoft-com:office:office" xmlns:v="urn:schemas-microsoft-com:vml" xmlns:w10="urn:schemas-microsoft-com:office:word" xmlns:a="http://schemas.openxmlformats.org/drawingml/2006/main" xmlns:pic="http://schemas.openxmlformats.org/drawingml/2006/picture" xmlns:wp="http://schemas.openxmlformats.org/drawingml/2006/wordprocessingDrawing">
+<w:document xmlns:m="http://schemas.openxmlformats.org/officeDocument/2006/math" xmlns:r="http://schemas.openxmlformats.org/officeDocument/2006/relationships" xmlns:w="http://schemas.openxmlformats.org/wordprocessingml/2006/main" xmlns:o="urn:schemas-microsoft-com:office:office" xmlns:v="urn:schemas-microsoft-com:vml" xmlns:w10="urn:schemas-microsoft-com:office:word" xmlns:a="http://schemas.openxmlformats.org/drawingml/2006/main" xmlns:pic="http://schemas.openxmlformats.org/drawingml/2006/picture" xmlns:wp="http://schemas.openxmlformats.org/drawingml/2006/wordprocessingDrawing">
   <w:body>
     <w:bookmarkStart w:id="27" w:name="大电流-buck-电路"/>
     <w:p>
@@ -9,16 +9,19 @@
       </w:pPr>
       <w:r>
         <w:rPr>
-          <w:rFonts w:hint="eastAsia"/>
+          <w:rFonts w:hint="eastAsia" w:eastAsia="黑体"/>
         </w:rPr>
         <w:t xml:space="preserve">大电流</w:t>
       </w:r>
       <w:r>
+        <w:rPr>
+          <w:rFonts w:eastAsia="黑体"/>
+        </w:rPr>
         <w:t xml:space="preserve"> Buck </w:t>
       </w:r>
       <w:r>
         <w:rPr>
-          <w:rFonts w:hint="eastAsia"/>
+          <w:rFonts w:hint="eastAsia" w:eastAsia="黑体"/>
         </w:rPr>
         <w:t xml:space="preserve">电路</w:t>
       </w:r>
@@ -30,7 +33,7 @@
       </w:pPr>
       <w:r>
         <w:rPr>
-          <w:rFonts w:hint="eastAsia"/>
+          <w:rFonts w:hint="eastAsia" w:eastAsia="黑体"/>
         </w:rPr>
         <w:t xml:space="preserve">拓扑描述</w:t>
       </w:r>
@@ -41,16 +44,19 @@
       </w:pPr>
       <w:r>
         <w:rPr>
-          <w:rFonts w:hint="eastAsia"/>
+          <w:rFonts w:hint="eastAsia" w:eastAsia="黑体"/>
         </w:rPr>
         <w:t xml:space="preserve">面向</w:t>
       </w:r>
       <w:r>
+        <w:rPr>
+          <w:rFonts w:eastAsia="黑体"/>
+        </w:rPr>
         <w:t xml:space="preserve"> </w:t>
       </w:r>
       <w:r>
         <w:rPr>
-          <w:rFonts w:hint="eastAsia"/>
+          <w:rFonts w:hint="eastAsia" w:eastAsia="黑体"/>
           <w:b/>
           <w:bCs/>
         </w:rPr>
@@ -58,25 +64,31 @@
       </w:r>
       <w:r>
         <w:rPr>
-          <w:rFonts w:hint="eastAsia"/>
+          <w:rFonts w:hint="eastAsia" w:eastAsia="黑体"/>
         </w:rPr>
         <w:t xml:space="preserve">（数十安培以上）的降压变换电路，以同步整流</w:t>
       </w:r>
       <w:r>
+        <w:rPr>
+          <w:rFonts w:eastAsia="黑体"/>
+        </w:rPr>
         <w:t xml:space="preserve"> Buck </w:t>
       </w:r>
       <w:r>
         <w:rPr>
-          <w:rFonts w:hint="eastAsia"/>
+          <w:rFonts w:hint="eastAsia" w:eastAsia="黑体"/>
         </w:rPr>
         <w:t xml:space="preserve">为基本单元，由</w:t>
       </w:r>
       <w:r>
+        <w:rPr>
+          <w:rFonts w:eastAsia="黑体"/>
+        </w:rPr>
         <w:t xml:space="preserve"> </w:t>
       </w:r>
       <w:r>
         <w:rPr>
-          <w:rFonts w:hint="eastAsia"/>
+          <w:rFonts w:hint="eastAsia" w:eastAsia="黑体"/>
           <w:b/>
           <w:bCs/>
         </w:rPr>
@@ -84,6 +96,7 @@
       </w:r>
       <w:r>
         <w:rPr>
+          <w:rFonts w:eastAsia="黑体"/>
           <w:b/>
           <w:bCs/>
         </w:rPr>
@@ -105,18 +118,21 @@
       </m:oMath>
       <w:r>
         <w:rPr>
-          <w:rFonts w:hint="eastAsia"/>
+          <w:rFonts w:hint="eastAsia" w:eastAsia="黑体"/>
           <w:b/>
           <w:bCs/>
         </w:rPr>
         <w:t xml:space="preserve">（MOSFET）</w:t>
       </w:r>
       <w:r>
+        <w:rPr>
+          <w:rFonts w:eastAsia="黑体"/>
+        </w:rPr>
         <w:t xml:space="preserve">、</w:t>
       </w:r>
       <w:r>
         <w:rPr>
-          <w:rFonts w:hint="eastAsia"/>
+          <w:rFonts w:hint="eastAsia" w:eastAsia="黑体"/>
           <w:b/>
           <w:bCs/>
         </w:rPr>
@@ -124,6 +140,7 @@
       </w:r>
       <w:r>
         <w:rPr>
+          <w:rFonts w:eastAsia="黑体"/>
           <w:b/>
           <w:bCs/>
         </w:rPr>
@@ -145,18 +162,21 @@
       </m:oMath>
       <w:r>
         <w:rPr>
-          <w:rFonts w:hint="eastAsia"/>
+          <w:rFonts w:hint="eastAsia" w:eastAsia="黑体"/>
           <w:b/>
           <w:bCs/>
         </w:rPr>
         <w:t xml:space="preserve">（MOSFET，替代续流二极管）</w:t>
       </w:r>
       <w:r>
+        <w:rPr>
+          <w:rFonts w:eastAsia="黑体"/>
+        </w:rPr>
         <w:t xml:space="preserve">、</w:t>
       </w:r>
       <w:r>
         <w:rPr>
-          <w:rFonts w:hint="eastAsia"/>
+          <w:rFonts w:hint="eastAsia" w:eastAsia="黑体"/>
           <w:b/>
           <w:bCs/>
         </w:rPr>
@@ -164,6 +184,7 @@
       </w:r>
       <w:r>
         <w:rPr>
+          <w:rFonts w:eastAsia="黑体"/>
           <w:b/>
           <w:bCs/>
         </w:rPr>
@@ -175,20 +196,26 @@
         </m:r>
       </m:oMath>
       <w:r>
+        <w:rPr>
+          <w:rFonts w:eastAsia="黑体"/>
+        </w:rPr>
         <w:t xml:space="preserve"> </w:t>
       </w:r>
       <w:r>
         <w:rPr>
-          <w:rFonts w:hint="eastAsia"/>
+          <w:rFonts w:hint="eastAsia" w:eastAsia="黑体"/>
         </w:rPr>
         <w:t xml:space="preserve">与</w:t>
       </w:r>
       <w:r>
+        <w:rPr>
+          <w:rFonts w:eastAsia="黑体"/>
+        </w:rPr>
         <w:t xml:space="preserve"> </w:t>
       </w:r>
       <w:r>
         <w:rPr>
-          <w:rFonts w:hint="eastAsia"/>
+          <w:rFonts w:hint="eastAsia" w:eastAsia="黑体"/>
           <w:b/>
           <w:bCs/>
         </w:rPr>
@@ -196,6 +223,7 @@
       </w:r>
       <w:r>
         <w:rPr>
+          <w:rFonts w:eastAsia="黑体"/>
           <w:b/>
           <w:bCs/>
         </w:rPr>
@@ -207,26 +235,32 @@
         </m:r>
       </m:oMath>
       <w:r>
+        <w:rPr>
+          <w:rFonts w:eastAsia="黑体"/>
+        </w:rPr>
         <w:t xml:space="preserve"> </w:t>
       </w:r>
       <w:r>
         <w:rPr>
-          <w:rFonts w:hint="eastAsia"/>
+          <w:rFonts w:hint="eastAsia" w:eastAsia="黑体"/>
         </w:rPr>
         <w:t xml:space="preserve">组成。电路共有</w:t>
       </w:r>
       <w:r>
+        <w:rPr>
+          <w:rFonts w:eastAsia="黑体"/>
+        </w:rPr>
         <w:t xml:space="preserve"> 4 </w:t>
       </w:r>
       <w:r>
         <w:rPr>
-          <w:rFonts w:hint="eastAsia"/>
+          <w:rFonts w:hint="eastAsia" w:eastAsia="黑体"/>
         </w:rPr>
         <w:t xml:space="preserve">个关键节点：</w:t>
       </w:r>
       <w:r>
         <w:rPr>
-          <w:rFonts w:hint="eastAsia"/>
+          <w:rFonts w:hint="eastAsia" w:eastAsia="黑体"/>
           <w:b/>
           <w:bCs/>
         </w:rPr>
@@ -234,6 +268,7 @@
       </w:r>
       <w:r>
         <w:rPr>
+          <w:rFonts w:eastAsia="黑体"/>
           <w:b/>
           <w:bCs/>
         </w:rPr>
@@ -241,7 +276,7 @@
       </w:r>
       <w:r>
         <w:rPr>
-          <w:rFonts w:hint="eastAsia"/>
+          <w:rFonts w:hint="eastAsia" w:eastAsia="黑体"/>
           <w:b/>
           <w:bCs/>
         </w:rPr>
@@ -249,11 +284,14 @@
       </w:r>
       <w:r>
         <w:rPr>
-          <w:rFonts w:hint="eastAsia"/>
+          <w:rFonts w:hint="eastAsia" w:eastAsia="黑体"/>
         </w:rPr>
         <w:t xml:space="preserve">（输入电压</w:t>
       </w:r>
       <w:r>
+        <w:rPr>
+          <w:rFonts w:eastAsia="黑体"/>
+        </w:rPr>
         <w:t xml:space="preserve"> </w:t>
       </w:r>
       <m:oMath>
@@ -274,15 +312,21 @@
         </m:sSub>
       </m:oMath>
       <w:r>
+        <w:rPr>
+          <w:rFonts w:eastAsia="黑体"/>
+        </w:rPr>
         <w:t xml:space="preserve"> </w:t>
       </w:r>
       <w:r>
         <w:rPr>
-          <w:rFonts w:hint="eastAsia"/>
+          <w:rFonts w:hint="eastAsia" w:eastAsia="黑体"/>
         </w:rPr>
         <w:t xml:space="preserve">正端与</w:t>
       </w:r>
       <w:r>
+        <w:rPr>
+          <w:rFonts w:eastAsia="黑体"/>
+        </w:rPr>
         <w:t xml:space="preserve"> </w:t>
       </w:r>
       <m:oMath>
@@ -300,26 +344,32 @@
         </m:sSub>
       </m:oMath>
       <w:r>
+        <w:rPr>
+          <w:rFonts w:eastAsia="黑体"/>
+        </w:rPr>
         <w:t xml:space="preserve"> </w:t>
       </w:r>
       <w:r>
         <w:rPr>
-          <w:rFonts w:hint="eastAsia"/>
+          <w:rFonts w:hint="eastAsia" w:eastAsia="黑体"/>
         </w:rPr>
         <w:t xml:space="preserve">的漏极</w:t>
       </w:r>
       <w:r>
+        <w:rPr>
+          <w:rFonts w:eastAsia="黑体"/>
+        </w:rPr>
         <w:t xml:space="preserve"> D </w:t>
       </w:r>
       <w:r>
         <w:rPr>
-          <w:rFonts w:hint="eastAsia"/>
+          <w:rFonts w:hint="eastAsia" w:eastAsia="黑体"/>
         </w:rPr>
         <w:t xml:space="preserve">相连）；</w:t>
       </w:r>
       <w:r>
         <w:rPr>
-          <w:rFonts w:hint="eastAsia"/>
+          <w:rFonts w:hint="eastAsia" w:eastAsia="黑体"/>
           <w:b/>
           <w:bCs/>
         </w:rPr>
@@ -327,6 +377,7 @@
       </w:r>
       <w:r>
         <w:rPr>
+          <w:rFonts w:eastAsia="黑体"/>
           <w:b/>
           <w:bCs/>
         </w:rPr>
@@ -334,7 +385,7 @@
       </w:r>
       <w:r>
         <w:rPr>
-          <w:rFonts w:hint="eastAsia"/>
+          <w:rFonts w:hint="eastAsia" w:eastAsia="黑体"/>
           <w:b/>
           <w:bCs/>
         </w:rPr>
@@ -342,7 +393,7 @@
       </w:r>
       <w:r>
         <w:rPr>
-          <w:rFonts w:hint="eastAsia"/>
+          <w:rFonts w:hint="eastAsia" w:eastAsia="黑体"/>
         </w:rPr>
         <w:t xml:space="preserve">（</w:t>
       </w:r>
@@ -361,15 +412,21 @@
         </m:sSub>
       </m:oMath>
       <w:r>
+        <w:rPr>
+          <w:rFonts w:eastAsia="黑体"/>
+        </w:rPr>
         <w:t xml:space="preserve"> </w:t>
       </w:r>
       <w:r>
         <w:rPr>
-          <w:rFonts w:hint="eastAsia"/>
+          <w:rFonts w:hint="eastAsia" w:eastAsia="黑体"/>
         </w:rPr>
         <w:t xml:space="preserve">的源极</w:t>
       </w:r>
       <w:r>
+        <w:rPr>
+          <w:rFonts w:eastAsia="黑体"/>
+        </w:rPr>
         <w:t xml:space="preserve"> S、</w:t>
       </w:r>
       <m:oMath>
@@ -387,24 +444,33 @@
         </m:sSub>
       </m:oMath>
       <w:r>
+        <w:rPr>
+          <w:rFonts w:eastAsia="黑体"/>
+        </w:rPr>
         <w:t xml:space="preserve"> </w:t>
       </w:r>
       <w:r>
         <w:rPr>
-          <w:rFonts w:hint="eastAsia"/>
+          <w:rFonts w:hint="eastAsia" w:eastAsia="黑体"/>
         </w:rPr>
         <w:t xml:space="preserve">的漏极</w:t>
       </w:r>
       <w:r>
+        <w:rPr>
+          <w:rFonts w:eastAsia="黑体"/>
+        </w:rPr>
         <w:t xml:space="preserve"> D </w:t>
       </w:r>
       <w:r>
         <w:rPr>
-          <w:rFonts w:hint="eastAsia"/>
+          <w:rFonts w:hint="eastAsia" w:eastAsia="黑体"/>
         </w:rPr>
         <w:t xml:space="preserve">与</w:t>
       </w:r>
       <w:r>
+        <w:rPr>
+          <w:rFonts w:eastAsia="黑体"/>
+        </w:rPr>
         <w:t xml:space="preserve"> </w:t>
       </w:r>
       <m:oMath>
@@ -413,17 +479,20 @@
         </m:r>
       </m:oMath>
       <w:r>
+        <w:rPr>
+          <w:rFonts w:eastAsia="黑体"/>
+        </w:rPr>
         <w:t xml:space="preserve"> </w:t>
       </w:r>
       <w:r>
         <w:rPr>
-          <w:rFonts w:hint="eastAsia"/>
+          <w:rFonts w:hint="eastAsia" w:eastAsia="黑体"/>
         </w:rPr>
         <w:t xml:space="preserve">的一端相连）；</w:t>
       </w:r>
       <w:r>
         <w:rPr>
-          <w:rFonts w:hint="eastAsia"/>
+          <w:rFonts w:hint="eastAsia" w:eastAsia="黑体"/>
           <w:b/>
           <w:bCs/>
         </w:rPr>
@@ -431,6 +500,7 @@
       </w:r>
       <w:r>
         <w:rPr>
+          <w:rFonts w:eastAsia="黑体"/>
           <w:b/>
           <w:bCs/>
         </w:rPr>
@@ -438,7 +508,7 @@
       </w:r>
       <w:r>
         <w:rPr>
-          <w:rFonts w:hint="eastAsia"/>
+          <w:rFonts w:hint="eastAsia" w:eastAsia="黑体"/>
           <w:b/>
           <w:bCs/>
         </w:rPr>
@@ -446,7 +516,7 @@
       </w:r>
       <w:r>
         <w:rPr>
-          <w:rFonts w:hint="eastAsia"/>
+          <w:rFonts w:hint="eastAsia" w:eastAsia="黑体"/>
         </w:rPr>
         <w:t xml:space="preserve">（</w:t>
       </w:r>
@@ -456,11 +526,14 @@
         </m:r>
       </m:oMath>
       <w:r>
+        <w:rPr>
+          <w:rFonts w:eastAsia="黑体"/>
+        </w:rPr>
         <w:t xml:space="preserve"> </w:t>
       </w:r>
       <w:r>
         <w:rPr>
-          <w:rFonts w:hint="eastAsia"/>
+          <w:rFonts w:hint="eastAsia" w:eastAsia="黑体"/>
         </w:rPr>
         <w:t xml:space="preserve">的另一端、</w:t>
       </w:r>
@@ -470,15 +543,21 @@
         </m:r>
       </m:oMath>
       <w:r>
+        <w:rPr>
+          <w:rFonts w:eastAsia="黑体"/>
+        </w:rPr>
         <w:t xml:space="preserve"> </w:t>
       </w:r>
       <w:r>
         <w:rPr>
-          <w:rFonts w:hint="eastAsia"/>
+          <w:rFonts w:hint="eastAsia" w:eastAsia="黑体"/>
         </w:rPr>
         <w:t xml:space="preserve">的一端与输出</w:t>
       </w:r>
       <w:r>
+        <w:rPr>
+          <w:rFonts w:eastAsia="黑体"/>
+        </w:rPr>
         <w:t xml:space="preserve"> </w:t>
       </w:r>
       <m:oMath>
@@ -496,17 +575,20 @@
         </m:sSub>
       </m:oMath>
       <w:r>
+        <w:rPr>
+          <w:rFonts w:eastAsia="黑体"/>
+        </w:rPr>
         <w:t xml:space="preserve"> </w:t>
       </w:r>
       <w:r>
         <w:rPr>
-          <w:rFonts w:hint="eastAsia"/>
+          <w:rFonts w:hint="eastAsia" w:eastAsia="黑体"/>
         </w:rPr>
         <w:t xml:space="preserve">正端相连）；</w:t>
       </w:r>
       <w:r>
         <w:rPr>
-          <w:rFonts w:hint="eastAsia"/>
+          <w:rFonts w:hint="eastAsia" w:eastAsia="黑体"/>
           <w:b/>
           <w:bCs/>
         </w:rPr>
@@ -514,6 +596,7 @@
       </w:r>
       <w:r>
         <w:rPr>
+          <w:rFonts w:eastAsia="黑体"/>
           <w:b/>
           <w:bCs/>
         </w:rPr>
@@ -521,7 +604,7 @@
       </w:r>
       <w:r>
         <w:rPr>
-          <w:rFonts w:hint="eastAsia"/>
+          <w:rFonts w:hint="eastAsia" w:eastAsia="黑体"/>
           <w:b/>
           <w:bCs/>
         </w:rPr>
@@ -529,6 +612,7 @@
       </w:r>
       <w:r>
         <w:rPr>
+          <w:rFonts w:eastAsia="黑体"/>
           <w:b/>
           <w:bCs/>
         </w:rPr>
@@ -536,7 +620,7 @@
       </w:r>
       <w:r>
         <w:rPr>
-          <w:rFonts w:hint="eastAsia"/>
+          <w:rFonts w:hint="eastAsia" w:eastAsia="黑体"/>
         </w:rPr>
         <w:t xml:space="preserve">（</w:t>
       </w:r>
@@ -558,11 +642,14 @@
         </m:sSub>
       </m:oMath>
       <w:r>
+        <w:rPr>
+          <w:rFonts w:eastAsia="黑体"/>
+        </w:rPr>
         <w:t xml:space="preserve"> </w:t>
       </w:r>
       <w:r>
         <w:rPr>
-          <w:rFonts w:hint="eastAsia"/>
+          <w:rFonts w:hint="eastAsia" w:eastAsia="黑体"/>
         </w:rPr>
         <w:t xml:space="preserve">负端、</w:t>
       </w:r>
@@ -581,24 +668,33 @@
         </m:sSub>
       </m:oMath>
       <w:r>
+        <w:rPr>
+          <w:rFonts w:eastAsia="黑体"/>
+        </w:rPr>
         <w:t xml:space="preserve"> </w:t>
       </w:r>
       <w:r>
         <w:rPr>
-          <w:rFonts w:hint="eastAsia"/>
+          <w:rFonts w:hint="eastAsia" w:eastAsia="黑体"/>
         </w:rPr>
         <w:t xml:space="preserve">的源极</w:t>
       </w:r>
       <w:r>
+        <w:rPr>
+          <w:rFonts w:eastAsia="黑体"/>
+        </w:rPr>
         <w:t xml:space="preserve"> S </w:t>
       </w:r>
       <w:r>
         <w:rPr>
-          <w:rFonts w:hint="eastAsia"/>
+          <w:rFonts w:hint="eastAsia" w:eastAsia="黑体"/>
         </w:rPr>
         <w:t xml:space="preserve">与</w:t>
       </w:r>
       <w:r>
+        <w:rPr>
+          <w:rFonts w:eastAsia="黑体"/>
+        </w:rPr>
         <w:t xml:space="preserve"> </w:t>
       </w:r>
       <m:oMath>
@@ -607,11 +703,14 @@
         </m:r>
       </m:oMath>
       <w:r>
+        <w:rPr>
+          <w:rFonts w:eastAsia="黑体"/>
+        </w:rPr>
         <w:t xml:space="preserve"> </w:t>
       </w:r>
       <w:r>
         <w:rPr>
-          <w:rFonts w:hint="eastAsia"/>
+          <w:rFonts w:hint="eastAsia" w:eastAsia="黑体"/>
         </w:rPr>
         <w:t xml:space="preserve">的另一端相连）。</w:t>
       </w:r>
@@ -620,7 +719,7 @@
       <w:pPr/>
       <w:r>
         <w:rPr>
-          <w:rFonts w:hint="eastAsia"/>
+          <w:rFonts w:hint="eastAsia" w:eastAsia="黑体"/>
         </w:rPr>
         <w:t xml:space="preserve">各元件管脚连接：</w:t>
       </w:r>
@@ -639,38 +738,50 @@
         </m:sSub>
       </m:oMath>
       <w:r>
+        <w:rPr>
+          <w:rFonts w:eastAsia="黑体"/>
+        </w:rPr>
         <w:t xml:space="preserve"> </w:t>
       </w:r>
       <w:r>
         <w:rPr>
-          <w:rFonts w:hint="eastAsia"/>
+          <w:rFonts w:hint="eastAsia" w:eastAsia="黑体"/>
         </w:rPr>
         <w:t xml:space="preserve">的栅极</w:t>
       </w:r>
       <w:r>
+        <w:rPr>
+          <w:rFonts w:eastAsia="黑体"/>
+        </w:rPr>
         <w:t xml:space="preserve"> G </w:t>
       </w:r>
       <w:r>
         <w:rPr>
-          <w:rFonts w:hint="eastAsia"/>
+          <w:rFonts w:hint="eastAsia" w:eastAsia="黑体"/>
         </w:rPr>
         <w:t xml:space="preserve">接驱动信号、漏极</w:t>
       </w:r>
       <w:r>
+        <w:rPr>
+          <w:rFonts w:eastAsia="黑体"/>
+        </w:rPr>
         <w:t xml:space="preserve"> D </w:t>
       </w:r>
       <w:r>
         <w:rPr>
-          <w:rFonts w:hint="eastAsia"/>
+          <w:rFonts w:hint="eastAsia" w:eastAsia="黑体"/>
         </w:rPr>
         <w:t xml:space="preserve">接节点①、源极</w:t>
       </w:r>
       <w:r>
+        <w:rPr>
+          <w:rFonts w:eastAsia="黑体"/>
+        </w:rPr>
         <w:t xml:space="preserve"> S </w:t>
       </w:r>
       <w:r>
         <w:rPr>
-          <w:rFonts w:hint="eastAsia"/>
+          <w:rFonts w:hint="eastAsia" w:eastAsia="黑体"/>
         </w:rPr>
         <w:t xml:space="preserve">接节点②；</w:t>
       </w:r>
@@ -689,38 +800,50 @@
         </m:sSub>
       </m:oMath>
       <w:r>
+        <w:rPr>
+          <w:rFonts w:eastAsia="黑体"/>
+        </w:rPr>
         <w:t xml:space="preserve"> </w:t>
       </w:r>
       <w:r>
         <w:rPr>
-          <w:rFonts w:hint="eastAsia"/>
+          <w:rFonts w:hint="eastAsia" w:eastAsia="黑体"/>
         </w:rPr>
         <w:t xml:space="preserve">的栅极</w:t>
       </w:r>
       <w:r>
+        <w:rPr>
+          <w:rFonts w:eastAsia="黑体"/>
+        </w:rPr>
         <w:t xml:space="preserve"> G </w:t>
       </w:r>
       <w:r>
         <w:rPr>
-          <w:rFonts w:hint="eastAsia"/>
+          <w:rFonts w:hint="eastAsia" w:eastAsia="黑体"/>
         </w:rPr>
         <w:t xml:space="preserve">接互补驱动信号、漏极</w:t>
       </w:r>
       <w:r>
+        <w:rPr>
+          <w:rFonts w:eastAsia="黑体"/>
+        </w:rPr>
         <w:t xml:space="preserve"> D </w:t>
       </w:r>
       <w:r>
         <w:rPr>
-          <w:rFonts w:hint="eastAsia"/>
+          <w:rFonts w:hint="eastAsia" w:eastAsia="黑体"/>
         </w:rPr>
         <w:t xml:space="preserve">接节点②、源极</w:t>
       </w:r>
       <w:r>
+        <w:rPr>
+          <w:rFonts w:eastAsia="黑体"/>
+        </w:rPr>
         <w:t xml:space="preserve"> S </w:t>
       </w:r>
       <w:r>
         <w:rPr>
-          <w:rFonts w:hint="eastAsia"/>
+          <w:rFonts w:hint="eastAsia" w:eastAsia="黑体"/>
         </w:rPr>
         <w:t xml:space="preserve">接节点④；</w:t>
       </w:r>
@@ -730,11 +853,14 @@
         </m:r>
       </m:oMath>
       <w:r>
+        <w:rPr>
+          <w:rFonts w:eastAsia="黑体"/>
+        </w:rPr>
         <w:t xml:space="preserve"> </w:t>
       </w:r>
       <w:r>
         <w:rPr>
-          <w:rFonts w:hint="eastAsia"/>
+          <w:rFonts w:hint="eastAsia" w:eastAsia="黑体"/>
         </w:rPr>
         <w:t xml:space="preserve">一端接节点②、另一端接节点③；</w:t>
       </w:r>
@@ -744,11 +870,14 @@
         </m:r>
       </m:oMath>
       <w:r>
+        <w:rPr>
+          <w:rFonts w:eastAsia="黑体"/>
+        </w:rPr>
         <w:t xml:space="preserve"> </w:t>
       </w:r>
       <w:r>
         <w:rPr>
-          <w:rFonts w:hint="eastAsia"/>
+          <w:rFonts w:hint="eastAsia" w:eastAsia="黑体"/>
         </w:rPr>
         <w:t xml:space="preserve">一端接节点③、另一端接节点④。</w:t>
       </w:r>
@@ -757,11 +886,14 @@
       <w:pPr/>
       <w:r>
         <w:rPr>
-          <w:rFonts w:hint="eastAsia"/>
+          <w:rFonts w:hint="eastAsia" w:eastAsia="黑体"/>
         </w:rPr>
         <w:t xml:space="preserve">由此构成高侧</w:t>
       </w:r>
       <w:r>
+        <w:rPr>
+          <w:rFonts w:eastAsia="黑体"/>
+        </w:rPr>
         <w:t xml:space="preserve"> </w:t>
       </w:r>
       <m:oMath>
@@ -779,15 +911,21 @@
         </m:sSub>
       </m:oMath>
       <w:r>
+        <w:rPr>
+          <w:rFonts w:eastAsia="黑体"/>
+        </w:rPr>
         <w:t xml:space="preserve"> </w:t>
       </w:r>
       <w:r>
         <w:rPr>
-          <w:rFonts w:hint="eastAsia"/>
+          <w:rFonts w:hint="eastAsia" w:eastAsia="黑体"/>
         </w:rPr>
         <w:t xml:space="preserve">与低侧</w:t>
       </w:r>
       <w:r>
+        <w:rPr>
+          <w:rFonts w:eastAsia="黑体"/>
+        </w:rPr>
         <w:t xml:space="preserve"> </w:t>
       </w:r>
       <m:oMath>
@@ -805,15 +943,21 @@
         </m:sSub>
       </m:oMath>
       <w:r>
+        <w:rPr>
+          <w:rFonts w:eastAsia="黑体"/>
+        </w:rPr>
         <w:t xml:space="preserve"> </w:t>
       </w:r>
       <w:r>
         <w:rPr>
-          <w:rFonts w:hint="eastAsia"/>
+          <w:rFonts w:hint="eastAsia" w:eastAsia="黑体"/>
         </w:rPr>
         <w:t xml:space="preserve">互补导通、电感</w:t>
       </w:r>
       <w:r>
+        <w:rPr>
+          <w:rFonts w:eastAsia="黑体"/>
+        </w:rPr>
         <w:t xml:space="preserve"> </w:t>
       </w:r>
       <m:oMath>
@@ -822,15 +966,21 @@
         </m:r>
       </m:oMath>
       <w:r>
+        <w:rPr>
+          <w:rFonts w:eastAsia="黑体"/>
+        </w:rPr>
         <w:t xml:space="preserve"> </w:t>
       </w:r>
       <w:r>
         <w:rPr>
-          <w:rFonts w:hint="eastAsia"/>
+          <w:rFonts w:hint="eastAsia" w:eastAsia="黑体"/>
         </w:rPr>
         <w:t xml:space="preserve">与输出电容</w:t>
       </w:r>
       <w:r>
+        <w:rPr>
+          <w:rFonts w:eastAsia="黑体"/>
+        </w:rPr>
         <w:t xml:space="preserve"> </w:t>
       </w:r>
       <m:oMath>
@@ -839,20 +989,26 @@
         </m:r>
       </m:oMath>
       <w:r>
+        <w:rPr>
+          <w:rFonts w:eastAsia="黑体"/>
+        </w:rPr>
         <w:t xml:space="preserve"> </w:t>
       </w:r>
       <w:r>
         <w:rPr>
-          <w:rFonts w:hint="eastAsia"/>
+          <w:rFonts w:hint="eastAsia" w:eastAsia="黑体"/>
         </w:rPr>
         <w:t xml:space="preserve">滤波的同步整流</w:t>
       </w:r>
       <w:r>
+        <w:rPr>
+          <w:rFonts w:eastAsia="黑体"/>
+        </w:rPr>
         <w:t xml:space="preserve"> Buck </w:t>
       </w:r>
       <w:r>
         <w:rPr>
-          <w:rFonts w:hint="eastAsia"/>
+          <w:rFonts w:hint="eastAsia" w:eastAsia="黑体"/>
         </w:rPr>
         <w:t xml:space="preserve">降压组态（</w:t>
       </w:r>
@@ -899,25 +1055,31 @@
       </m:oMath>
       <w:r>
         <w:rPr>
-          <w:rFonts w:hint="eastAsia"/>
+          <w:rFonts w:hint="eastAsia" w:eastAsia="黑体"/>
         </w:rPr>
         <w:t xml:space="preserve">），为分摊大电流常扩展为多相并联（各相电流错相叠加、单相仅承担部分电流），并配大尺寸电感、多个并联电容与厚铜/铜排布局，用于</w:t>
       </w:r>
       <w:r>
+        <w:rPr>
+          <w:rFonts w:eastAsia="黑体"/>
+        </w:rPr>
         <w:t xml:space="preserve"> CPU/GPU </w:t>
       </w:r>
       <w:r>
         <w:rPr>
-          <w:rFonts w:hint="eastAsia"/>
+          <w:rFonts w:hint="eastAsia" w:eastAsia="黑体"/>
         </w:rPr>
         <w:t xml:space="preserve">核心供电、服务器</w:t>
       </w:r>
       <w:r>
+        <w:rPr>
+          <w:rFonts w:eastAsia="黑体"/>
+        </w:rPr>
         <w:t xml:space="preserve"> VRM </w:t>
       </w:r>
       <w:r>
         <w:rPr>
-          <w:rFonts w:hint="eastAsia"/>
+          <w:rFonts w:hint="eastAsia" w:eastAsia="黑体"/>
         </w:rPr>
         <w:t xml:space="preserve">等场合。</w:t>
       </w:r>
@@ -930,7 +1092,7 @@
       </w:pPr>
       <w:r>
         <w:rPr>
-          <w:rFonts w:hint="eastAsia"/>
+          <w:rFonts w:hint="eastAsia" w:eastAsia="黑体"/>
         </w:rPr>
         <w:t xml:space="preserve">工作原理</w:t>
       </w:r>
@@ -941,7 +1103,7 @@
       </w:pPr>
       <w:r>
         <w:rPr>
-          <w:rFonts w:hint="eastAsia"/>
+          <w:rFonts w:hint="eastAsia" w:eastAsia="黑体"/>
         </w:rPr>
         <w:t xml:space="preserve">高侧管导通时输入电流经电感流向负载、电感储能；低侧管导通时电感续流、维持输出电流。两管互补导通，因低侧开关导通压降远低于二极管，在大电流下显著降低续流损耗。多相并联时各相电流错相叠加，总纹波抵消且单相仅承担部分电流。</w:t>
       </w:r>
@@ -954,7 +1116,7 @@
       </w:pPr>
       <w:r>
         <w:rPr>
-          <w:rFonts w:hint="eastAsia"/>
+          <w:rFonts w:hint="eastAsia" w:eastAsia="黑体"/>
         </w:rPr>
         <w:t xml:space="preserve">关键计算公式</w:t>
       </w:r>
@@ -968,7 +1130,7 @@
       </w:pPr>
       <w:r>
         <w:rPr>
-          <w:rFonts w:hint="eastAsia"/>
+          <w:rFonts w:hint="eastAsia" w:eastAsia="黑体"/>
         </w:rPr>
         <w:t xml:space="preserve">稳态输出电压：</w:t>
       </w:r>
@@ -1037,7 +1199,7 @@
       </w:pPr>
       <w:r>
         <w:rPr>
-          <w:rFonts w:hint="eastAsia"/>
+          <w:rFonts w:hint="eastAsia" w:eastAsia="黑体"/>
         </w:rPr>
         <w:t xml:space="preserve">电感电流纹波：</w:t>
       </w:r>
@@ -1151,7 +1313,7 @@
       </w:pPr>
       <w:r>
         <w:rPr>
-          <w:rFonts w:hint="eastAsia"/>
+          <w:rFonts w:hint="eastAsia" w:eastAsia="黑体"/>
         </w:rPr>
         <w:t xml:space="preserve">电感峰值电流：</w:t>
       </w:r>
@@ -1256,7 +1418,7 @@
       </w:pPr>
       <w:r>
         <w:rPr>
-          <w:rFonts w:hint="eastAsia"/>
+          <w:rFonts w:hint="eastAsia" w:eastAsia="黑体"/>
         </w:rPr>
         <w:t xml:space="preserve">低侧（同步）管导通损耗：</w:t>
       </w:r>
@@ -1396,7 +1558,7 @@
       </w:pPr>
       <w:r>
         <w:rPr>
-          <w:rFonts w:hint="eastAsia"/>
+          <w:rFonts w:hint="eastAsia" w:eastAsia="黑体"/>
         </w:rPr>
         <w:t xml:space="preserve">高侧管导通损耗：</w:t>
       </w:r>
@@ -1515,7 +1677,7 @@
       </w:pPr>
       <w:r>
         <w:rPr>
-          <w:rFonts w:hint="eastAsia"/>
+          <w:rFonts w:hint="eastAsia" w:eastAsia="黑体"/>
         </w:rPr>
         <w:t xml:space="preserve">输出电容纹波电压：</w:t>
       </w:r>
@@ -1636,7 +1798,7 @@
             </w:pPr>
             <w:r>
               <w:rPr>
-                <w:rFonts w:hint="eastAsia"/>
+                <w:rFonts w:hint="eastAsia" w:eastAsia="黑体"/>
               </w:rPr>
               <w:t xml:space="preserve">符号</w:t>
             </w:r>
@@ -1650,7 +1812,7 @@
             </w:pPr>
             <w:r>
               <w:rPr>
-                <w:rFonts w:hint="eastAsia"/>
+                <w:rFonts w:hint="eastAsia" w:eastAsia="黑体"/>
               </w:rPr>
               <w:t xml:space="preserve">含义</w:t>
             </w:r>
@@ -1664,7 +1826,7 @@
             </w:pPr>
             <w:r>
               <w:rPr>
-                <w:rFonts w:hint="eastAsia"/>
+                <w:rFonts w:hint="eastAsia" w:eastAsia="黑体"/>
               </w:rPr>
               <w:t xml:space="preserve">单位</w:t>
             </w:r>
@@ -1696,6 +1858,9 @@
               </m:sSub>
             </m:oMath>
             <w:r>
+              <w:rPr>
+                <w:rFonts w:eastAsia="黑体"/>
+              </w:rPr>
               <w:t xml:space="preserve">​</w:t>
             </w:r>
           </w:p>
@@ -1708,7 +1873,7 @@
             </w:pPr>
             <w:r>
               <w:rPr>
-                <w:rFonts w:hint="eastAsia"/>
+                <w:rFonts w:hint="eastAsia" w:eastAsia="黑体"/>
               </w:rPr>
               <w:t xml:space="preserve">输入电压</w:t>
             </w:r>
@@ -1721,6 +1886,9 @@
               <w:pStyle w:val="Compact"/>
             </w:pPr>
             <w:r>
+              <w:rPr>
+                <w:rFonts w:eastAsia="黑体"/>
+              </w:rPr>
               <w:t xml:space="preserve">V</w:t>
             </w:r>
           </w:p>
@@ -1748,6 +1916,9 @@
               </m:sSub>
             </m:oMath>
             <w:r>
+              <w:rPr>
+                <w:rFonts w:eastAsia="黑体"/>
+              </w:rPr>
               <w:t xml:space="preserve">​</w:t>
             </w:r>
           </w:p>
@@ -1760,7 +1931,7 @@
             </w:pPr>
             <w:r>
               <w:rPr>
-                <w:rFonts w:hint="eastAsia"/>
+                <w:rFonts w:hint="eastAsia" w:eastAsia="黑体"/>
               </w:rPr>
               <w:t xml:space="preserve">输出电压</w:t>
             </w:r>
@@ -1773,6 +1944,9 @@
               <w:pStyle w:val="Compact"/>
             </w:pPr>
             <w:r>
+              <w:rPr>
+                <w:rFonts w:eastAsia="黑体"/>
+              </w:rPr>
               <w:t xml:space="preserve">V</w:t>
             </w:r>
           </w:p>
@@ -1791,6 +1965,9 @@
               </m:r>
             </m:oMath>
             <w:r>
+              <w:rPr>
+                <w:rFonts w:eastAsia="黑体"/>
+              </w:rPr>
               <w:t xml:space="preserve">​</w:t>
             </w:r>
           </w:p>
@@ -1803,7 +1980,7 @@
             </w:pPr>
             <w:r>
               <w:rPr>
-                <w:rFonts w:hint="eastAsia"/>
+                <w:rFonts w:hint="eastAsia" w:eastAsia="黑体"/>
               </w:rPr>
               <w:t xml:space="preserve">占空比</w:t>
             </w:r>
@@ -1816,6 +1993,9 @@
               <w:pStyle w:val="Compact"/>
             </w:pPr>
             <w:r>
+              <w:rPr>
+                <w:rFonts w:eastAsia="黑体"/>
+              </w:rPr>
               <w:t xml:space="preserve">—</w:t>
             </w:r>
           </w:p>
@@ -1834,6 +2014,9 @@
               </m:r>
             </m:oMath>
             <w:r>
+              <w:rPr>
+                <w:rFonts w:eastAsia="黑体"/>
+              </w:rPr>
               <w:t xml:space="preserve">​</w:t>
             </w:r>
           </w:p>
@@ -1846,7 +2029,7 @@
             </w:pPr>
             <w:r>
               <w:rPr>
-                <w:rFonts w:hint="eastAsia"/>
+                <w:rFonts w:hint="eastAsia" w:eastAsia="黑体"/>
               </w:rPr>
               <w:t xml:space="preserve">电感</w:t>
             </w:r>
@@ -1859,6 +2042,9 @@
               <w:pStyle w:val="Compact"/>
             </w:pPr>
             <w:r>
+              <w:rPr>
+                <w:rFonts w:eastAsia="黑体"/>
+              </w:rPr>
               <w:t xml:space="preserve">H</w:t>
             </w:r>
           </w:p>
@@ -1877,6 +2063,9 @@
               </m:r>
             </m:oMath>
             <w:r>
+              <w:rPr>
+                <w:rFonts w:eastAsia="黑体"/>
+              </w:rPr>
               <w:t xml:space="preserve">​</w:t>
             </w:r>
           </w:p>
@@ -1889,7 +2078,7 @@
             </w:pPr>
             <w:r>
               <w:rPr>
-                <w:rFonts w:hint="eastAsia"/>
+                <w:rFonts w:hint="eastAsia" w:eastAsia="黑体"/>
               </w:rPr>
               <w:t xml:space="preserve">输出电容</w:t>
             </w:r>
@@ -1902,6 +2091,9 @@
               <w:pStyle w:val="Compact"/>
             </w:pPr>
             <w:r>
+              <w:rPr>
+                <w:rFonts w:eastAsia="黑体"/>
+              </w:rPr>
               <w:t xml:space="preserve">F</w:t>
             </w:r>
           </w:p>
@@ -1932,6 +2124,9 @@
               </m:sSub>
             </m:oMath>
             <w:r>
+              <w:rPr>
+                <w:rFonts w:eastAsia="黑体"/>
+              </w:rPr>
               <w:t xml:space="preserve">​</w:t>
             </w:r>
           </w:p>
@@ -1944,7 +2139,7 @@
             </w:pPr>
             <w:r>
               <w:rPr>
-                <w:rFonts w:hint="eastAsia"/>
+                <w:rFonts w:hint="eastAsia" w:eastAsia="黑体"/>
               </w:rPr>
               <w:t xml:space="preserve">开关频率</w:t>
             </w:r>
@@ -1957,6 +2152,9 @@
               <w:pStyle w:val="Compact"/>
             </w:pPr>
             <w:r>
+              <w:rPr>
+                <w:rFonts w:eastAsia="黑体"/>
+              </w:rPr>
               <w:t xml:space="preserve">Hz</w:t>
             </w:r>
           </w:p>
@@ -1984,6 +2182,9 @@
               </m:sSub>
             </m:oMath>
             <w:r>
+              <w:rPr>
+                <w:rFonts w:eastAsia="黑体"/>
+              </w:rPr>
               <w:t xml:space="preserve">​</w:t>
             </w:r>
           </w:p>
@@ -1996,7 +2197,7 @@
             </w:pPr>
             <w:r>
               <w:rPr>
-                <w:rFonts w:hint="eastAsia"/>
+                <w:rFonts w:hint="eastAsia" w:eastAsia="黑体"/>
               </w:rPr>
               <w:t xml:space="preserve">输出电流</w:t>
             </w:r>
@@ -2009,6 +2210,9 @@
               <w:pStyle w:val="Compact"/>
             </w:pPr>
             <w:r>
+              <w:rPr>
+                <w:rFonts w:eastAsia="黑体"/>
+              </w:rPr>
               <w:t xml:space="preserve">A</w:t>
             </w:r>
           </w:p>
@@ -2057,6 +2261,9 @@
               </m:sSub>
             </m:oMath>
             <w:r>
+              <w:rPr>
+                <w:rFonts w:eastAsia="黑体"/>
+              </w:rPr>
               <w:t xml:space="preserve">​</w:t>
             </w:r>
           </w:p>
@@ -2068,11 +2275,14 @@
               <w:pStyle w:val="Compact"/>
             </w:pPr>
             <w:r>
+              <w:rPr>
+                <w:rFonts w:eastAsia="黑体"/>
+              </w:rPr>
               <w:t xml:space="preserve">MOSFET </w:t>
             </w:r>
             <w:r>
               <w:rPr>
-                <w:rFonts w:hint="eastAsia"/>
+                <w:rFonts w:hint="eastAsia" w:eastAsia="黑体"/>
               </w:rPr>
               <w:t xml:space="preserve">导通电阻</w:t>
             </w:r>
@@ -2085,6 +2295,9 @@
               <w:pStyle w:val="Compact"/>
             </w:pPr>
             <w:r>
+              <w:rPr>
+                <w:rFonts w:eastAsia="黑体"/>
+              </w:rPr>
               <w:t xml:space="preserve">Ω</w:t>
             </w:r>
           </w:p>
@@ -2099,7 +2312,7 @@
       </w:pPr>
       <w:r>
         <w:rPr>
-          <w:rFonts w:hint="eastAsia"/>
+          <w:rFonts w:hint="eastAsia" w:eastAsia="黑体"/>
         </w:rPr>
         <w:t xml:space="preserve">元件调整影响</w:t>
       </w:r>
@@ -2114,7 +2327,7 @@
       </w:pPr>
       <w:r>
         <w:rPr>
-          <w:rFonts w:hint="eastAsia"/>
+          <w:rFonts w:hint="eastAsia" w:eastAsia="黑体"/>
           <w:b/>
           <w:bCs/>
         </w:rPr>
@@ -2122,6 +2335,7 @@
       </w:r>
       <w:r>
         <w:rPr>
+          <w:rFonts w:eastAsia="黑体"/>
           <w:b/>
           <w:bCs/>
         </w:rPr>
@@ -2129,21 +2343,27 @@
       </w:r>
       <w:r>
         <w:rPr>
-          <w:rFonts w:hint="eastAsia"/>
+          <w:rFonts w:hint="eastAsia" w:eastAsia="黑体"/>
           <w:b/>
           <w:bCs/>
         </w:rPr>
         <w:t xml:space="preserve">↑）</w:t>
       </w:r>
       <w:r>
+        <w:rPr>
+          <w:rFonts w:eastAsia="黑体"/>
+        </w:rPr>
         <w:t xml:space="preserve"> </w:t>
       </w:r>
       <w:r>
+        <w:rPr>
+          <w:rFonts w:eastAsia="黑体"/>
+        </w:rPr>
         <w:t xml:space="preserve">→ </w:t>
       </w:r>
       <w:r>
         <w:rPr>
-          <w:rFonts w:hint="eastAsia"/>
+          <w:rFonts w:hint="eastAsia" w:eastAsia="黑体"/>
         </w:rPr>
         <w:t xml:space="preserve">单相电流与热应力下降，纹波抵消，但成本与布线难度上升。</w:t>
       </w:r>
@@ -2163,6 +2383,7 @@
       </m:oMath>
       <w:r>
         <w:rPr>
+          <w:rFonts w:eastAsia="黑体"/>
           <w:b/>
           <w:bCs/>
         </w:rPr>
@@ -2170,20 +2391,27 @@
       </w:r>
       <w:r>
         <w:rPr>
+          <w:rFonts w:eastAsia="黑体"/>
           <w:b/>
           <w:bCs/>
         </w:rPr>
         <w:t xml:space="preserve">↑</w:t>
       </w:r>
       <w:r>
+        <w:rPr>
+          <w:rFonts w:eastAsia="黑体"/>
+        </w:rPr>
         <w:t xml:space="preserve"> </w:t>
       </w:r>
       <w:r>
+        <w:rPr>
+          <w:rFonts w:eastAsia="黑体"/>
+        </w:rPr>
         <w:t xml:space="preserve">→ </w:t>
       </w:r>
       <w:r>
         <w:rPr>
-          <w:rFonts w:hint="eastAsia"/>
+          <w:rFonts w:hint="eastAsia" w:eastAsia="黑体"/>
         </w:rPr>
         <w:t xml:space="preserve">纹波电流减小，峰值电流应力降低，但饱和电流与体积需加大。</w:t>
       </w:r>
@@ -2198,7 +2426,7 @@
       </w:pPr>
       <w:r>
         <w:rPr>
-          <w:rFonts w:hint="eastAsia"/>
+          <w:rFonts w:hint="eastAsia" w:eastAsia="黑体"/>
           <w:b/>
           <w:bCs/>
         </w:rPr>
@@ -2206,6 +2434,7 @@
       </w:r>
       <w:r>
         <w:rPr>
+          <w:rFonts w:eastAsia="黑体"/>
           <w:b/>
           <w:bCs/>
         </w:rPr>
@@ -2248,6 +2477,7 @@
       </m:oMath>
       <w:r>
         <w:rPr>
+          <w:rFonts w:eastAsia="黑体"/>
           <w:b/>
           <w:bCs/>
         </w:rPr>
@@ -2255,21 +2485,27 @@
       </w:r>
       <w:r>
         <w:rPr>
-          <w:rFonts w:hint="eastAsia"/>
+          <w:rFonts w:hint="eastAsia" w:eastAsia="黑体"/>
           <w:b/>
           <w:bCs/>
         </w:rPr>
         <w:t xml:space="preserve">同步管</w:t>
       </w:r>
       <w:r>
+        <w:rPr>
+          <w:rFonts w:eastAsia="黑体"/>
+        </w:rPr>
         <w:t xml:space="preserve"> </w:t>
       </w:r>
       <w:r>
+        <w:rPr>
+          <w:rFonts w:eastAsia="黑体"/>
+        </w:rPr>
         <w:t xml:space="preserve">→ </w:t>
       </w:r>
       <w:r>
         <w:rPr>
-          <w:rFonts w:hint="eastAsia"/>
+          <w:rFonts w:hint="eastAsia" w:eastAsia="黑体"/>
         </w:rPr>
         <w:t xml:space="preserve">大电流下导通损耗显著下降，是效率关键。</w:t>
       </w:r>
@@ -2301,6 +2537,7 @@
       </m:oMath>
       <w:r>
         <w:rPr>
+          <w:rFonts w:eastAsia="黑体"/>
           <w:b/>
           <w:bCs/>
         </w:rPr>
@@ -2308,20 +2545,27 @@
       </w:r>
       <w:r>
         <w:rPr>
+          <w:rFonts w:eastAsia="黑体"/>
           <w:b/>
           <w:bCs/>
         </w:rPr>
         <w:t xml:space="preserve">↑</w:t>
       </w:r>
       <w:r>
+        <w:rPr>
+          <w:rFonts w:eastAsia="黑体"/>
+        </w:rPr>
         <w:t xml:space="preserve"> </w:t>
       </w:r>
       <w:r>
+        <w:rPr>
+          <w:rFonts w:eastAsia="黑体"/>
+        </w:rPr>
         <w:t xml:space="preserve">→ </w:t>
       </w:r>
       <w:r>
         <w:rPr>
-          <w:rFonts w:hint="eastAsia"/>
+          <w:rFonts w:hint="eastAsia" w:eastAsia="黑体"/>
         </w:rPr>
         <w:t xml:space="preserve">电感/电容减小、响应加快，但开关损耗与死区损耗占比上升。</w:t>
       </w:r>
@@ -2336,7 +2580,7 @@
       </w:pPr>
       <w:r>
         <w:rPr>
-          <w:rFonts w:hint="eastAsia"/>
+          <w:rFonts w:hint="eastAsia" w:eastAsia="黑体"/>
           <w:b/>
           <w:bCs/>
         </w:rPr>
@@ -2344,6 +2588,7 @@
       </w:r>
       <w:r>
         <w:rPr>
+          <w:rFonts w:eastAsia="黑体"/>
           <w:b/>
           <w:bCs/>
         </w:rPr>
@@ -2351,21 +2596,27 @@
       </w:r>
       <w:r>
         <w:rPr>
-          <w:rFonts w:hint="eastAsia"/>
+          <w:rFonts w:hint="eastAsia" w:eastAsia="黑体"/>
           <w:b/>
           <w:bCs/>
         </w:rPr>
         <w:t xml:space="preserve">↓（多颗并联）</w:t>
       </w:r>
       <w:r>
+        <w:rPr>
+          <w:rFonts w:eastAsia="黑体"/>
+        </w:rPr>
         <w:t xml:space="preserve"> </w:t>
       </w:r>
       <w:r>
+        <w:rPr>
+          <w:rFonts w:eastAsia="黑体"/>
+        </w:rPr>
         <w:t xml:space="preserve">→ </w:t>
       </w:r>
       <w:r>
         <w:rPr>
-          <w:rFonts w:hint="eastAsia"/>
+          <w:rFonts w:hint="eastAsia" w:eastAsia="黑体"/>
         </w:rPr>
         <w:t xml:space="preserve">输出电压纹波与瞬态跌落减小。</w:t>
       </w:r>
@@ -2378,7 +2629,7 @@
       </w:pPr>
       <w:r>
         <w:rPr>
-          <w:rFonts w:hint="eastAsia"/>
+          <w:rFonts w:hint="eastAsia" w:eastAsia="黑体"/>
         </w:rPr>
         <w:t xml:space="preserve">典型参数示例</w:t>
       </w:r>
@@ -2393,11 +2644,14 @@
       </w:pPr>
       <w:r>
         <w:rPr>
-          <w:rFonts w:hint="eastAsia"/>
+          <w:rFonts w:hint="eastAsia" w:eastAsia="黑体"/>
         </w:rPr>
         <w:t xml:space="preserve">取</w:t>
       </w:r>
       <w:r>
+        <w:rPr>
+          <w:rFonts w:eastAsia="黑体"/>
+        </w:rPr>
         <w:t xml:space="preserve"> </w:t>
       </w:r>
       <m:oMath>
@@ -2437,6 +2691,9 @@
         </m:r>
       </m:oMath>
       <w:r>
+        <w:rPr>
+          <w:rFonts w:eastAsia="黑体"/>
+        </w:rPr>
         <w:t xml:space="preserve">、</w:t>
       </w:r>
       <m:oMath>
@@ -2474,7 +2731,7 @@
       </m:oMath>
       <w:r>
         <w:rPr>
-          <w:rFonts w:hint="eastAsia"/>
+          <w:rFonts w:hint="eastAsia" w:eastAsia="黑体"/>
         </w:rPr>
         <w:t xml:space="preserve">：</w:t>
       </w:r>
@@ -2511,6 +2768,9 @@
         </m:r>
       </m:oMath>
       <w:r>
+        <w:rPr>
+          <w:rFonts w:eastAsia="黑体"/>
+        </w:rPr>
         <w:t xml:space="preserve">。</w:t>
       </w:r>
     </w:p>
@@ -2524,11 +2784,14 @@
       </w:pPr>
       <w:r>
         <w:rPr>
-          <w:rFonts w:hint="eastAsia"/>
+          <w:rFonts w:hint="eastAsia" w:eastAsia="黑体"/>
         </w:rPr>
         <w:t xml:space="preserve">取</w:t>
       </w:r>
       <w:r>
+        <w:rPr>
+          <w:rFonts w:eastAsia="黑体"/>
+        </w:rPr>
         <w:t xml:space="preserve"> </w:t>
       </w:r>
       <m:oMath>
@@ -2565,6 +2828,9 @@
         </m:r>
       </m:oMath>
       <w:r>
+        <w:rPr>
+          <w:rFonts w:eastAsia="黑体"/>
+        </w:rPr>
         <w:t xml:space="preserve">、</w:t>
       </w:r>
       <m:oMath>
@@ -2601,6 +2867,9 @@
         </m:r>
       </m:oMath>
       <w:r>
+        <w:rPr>
+          <w:rFonts w:eastAsia="黑体"/>
+        </w:rPr>
         <w:t xml:space="preserve">、</w:t>
       </w:r>
       <m:oMath>
@@ -2631,6 +2900,9 @@
         </m:r>
       </m:oMath>
       <w:r>
+        <w:rPr>
+          <w:rFonts w:eastAsia="黑体"/>
+        </w:rPr>
         <w:t xml:space="preserve">、</w:t>
       </w:r>
       <m:oMath>
@@ -2671,7 +2943,7 @@
       </m:oMath>
       <w:r>
         <w:rPr>
-          <w:rFonts w:hint="eastAsia"/>
+          <w:rFonts w:hint="eastAsia" w:eastAsia="黑体"/>
         </w:rPr>
         <w:t xml:space="preserve">：</w:t>
       </w:r>
@@ -2817,6 +3089,9 @@
         </m:r>
       </m:oMath>
       <w:r>
+        <w:rPr>
+          <w:rFonts w:eastAsia="黑体"/>
+        </w:rPr>
         <w:t xml:space="preserve">。</w:t>
       </w:r>
     </w:p>
@@ -2828,7 +3103,7 @@
       </w:pPr>
       <w:r>
         <w:rPr>
-          <w:rFonts w:hint="eastAsia"/>
+          <w:rFonts w:hint="eastAsia" w:eastAsia="黑体"/>
         </w:rPr>
         <w:t xml:space="preserve">常见器件型号</w:t>
       </w:r>
@@ -2843,7 +3118,7 @@
       </w:pPr>
       <w:r>
         <w:rPr>
-          <w:rFonts w:hint="eastAsia"/>
+          <w:rFonts w:hint="eastAsia" w:eastAsia="黑体"/>
         </w:rPr>
         <w:t xml:space="preserve">常用：按需选型</w:t>
       </w:r>
@@ -2858,34 +3133,43 @@
       </w:pPr>
       <w:r>
         <w:rPr>
-          <w:rFonts w:hint="eastAsia"/>
+          <w:rFonts w:hint="eastAsia" w:eastAsia="黑体"/>
         </w:rPr>
         <w:t xml:space="preserve">多相</w:t>
       </w:r>
       <w:r>
+        <w:rPr>
+          <w:rFonts w:eastAsia="黑体"/>
+        </w:rPr>
         <w:t xml:space="preserve"> Buck </w:t>
       </w:r>
       <w:r>
         <w:rPr>
-          <w:rFonts w:hint="eastAsia"/>
+          <w:rFonts w:hint="eastAsia" w:eastAsia="黑体"/>
         </w:rPr>
         <w:t xml:space="preserve">控制器：Intersil</w:t>
       </w:r>
       <w:r>
+        <w:rPr>
+          <w:rFonts w:eastAsia="黑体"/>
+        </w:rPr>
         <w:t xml:space="preserve"> </w:t>
       </w:r>
       <w:r>
         <w:rPr>
-          <w:rFonts w:hint="eastAsia"/>
+          <w:rFonts w:hint="eastAsia" w:eastAsia="黑体"/>
         </w:rPr>
         <w:t xml:space="preserve">ISL68137、瑞萨</w:t>
       </w:r>
       <w:r>
+        <w:rPr>
+          <w:rFonts w:eastAsia="黑体"/>
+        </w:rPr>
         <w:t xml:space="preserve"> RAA228228、TI TPS53679 </w:t>
       </w:r>
       <w:r>
         <w:rPr>
-          <w:rFonts w:hint="eastAsia"/>
+          <w:rFonts w:hint="eastAsia" w:eastAsia="黑体"/>
         </w:rPr>
         <w:t xml:space="preserve">类。</w:t>
       </w:r>
@@ -2898,7 +3182,7 @@
       </w:pPr>
       <w:r>
         <w:rPr>
-          <w:rFonts w:hint="eastAsia"/>
+          <w:rFonts w:hint="eastAsia" w:eastAsia="黑体"/>
         </w:rPr>
         <w:t xml:space="preserve">注意事项</w:t>
       </w:r>
@@ -2913,16 +3197,19 @@
       </w:pPr>
       <w:r>
         <w:rPr>
-          <w:rFonts w:hint="eastAsia"/>
+          <w:rFonts w:hint="eastAsia" w:eastAsia="黑体"/>
         </w:rPr>
         <w:t xml:space="preserve">大电流下占空比通常很低（如</w:t>
       </w:r>
       <w:r>
+        <w:rPr>
+          <w:rFonts w:eastAsia="黑体"/>
+        </w:rPr>
         <w:t xml:space="preserve"> </w:t>
       </w:r>
       <w:r>
         <w:rPr>
-          <w:rFonts w:hint="eastAsia"/>
+          <w:rFonts w:hint="eastAsia" w:eastAsia="黑体"/>
         </w:rPr>
         <w:t xml:space="preserve">12V→1.2V，D=0.1），需注意最小导通时间限制与采样噪声。</w:t>
       </w:r>
@@ -2937,7 +3224,7 @@
       </w:pPr>
       <w:r>
         <w:rPr>
-          <w:rFonts w:hint="eastAsia"/>
+          <w:rFonts w:hint="eastAsia" w:eastAsia="黑体"/>
         </w:rPr>
         <w:t xml:space="preserve">电感饱和电流须大于峰值电流，磁芯需满足散热与损耗要求。</w:t>
       </w:r>
@@ -2952,7 +3239,7 @@
       </w:pPr>
       <w:r>
         <w:rPr>
-          <w:rFonts w:hint="eastAsia"/>
+          <w:rFonts w:hint="eastAsia" w:eastAsia="黑体"/>
         </w:rPr>
         <w:t xml:space="preserve">低侧同步管承担绝大部分续流导通损耗，选型与并联是效率重点。</w:t>
       </w:r>
@@ -2967,25 +3254,31 @@
       </w:pPr>
       <w:r>
         <w:rPr>
-          <w:rFonts w:hint="eastAsia"/>
+          <w:rFonts w:hint="eastAsia" w:eastAsia="黑体"/>
         </w:rPr>
         <w:t xml:space="preserve">死区时间、驱动能力与开关节点布局对大电流</w:t>
       </w:r>
       <w:r>
+        <w:rPr>
+          <w:rFonts w:eastAsia="黑体"/>
+        </w:rPr>
         <w:t xml:space="preserve"> Buck </w:t>
       </w:r>
       <w:r>
         <w:rPr>
-          <w:rFonts w:hint="eastAsia"/>
+          <w:rFonts w:hint="eastAsia" w:eastAsia="黑体"/>
         </w:rPr>
         <w:t xml:space="preserve">的可靠性与</w:t>
       </w:r>
       <w:r>
+        <w:rPr>
+          <w:rFonts w:eastAsia="黑体"/>
+        </w:rPr>
         <w:t xml:space="preserve"> EMI </w:t>
       </w:r>
       <w:r>
         <w:rPr>
-          <w:rFonts w:hint="eastAsia"/>
+          <w:rFonts w:hint="eastAsia" w:eastAsia="黑体"/>
         </w:rPr>
         <w:t xml:space="preserve">至关重要。</w:t>
       </w:r>
@@ -2998,7 +3291,7 @@
       </w:pPr>
       <w:r>
         <w:rPr>
-          <w:rFonts w:hint="eastAsia"/>
+          <w:rFonts w:hint="eastAsia" w:eastAsia="黑体"/>
         </w:rPr>
         <w:t xml:space="preserve">参考资料</w:t>
       </w:r>
@@ -3012,20 +3305,26 @@
         </w:numPr>
       </w:pPr>
       <w:r>
+        <w:rPr>
+          <w:rFonts w:eastAsia="黑体"/>
+        </w:rPr>
         <w:t xml:space="preserve">TI TPS53679 </w:t>
       </w:r>
       <w:r>
         <w:rPr>
-          <w:rFonts w:hint="eastAsia"/>
+          <w:rFonts w:hint="eastAsia" w:eastAsia="黑体"/>
         </w:rPr>
         <w:t xml:space="preserve">数据手册（多相</w:t>
       </w:r>
       <w:r>
+        <w:rPr>
+          <w:rFonts w:eastAsia="黑体"/>
+        </w:rPr>
         <w:t xml:space="preserve"> </w:t>
       </w:r>
       <w:r>
         <w:rPr>
-          <w:rFonts w:hint="eastAsia"/>
+          <w:rFonts w:hint="eastAsia" w:eastAsia="黑体"/>
         </w:rPr>
         <w:t xml:space="preserve">VRM）。</w:t>
       </w:r>
@@ -3040,16 +3339,19 @@
       </w:pPr>
       <w:r>
         <w:rPr>
-          <w:rFonts w:hint="eastAsia"/>
+          <w:rFonts w:hint="eastAsia" w:eastAsia="黑体"/>
         </w:rPr>
         <w:t xml:space="preserve">《开关电源设计》（Abraham</w:t>
       </w:r>
       <w:r>
+        <w:rPr>
+          <w:rFonts w:eastAsia="黑体"/>
+        </w:rPr>
         <w:t xml:space="preserve"> I. </w:t>
       </w:r>
       <w:r>
         <w:rPr>
-          <w:rFonts w:hint="eastAsia"/>
+          <w:rFonts w:hint="eastAsia" w:eastAsia="黑体"/>
         </w:rPr>
         <w:t xml:space="preserve">Pressman）。</w:t>
       </w:r>
@@ -3063,6 +3365,9 @@
         </w:numPr>
       </w:pPr>
       <w:r>
+        <w:rPr>
+          <w:rFonts w:eastAsia="黑体"/>
+        </w:rPr>
         <w:t xml:space="preserve">Wikipedia: Buck converter。</w:t>
       </w:r>
     </w:p>
@@ -3075,11 +3380,11 @@
       </w:pPr>
       <w:r>
         <w:rPr>
-          <w:rFonts w:ascii="Times New Roman" w:hAnsi="Times New Roman"/>
+          <w:rFonts w:ascii="Times New Roman" w:hAnsi="Times New Roman" w:eastAsia="黑体"/>
           <w:color w:val="555555"/>
           <w:sz w:val="21"/>
         </w:rPr>
-        <w:t>材料收集者：杜文杰</w:t>
+        <w:t>材料收集者：杜文杰，WX手机：19519196569，QQ:3478827729</w:t>
       </w:r>
     </w:p>
     <w:sectPr>
@@ -3099,7 +3404,7 @@
 </file>
 
 <file path=word/footer1.xml><?xml version="1.0" encoding="utf-8"?>
-<w:ftr xmlns:m="http://schemas.openxmlformats.org/officeDocument/2006/math" xmlns:mc="http://schemas.openxmlformats.org/markup-compatibility/2006" xmlns:mo="http://schemas.microsoft.com/office/mac/office/2008/main" xmlns:mv="urn:schemas-microsoft-com:mac:vml" xmlns:o="urn:schemas-microsoft-com:office:office" xmlns:r="http://schemas.openxmlformats.org/officeDocument/2006/relationships" xmlns:v="urn:schemas-microsoft-com:vml" xmlns:w10="urn:schemas-microsoft-com:office:word" xmlns:w14="http://schemas.microsoft.com/office/word/2010/wordml" xmlns:w="http://schemas.openxmlformats.org/wordprocessingml/2006/main" xmlns:wne="http://schemas.microsoft.com/office/word/2006/wordml" xmlns:wp14="http://schemas.microsoft.com/office/word/2010/wordprocessingDrawing" xmlns:wp="http://schemas.openxmlformats.org/drawingml/2006/wordprocessingDrawing" xmlns:wpc="http://schemas.microsoft.com/office/word/2010/wordprocessingCanvas" xmlns:wpg="http://schemas.microsoft.com/office/word/2010/wordprocessingGroup" xmlns:wpi="http://schemas.microsoft.com/office/word/2010/wordprocessingInk" xmlns:wps="http://schemas.microsoft.com/office/word/2010/wordprocessingShape" mc:Ignorable="w14 wp14">
+<w:ftr xmlns:mc="http://schemas.openxmlformats.org/markup-compatibility/2006" xmlns:w="http://schemas.openxmlformats.org/wordprocessingml/2006/main" xmlns:m="http://schemas.openxmlformats.org/officeDocument/2006/math" xmlns:mo="http://schemas.microsoft.com/office/mac/office/2008/main" xmlns:mv="urn:schemas-microsoft-com:mac:vml" xmlns:o="urn:schemas-microsoft-com:office:office" xmlns:r="http://schemas.openxmlformats.org/officeDocument/2006/relationships" xmlns:v="urn:schemas-microsoft-com:vml" xmlns:w10="urn:schemas-microsoft-com:office:word" xmlns:w14="http://schemas.microsoft.com/office/word/2010/wordml" xmlns:wne="http://schemas.microsoft.com/office/word/2006/wordml" xmlns:wp14="http://schemas.microsoft.com/office/word/2010/wordprocessingDrawing" xmlns:wp="http://schemas.openxmlformats.org/drawingml/2006/wordprocessingDrawing" xmlns:wpc="http://schemas.microsoft.com/office/word/2010/wordprocessingCanvas" xmlns:wpg="http://schemas.microsoft.com/office/word/2010/wordprocessingGroup" xmlns:wpi="http://schemas.microsoft.com/office/word/2010/wordprocessingInk" xmlns:wps="http://schemas.microsoft.com/office/word/2010/wordprocessingShape" mc:Ignorable="w14 wp14">
   <w:p>
     <w:pPr>
       <w:pStyle w:val="Footer"/>
@@ -3107,12 +3412,14 @@
     </w:pPr>
     <w:r>
       <w:rPr>
+        <w:rFonts w:eastAsia="黑体"/>
         <w:sz w:val="18"/>
       </w:rPr>
       <w:t xml:space="preserve">第 </w:t>
     </w:r>
     <w:r>
       <w:rPr>
+        <w:rFonts w:eastAsia="黑体"/>
         <w:sz w:val="18"/>
       </w:rPr>
       <w:fldChar w:fldCharType="begin"/>
@@ -3121,6 +3428,7 @@
     </w:r>
     <w:r>
       <w:rPr>
+        <w:rFonts w:eastAsia="黑体"/>
         <w:sz w:val="18"/>
       </w:rPr>
       <w:t xml:space="preserve"> 页</w:t>
@@ -3134,6 +3442,9 @@
   <w:footnote w:type="continuationSeparator" w:id="0">
     <w:p>
       <w:r>
+        <w:rPr>
+          <w:rFonts w:eastAsia="黑体"/>
+        </w:rPr>
         <w:continuationSeparator/>
       </w:r>
     </w:p>
@@ -3141,6 +3452,9 @@
   <w:footnote w:type="separator" w:id="-1">
     <w:p>
       <w:r>
+        <w:rPr>
+          <w:rFonts w:eastAsia="黑体"/>
+        </w:rPr>
         <w:separator/>
       </w:r>
     </w:p>
@@ -3149,7 +3463,7 @@
 </file>
 
 <file path=word/header1.xml><?xml version="1.0" encoding="utf-8"?>
-<w:hdr xmlns:m="http://schemas.openxmlformats.org/officeDocument/2006/math" xmlns:mc="http://schemas.openxmlformats.org/markup-compatibility/2006" xmlns:mo="http://schemas.microsoft.com/office/mac/office/2008/main" xmlns:mv="urn:schemas-microsoft-com:mac:vml" xmlns:o="urn:schemas-microsoft-com:office:office" xmlns:r="http://schemas.openxmlformats.org/officeDocument/2006/relationships" xmlns:v="urn:schemas-microsoft-com:vml" xmlns:w10="urn:schemas-microsoft-com:office:word" xmlns:w14="http://schemas.microsoft.com/office/word/2010/wordml" xmlns:w="http://schemas.openxmlformats.org/wordprocessingml/2006/main" xmlns:wne="http://schemas.microsoft.com/office/word/2006/wordml" xmlns:wp14="http://schemas.microsoft.com/office/word/2010/wordprocessingDrawing" xmlns:wp="http://schemas.openxmlformats.org/drawingml/2006/wordprocessingDrawing" xmlns:wpc="http://schemas.microsoft.com/office/word/2010/wordprocessingCanvas" xmlns:wpg="http://schemas.microsoft.com/office/word/2010/wordprocessingGroup" xmlns:wpi="http://schemas.microsoft.com/office/word/2010/wordprocessingInk" xmlns:wps="http://schemas.microsoft.com/office/word/2010/wordprocessingShape" mc:Ignorable="w14 wp14">
+<w:hdr xmlns:mc="http://schemas.openxmlformats.org/markup-compatibility/2006" xmlns:w="http://schemas.openxmlformats.org/wordprocessingml/2006/main" xmlns:m="http://schemas.openxmlformats.org/officeDocument/2006/math" xmlns:mo="http://schemas.microsoft.com/office/mac/office/2008/main" xmlns:mv="urn:schemas-microsoft-com:mac:vml" xmlns:o="urn:schemas-microsoft-com:office:office" xmlns:r="http://schemas.openxmlformats.org/officeDocument/2006/relationships" xmlns:v="urn:schemas-microsoft-com:vml" xmlns:w10="urn:schemas-microsoft-com:office:word" xmlns:w14="http://schemas.microsoft.com/office/word/2010/wordml" xmlns:wne="http://schemas.microsoft.com/office/word/2006/wordml" xmlns:wp14="http://schemas.microsoft.com/office/word/2010/wordprocessingDrawing" xmlns:wp="http://schemas.openxmlformats.org/drawingml/2006/wordprocessingDrawing" xmlns:wpc="http://schemas.microsoft.com/office/word/2010/wordprocessingCanvas" xmlns:wpg="http://schemas.microsoft.com/office/word/2010/wordprocessingGroup" xmlns:wpi="http://schemas.microsoft.com/office/word/2010/wordprocessingInk" xmlns:wps="http://schemas.microsoft.com/office/word/2010/wordprocessingShape" mc:Ignorable="w14 wp14">
   <w:p>
     <w:pPr>
       <w:pStyle w:val="Header"/>
@@ -3157,7 +3471,7 @@
     </w:pPr>
     <w:r>
       <w:rPr>
-        <w:rFonts w:ascii="Times New Roman" w:hAnsi="Times New Roman"/>
+        <w:rFonts w:ascii="Times New Roman" w:hAnsi="Times New Roman" w:eastAsia="黑体"/>
         <w:sz w:val="18"/>
         <w:rFonts w:eastAsia="黑体"/>
         <w:rFonts w:eastAsia="黑体"/>
@@ -3169,7 +3483,7 @@
 </file>
 
 <file path=word/numbering.xml><?xml version="1.0" encoding="utf-8"?>
-<w:numbering xmlns:m="http://schemas.openxmlformats.org/officeDocument/2006/math" xmlns:mc="http://schemas.openxmlformats.org/markup-compatibility/2006" xmlns:mo="http://schemas.microsoft.com/office/mac/office/2008/main" xmlns:mv="urn:schemas-microsoft-com:mac:vml" xmlns:o="urn:schemas-microsoft-com:office:office" xmlns:r="http://schemas.openxmlformats.org/officeDocument/2006/relationships" xmlns:v="urn:schemas-microsoft-com:vml" xmlns:w="http://schemas.openxmlformats.org/wordprocessingml/2006/main" xmlns:w10="urn:schemas-microsoft-com:office:word" xmlns:w14="http://schemas.microsoft.com/office/word/2010/wordml" xmlns:wne="http://schemas.microsoft.com/office/word/2006/wordml" xmlns:wp="http://schemas.openxmlformats.org/drawingml/2006/wordprocessingDrawing" xmlns:wp14="http://schemas.microsoft.com/office/word/2010/wordprocessingDrawing" xmlns:wpc="http://schemas.microsoft.com/office/word/2010/wordprocessingCanvas" xmlns:wpg="http://schemas.microsoft.com/office/word/2010/wordprocessingGroup" xmlns:wpi="http://schemas.microsoft.com/office/word/2010/wordprocessingInk" xmlns:wps="http://schemas.microsoft.com/office/word/2010/wordprocessingShape" mc:Ignorable="w14 wp14">
+<w:numbering xmlns:mc="http://schemas.openxmlformats.org/markup-compatibility/2006" xmlns:w="http://schemas.openxmlformats.org/wordprocessingml/2006/main" xmlns:m="http://schemas.openxmlformats.org/officeDocument/2006/math" xmlns:mo="http://schemas.microsoft.com/office/mac/office/2008/main" xmlns:mv="urn:schemas-microsoft-com:mac:vml" xmlns:o="urn:schemas-microsoft-com:office:office" xmlns:r="http://schemas.openxmlformats.org/officeDocument/2006/relationships" xmlns:v="urn:schemas-microsoft-com:vml" xmlns:w10="urn:schemas-microsoft-com:office:word" xmlns:w14="http://schemas.microsoft.com/office/word/2010/wordml" xmlns:wne="http://schemas.microsoft.com/office/word/2006/wordml" xmlns:wp="http://schemas.openxmlformats.org/drawingml/2006/wordprocessingDrawing" xmlns:wp14="http://schemas.microsoft.com/office/word/2010/wordprocessingDrawing" xmlns:wpc="http://schemas.microsoft.com/office/word/2010/wordprocessingCanvas" xmlns:wpg="http://schemas.microsoft.com/office/word/2010/wordprocessingGroup" xmlns:wpi="http://schemas.microsoft.com/office/word/2010/wordprocessingInk" xmlns:wps="http://schemas.microsoft.com/office/word/2010/wordprocessingShape" mc:Ignorable="w14 wp14">
   <w:abstractNum w:abstractNumId="0">
     <w:nsid w:val="FFFFFF7C"/>
     <w:multiLevelType w:val="singleLevel"/>
@@ -3256,7 +3570,7 @@
         <w:ind w:hanging="360" w:left="1440"/>
       </w:pPr>
       <w:rPr>
-        <w:rFonts w:ascii="Symbol" w:hAnsi="Symbol" w:hint="default"/>
+        <w:rFonts w:ascii="Symbol" w:hAnsi="Symbol" w:hint="default" w:eastAsia="黑体"/>
       </w:rPr>
     </w:lvl>
   </w:abstractNum>
@@ -3277,7 +3591,7 @@
         <w:ind w:hanging="360" w:left="1080"/>
       </w:pPr>
       <w:rPr>
-        <w:rFonts w:ascii="Symbol" w:hAnsi="Symbol" w:hint="default"/>
+        <w:rFonts w:ascii="Symbol" w:hAnsi="Symbol" w:hint="default" w:eastAsia="黑体"/>
       </w:rPr>
     </w:lvl>
   </w:abstractNum>
@@ -3298,7 +3612,7 @@
         <w:ind w:hanging="360" w:left="720"/>
       </w:pPr>
       <w:rPr>
-        <w:rFonts w:ascii="Symbol" w:hAnsi="Symbol" w:hint="default"/>
+        <w:rFonts w:ascii="Symbol" w:hAnsi="Symbol" w:hint="default" w:eastAsia="黑体"/>
       </w:rPr>
     </w:lvl>
   </w:abstractNum>
@@ -3337,7 +3651,7 @@
         <w:ind w:hanging="360" w:left="360"/>
       </w:pPr>
       <w:rPr>
-        <w:rFonts w:ascii="Symbol" w:hAnsi="Symbol" w:hint="default"/>
+        <w:rFonts w:ascii="Symbol" w:hAnsi="Symbol" w:hint="default" w:eastAsia="黑体"/>
       </w:rPr>
     </w:lvl>
   </w:abstractNum>
@@ -3428,7 +3742,7 @@
         <w:ind w:left="720" w:hanging="360"/>
       </w:pPr>
       <w:rPr>
-        <w:rFonts w:ascii="Symbol" w:hAnsi="Symbol" w:cs="Symbol" w:hint="default"/>
+        <w:rFonts w:ascii="Symbol" w:hAnsi="Symbol" w:cs="Symbol" w:hint="default" w:eastAsia="黑体"/>
       </w:rPr>
     </w:lvl>
     <w:lvl w:ilvl="1">
@@ -3439,7 +3753,7 @@
         <w:ind w:left="1440" w:hanging="360"/>
       </w:pPr>
       <w:rPr>
-        <w:rFonts w:ascii="Courier New" w:hAnsi="Courier New" w:cs="Courier New" w:hint="default"/>
+        <w:rFonts w:ascii="Courier New" w:hAnsi="Courier New" w:cs="Courier New" w:hint="default" w:eastAsia="黑体"/>
       </w:rPr>
     </w:lvl>
     <w:lvl w:ilvl="2">
@@ -3450,7 +3764,7 @@
         <w:ind w:left="2160" w:hanging="360"/>
       </w:pPr>
       <w:rPr>
-        <w:rFonts w:ascii="Wingdings" w:hAnsi="Wingdings" w:cs="Wingdings" w:hint="default"/>
+        <w:rFonts w:ascii="Wingdings" w:hAnsi="Wingdings" w:cs="Wingdings" w:hint="default" w:eastAsia="黑体"/>
       </w:rPr>
     </w:lvl>
     <w:lvl w:ilvl="3">
@@ -3461,7 +3775,7 @@
         <w:ind w:left="2880" w:hanging="360"/>
       </w:pPr>
       <w:rPr>
-        <w:rFonts w:ascii="Symbol" w:hAnsi="Symbol" w:cs="Symbol" w:hint="default"/>
+        <w:rFonts w:ascii="Symbol" w:hAnsi="Symbol" w:cs="Symbol" w:hint="default" w:eastAsia="黑体"/>
       </w:rPr>
     </w:lvl>
     <w:lvl w:ilvl="4">
@@ -3472,7 +3786,7 @@
         <w:ind w:left="3600" w:hanging="360"/>
       </w:pPr>
       <w:rPr>
-        <w:rFonts w:ascii="Courier New" w:hAnsi="Courier New" w:cs="Courier New" w:hint="default"/>
+        <w:rFonts w:ascii="Courier New" w:hAnsi="Courier New" w:cs="Courier New" w:hint="default" w:eastAsia="黑体"/>
       </w:rPr>
     </w:lvl>
     <w:lvl w:ilvl="5">
@@ -3483,7 +3797,7 @@
         <w:ind w:left="4320" w:hanging="360"/>
       </w:pPr>
       <w:rPr>
-        <w:rFonts w:ascii="Wingdings" w:hAnsi="Wingdings" w:cs="Wingdings" w:hint="default"/>
+        <w:rFonts w:ascii="Wingdings" w:hAnsi="Wingdings" w:cs="Wingdings" w:hint="default" w:eastAsia="黑体"/>
       </w:rPr>
     </w:lvl>
     <w:lvl w:ilvl="6">
@@ -3494,7 +3808,7 @@
         <w:ind w:left="5040" w:hanging="360"/>
       </w:pPr>
       <w:rPr>
-        <w:rFonts w:ascii="Symbol" w:hAnsi="Symbol" w:cs="Symbol" w:hint="default"/>
+        <w:rFonts w:ascii="Symbol" w:hAnsi="Symbol" w:cs="Symbol" w:hint="default" w:eastAsia="黑体"/>
       </w:rPr>
     </w:lvl>
     <w:lvl w:ilvl="7">
@@ -3505,7 +3819,7 @@
         <w:ind w:left="5760" w:hanging="360"/>
       </w:pPr>
       <w:rPr>
-        <w:rFonts w:ascii="Courier New" w:hAnsi="Courier New" w:cs="Courier New" w:hint="default"/>
+        <w:rFonts w:ascii="Courier New" w:hAnsi="Courier New" w:cs="Courier New" w:hint="default" w:eastAsia="黑体"/>
       </w:rPr>
     </w:lvl>
     <w:lvl w:ilvl="8">
@@ -3516,7 +3830,7 @@
         <w:ind w:left="6480" w:hanging="360"/>
       </w:pPr>
       <w:rPr>
-        <w:rFonts w:ascii="Wingdings" w:hAnsi="Wingdings" w:cs="Wingdings" w:hint="default"/>
+        <w:rFonts w:ascii="Wingdings" w:hAnsi="Wingdings" w:cs="Wingdings" w:hint="default" w:eastAsia="黑体"/>
       </w:rPr>
     </w:lvl>
   </w:abstractNum>
@@ -3572,11 +3886,11 @@
 </file>
 
 <file path=word/styles.xml><?xml version="1.0" encoding="utf-8"?>
-<w:styles xmlns:mc="http://schemas.openxmlformats.org/markup-compatibility/2006" xmlns:r="http://schemas.openxmlformats.org/officeDocument/2006/relationships" xmlns:w="http://schemas.openxmlformats.org/wordprocessingml/2006/main" xmlns:w14="http://schemas.microsoft.com/office/word/2010/wordml" mc:Ignorable="w14">
+<w:styles xmlns:mc="http://schemas.openxmlformats.org/markup-compatibility/2006" xmlns:w="http://schemas.openxmlformats.org/wordprocessingml/2006/main" xmlns:r="http://schemas.openxmlformats.org/officeDocument/2006/relationships" xmlns:w14="http://schemas.microsoft.com/office/word/2010/wordml" mc:Ignorable="w14">
   <w:docDefaults>
     <w:rPrDefault>
       <w:rPr>
-        <w:rFonts w:asciiTheme="minorHAnsi" w:cstheme="minorBidi" w:eastAsiaTheme="minorEastAsia" w:hAnsiTheme="minorHAnsi"/>
+        <w:rFonts w:asciiTheme="minorHAnsi" w:cstheme="minorBidi" w:hAnsiTheme="minorHAnsi" w:eastAsia="黑体"/>
         <w:sz w:val="22"/>
         <w:szCs w:val="22"/>
         <w:lang w:bidi="ar-SA" w:eastAsia="en-US" w:val="en-US"/>
@@ -3798,7 +4112,7 @@
       <w:outlineLvl w:val="0"/>
     </w:pPr>
     <w:rPr>
-      <w:rFonts w:ascii="Times New Roman" w:asciiTheme="majorHAnsi" w:cstheme="majorBidi" w:eastAsia="黑体" w:eastAsiaTheme="majorEastAsia" w:hAnsi="Times New Roman" w:hAnsiTheme="majorHAnsi"/>
+      <w:rFonts w:ascii="Times New Roman" w:asciiTheme="majorHAnsi" w:cstheme="majorBidi" w:eastAsia="黑体" w:hAnsi="Times New Roman" w:hAnsiTheme="majorHAnsi"/>
       <w:b/>
       <w:bCs/>
       <w:color w:val="1F3864"/>
@@ -3822,7 +4136,7 @@
       <w:outlineLvl w:val="1"/>
     </w:pPr>
     <w:rPr>
-      <w:rFonts w:ascii="Times New Roman" w:asciiTheme="majorHAnsi" w:cstheme="majorBidi" w:eastAsia="黑体" w:eastAsiaTheme="majorEastAsia" w:hAnsi="Times New Roman" w:hAnsiTheme="majorHAnsi"/>
+      <w:rFonts w:ascii="Times New Roman" w:asciiTheme="majorHAnsi" w:cstheme="majorBidi" w:eastAsia="黑体" w:hAnsi="Times New Roman" w:hAnsiTheme="majorHAnsi"/>
       <w:b/>
       <w:bCs/>
       <w:color w:val="2E4E7E"/>
@@ -3846,7 +4160,7 @@
       <w:outlineLvl w:val="2"/>
     </w:pPr>
     <w:rPr>
-      <w:rFonts w:ascii="Times New Roman" w:asciiTheme="majorHAnsi" w:cstheme="majorBidi" w:eastAsia="黑体" w:eastAsiaTheme="majorEastAsia" w:hAnsi="Times New Roman" w:hAnsiTheme="majorHAnsi"/>
+      <w:rFonts w:ascii="Times New Roman" w:asciiTheme="majorHAnsi" w:cstheme="majorBidi" w:eastAsia="黑体" w:hAnsi="Times New Roman" w:hAnsiTheme="majorHAnsi"/>
       <w:b/>
       <w:bCs/>
       <w:color w:val="2E4E7E"/>
@@ -3870,7 +4184,7 @@
       <w:outlineLvl w:val="3"/>
     </w:pPr>
     <w:rPr>
-      <w:rFonts w:ascii="Times New Roman" w:asciiTheme="majorHAnsi" w:cstheme="majorBidi" w:eastAsia="黑体" w:eastAsiaTheme="majorEastAsia" w:hAnsi="Times New Roman" w:hAnsiTheme="majorHAnsi"/>
+      <w:rFonts w:ascii="Times New Roman" w:asciiTheme="majorHAnsi" w:cstheme="majorBidi" w:eastAsia="黑体" w:hAnsi="Times New Roman" w:hAnsiTheme="majorHAnsi"/>
       <w:b/>
       <w:bCs/>
       <w:i/>
@@ -3896,7 +4210,7 @@
       <w:outlineLvl w:val="4"/>
     </w:pPr>
     <w:rPr>
-      <w:rFonts w:ascii="Times New Roman" w:asciiTheme="majorHAnsi" w:cstheme="majorBidi" w:eastAsia="黑体" w:eastAsiaTheme="majorEastAsia" w:hAnsi="Times New Roman" w:hAnsiTheme="majorHAnsi"/>
+      <w:rFonts w:ascii="Times New Roman" w:asciiTheme="majorHAnsi" w:cstheme="majorBidi" w:eastAsia="黑体" w:hAnsi="Times New Roman" w:hAnsiTheme="majorHAnsi"/>
       <w:b/>
       <w:color w:val="333333"/>
       <w:sz w:val="22"/>
@@ -3919,7 +4233,7 @@
       <w:outlineLvl w:val="5"/>
     </w:pPr>
     <w:rPr>
-      <w:rFonts w:asciiTheme="majorHAnsi" w:cstheme="majorBidi" w:eastAsiaTheme="majorEastAsia" w:hAnsiTheme="majorHAnsi"/>
+      <w:rFonts w:asciiTheme="majorHAnsi" w:cstheme="majorBidi" w:hAnsiTheme="majorHAnsi" w:eastAsia="黑体"/>
       <w:i/>
       <w:iCs/>
       <w:color w:themeColor="accent1" w:themeShade="7F" w:val="243F60"/>
@@ -3942,7 +4256,7 @@
       <w:outlineLvl w:val="6"/>
     </w:pPr>
     <w:rPr>
-      <w:rFonts w:asciiTheme="majorHAnsi" w:cstheme="majorBidi" w:eastAsiaTheme="majorEastAsia" w:hAnsiTheme="majorHAnsi"/>
+      <w:rFonts w:asciiTheme="majorHAnsi" w:cstheme="majorBidi" w:hAnsiTheme="majorHAnsi" w:eastAsia="黑体"/>
       <w:i/>
       <w:iCs/>
       <w:color w:themeColor="text1" w:themeTint="BF" w:val="404040"/>
@@ -3965,7 +4279,7 @@
       <w:outlineLvl w:val="7"/>
     </w:pPr>
     <w:rPr>
-      <w:rFonts w:asciiTheme="majorHAnsi" w:cstheme="majorBidi" w:eastAsiaTheme="majorEastAsia" w:hAnsiTheme="majorHAnsi"/>
+      <w:rFonts w:asciiTheme="majorHAnsi" w:cstheme="majorBidi" w:hAnsiTheme="majorHAnsi" w:eastAsia="黑体"/>
       <w:color w:themeColor="accent1" w:val="4F81BD"/>
       <w:sz w:val="20"/>
       <w:szCs w:val="20"/>
@@ -3988,7 +4302,7 @@
       <w:outlineLvl w:val="8"/>
     </w:pPr>
     <w:rPr>
-      <w:rFonts w:asciiTheme="majorHAnsi" w:cstheme="majorBidi" w:eastAsiaTheme="majorEastAsia" w:hAnsiTheme="majorHAnsi"/>
+      <w:rFonts w:asciiTheme="majorHAnsi" w:cstheme="majorBidi" w:hAnsiTheme="majorHAnsi" w:eastAsia="黑体"/>
       <w:i/>
       <w:iCs/>
       <w:color w:themeColor="text1" w:themeTint="BF" w:val="404040"/>
@@ -4039,7 +4353,7 @@
     <w:uiPriority w:val="9"/>
     <w:rsid w:val="00FC693F"/>
     <w:rPr>
-      <w:rFonts w:asciiTheme="majorHAnsi" w:cstheme="majorBidi" w:eastAsiaTheme="majorEastAsia" w:hAnsiTheme="majorHAnsi"/>
+      <w:rFonts w:asciiTheme="majorHAnsi" w:cstheme="majorBidi" w:hAnsiTheme="majorHAnsi" w:eastAsia="黑体"/>
       <w:b/>
       <w:bCs/>
       <w:color w:themeColor="accent1" w:themeShade="BF" w:val="365F91"/>
@@ -4054,7 +4368,7 @@
     <w:uiPriority w:val="9"/>
     <w:rsid w:val="00FC693F"/>
     <w:rPr>
-      <w:rFonts w:asciiTheme="majorHAnsi" w:cstheme="majorBidi" w:eastAsiaTheme="majorEastAsia" w:hAnsiTheme="majorHAnsi"/>
+      <w:rFonts w:asciiTheme="majorHAnsi" w:cstheme="majorBidi" w:hAnsiTheme="majorHAnsi" w:eastAsia="黑体"/>
       <w:b/>
       <w:bCs/>
       <w:color w:themeColor="accent1" w:val="4F81BD"/>
@@ -4069,7 +4383,7 @@
     <w:uiPriority w:val="9"/>
     <w:rsid w:val="00FC693F"/>
     <w:rPr>
-      <w:rFonts w:asciiTheme="majorHAnsi" w:cstheme="majorBidi" w:eastAsiaTheme="majorEastAsia" w:hAnsiTheme="majorHAnsi"/>
+      <w:rFonts w:asciiTheme="majorHAnsi" w:cstheme="majorBidi" w:hAnsiTheme="majorHAnsi" w:eastAsia="黑体"/>
       <w:b/>
       <w:bCs/>
       <w:color w:themeColor="accent1" w:val="4F81BD"/>
@@ -4092,7 +4406,7 @@
       <w:contextualSpacing/>
     </w:pPr>
     <w:rPr>
-      <w:rFonts w:ascii="Times New Roman" w:asciiTheme="majorHAnsi" w:cstheme="majorBidi" w:eastAsia="黑体" w:eastAsiaTheme="majorEastAsia" w:hAnsi="Times New Roman" w:hAnsiTheme="majorHAnsi"/>
+      <w:rFonts w:ascii="Times New Roman" w:asciiTheme="majorHAnsi" w:cstheme="majorBidi" w:eastAsia="黑体" w:hAnsi="Times New Roman" w:hAnsiTheme="majorHAnsi"/>
       <w:b/>
       <w:color w:val="1F3864"/>
       <w:spacing w:val="5"/>
@@ -4108,7 +4422,7 @@
     <w:uiPriority w:val="10"/>
     <w:rsid w:val="00FC693F"/>
     <w:rPr>
-      <w:rFonts w:asciiTheme="majorHAnsi" w:cstheme="majorBidi" w:eastAsiaTheme="majorEastAsia" w:hAnsiTheme="majorHAnsi"/>
+      <w:rFonts w:asciiTheme="majorHAnsi" w:cstheme="majorBidi" w:hAnsiTheme="majorHAnsi" w:eastAsia="黑体"/>
       <w:color w:themeColor="text2" w:themeShade="BF" w:val="17365D"/>
       <w:spacing w:val="5"/>
       <w:kern w:val="28"/>
@@ -4130,7 +4444,7 @@
       </w:numPr>
     </w:pPr>
     <w:rPr>
-      <w:rFonts w:asciiTheme="majorHAnsi" w:cstheme="majorBidi" w:eastAsiaTheme="majorEastAsia" w:hAnsiTheme="majorHAnsi"/>
+      <w:rFonts w:asciiTheme="majorHAnsi" w:cstheme="majorBidi" w:hAnsiTheme="majorHAnsi" w:eastAsia="黑体"/>
       <w:i/>
       <w:iCs/>
       <w:color w:themeColor="accent1" w:val="4F81BD"/>
@@ -4146,7 +4460,7 @@
     <w:uiPriority w:val="11"/>
     <w:rsid w:val="00FC693F"/>
     <w:rPr>
-      <w:rFonts w:asciiTheme="majorHAnsi" w:cstheme="majorBidi" w:eastAsiaTheme="majorEastAsia" w:hAnsiTheme="majorHAnsi"/>
+      <w:rFonts w:asciiTheme="majorHAnsi" w:cstheme="majorBidi" w:hAnsiTheme="majorHAnsi" w:eastAsia="黑体"/>
       <w:i/>
       <w:iCs/>
       <w:color w:themeColor="accent1" w:val="4F81BD"/>
@@ -4213,6 +4527,7 @@
       <w:spacing w:after="120"/>
     </w:pPr>
     <w:rPr>
+      <w:rFonts w:eastAsia="黑体"/>
       <w:sz w:val="16"/>
       <w:szCs w:val="16"/>
     </w:rPr>
@@ -4224,6 +4539,7 @@
     <w:uiPriority w:val="99"/>
     <w:rsid w:val="00AA1D8D"/>
     <w:rPr>
+      <w:rFonts w:eastAsia="黑体"/>
       <w:sz w:val="16"/>
       <w:szCs w:val="16"/>
     </w:rPr>
@@ -4393,7 +4709,7 @@
       </w:tabs>
     </w:pPr>
     <w:rPr>
-      <w:rFonts w:ascii="Courier" w:hAnsi="Courier"/>
+      <w:rFonts w:ascii="Courier" w:hAnsi="Courier" w:eastAsia="黑体"/>
       <w:sz w:val="20"/>
       <w:szCs w:val="20"/>
     </w:rPr>
@@ -4405,7 +4721,7 @@
     <w:uiPriority w:val="99"/>
     <w:rsid w:val="0029639D"/>
     <w:rPr>
-      <w:rFonts w:ascii="Courier" w:hAnsi="Courier"/>
+      <w:rFonts w:ascii="Courier" w:hAnsi="Courier" w:eastAsia="黑体"/>
       <w:sz w:val="20"/>
       <w:szCs w:val="20"/>
     </w:rPr>
@@ -4441,6 +4757,7 @@
     <w:uiPriority w:val="29"/>
     <w:rsid w:val="00FC693F"/>
     <w:rPr>
+      <w:rFonts w:eastAsia="黑体"/>
       <w:i/>
       <w:iCs/>
       <w:color w:themeColor="text1" w:val="000000"/>
@@ -4454,7 +4771,7 @@
     <w:semiHidden/>
     <w:rsid w:val="00FC693F"/>
     <w:rPr>
-      <w:rFonts w:asciiTheme="majorHAnsi" w:cstheme="majorBidi" w:eastAsiaTheme="majorEastAsia" w:hAnsiTheme="majorHAnsi"/>
+      <w:rFonts w:asciiTheme="majorHAnsi" w:cstheme="majorBidi" w:hAnsiTheme="majorHAnsi" w:eastAsia="黑体"/>
       <w:b/>
       <w:bCs/>
       <w:i/>
@@ -4470,7 +4787,7 @@
     <w:semiHidden/>
     <w:rsid w:val="00FC693F"/>
     <w:rPr>
-      <w:rFonts w:asciiTheme="majorHAnsi" w:cstheme="majorBidi" w:eastAsiaTheme="majorEastAsia" w:hAnsiTheme="majorHAnsi"/>
+      <w:rFonts w:asciiTheme="majorHAnsi" w:cstheme="majorBidi" w:hAnsiTheme="majorHAnsi" w:eastAsia="黑体"/>
       <w:color w:themeColor="accent1" w:themeShade="7F" w:val="243F60"/>
     </w:rPr>
   </w:style>
@@ -4482,7 +4799,7 @@
     <w:semiHidden/>
     <w:rsid w:val="00FC693F"/>
     <w:rPr>
-      <w:rFonts w:asciiTheme="majorHAnsi" w:cstheme="majorBidi" w:eastAsiaTheme="majorEastAsia" w:hAnsiTheme="majorHAnsi"/>
+      <w:rFonts w:asciiTheme="majorHAnsi" w:cstheme="majorBidi" w:hAnsiTheme="majorHAnsi" w:eastAsia="黑体"/>
       <w:i/>
       <w:iCs/>
       <w:color w:themeColor="accent1" w:themeShade="7F" w:val="243F60"/>
@@ -4496,7 +4813,7 @@
     <w:semiHidden/>
     <w:rsid w:val="00FC693F"/>
     <w:rPr>
-      <w:rFonts w:asciiTheme="majorHAnsi" w:cstheme="majorBidi" w:eastAsiaTheme="majorEastAsia" w:hAnsiTheme="majorHAnsi"/>
+      <w:rFonts w:asciiTheme="majorHAnsi" w:cstheme="majorBidi" w:hAnsiTheme="majorHAnsi" w:eastAsia="黑体"/>
       <w:i/>
       <w:iCs/>
       <w:color w:themeColor="text1" w:themeTint="BF" w:val="404040"/>
@@ -4510,7 +4827,7 @@
     <w:semiHidden/>
     <w:rsid w:val="00FC693F"/>
     <w:rPr>
-      <w:rFonts w:asciiTheme="majorHAnsi" w:cstheme="majorBidi" w:eastAsiaTheme="majorEastAsia" w:hAnsiTheme="majorHAnsi"/>
+      <w:rFonts w:asciiTheme="majorHAnsi" w:cstheme="majorBidi" w:hAnsiTheme="majorHAnsi" w:eastAsia="黑体"/>
       <w:color w:themeColor="accent1" w:val="4F81BD"/>
       <w:sz w:val="20"/>
       <w:szCs w:val="20"/>
@@ -4524,7 +4841,7 @@
     <w:semiHidden/>
     <w:rsid w:val="00FC693F"/>
     <w:rPr>
-      <w:rFonts w:asciiTheme="majorHAnsi" w:cstheme="majorBidi" w:eastAsiaTheme="majorEastAsia" w:hAnsiTheme="majorHAnsi"/>
+      <w:rFonts w:asciiTheme="majorHAnsi" w:cstheme="majorBidi" w:hAnsiTheme="majorHAnsi" w:eastAsia="黑体"/>
       <w:i/>
       <w:iCs/>
       <w:color w:themeColor="text1" w:themeTint="BF" w:val="404040"/>
@@ -4545,6 +4862,7 @@
       <w:spacing w:line="240" w:lineRule="auto"/>
     </w:pPr>
     <w:rPr>
+      <w:rFonts w:eastAsia="黑体"/>
       <w:b/>
       <w:bCs/>
       <w:color w:themeColor="accent1" w:val="4F81BD"/>
@@ -4559,6 +4877,7 @@
     <w:qFormat/>
     <w:rsid w:val="00FC693F"/>
     <w:rPr>
+      <w:rFonts w:eastAsia="黑体"/>
       <w:b/>
       <w:bCs/>
     </w:rPr>
@@ -4570,6 +4889,7 @@
     <w:qFormat/>
     <w:rsid w:val="00FC693F"/>
     <w:rPr>
+      <w:rFonts w:eastAsia="黑体"/>
       <w:i/>
       <w:iCs/>
     </w:rPr>
@@ -4590,6 +4910,7 @@
       <w:ind w:left="936" w:right="936"/>
     </w:pPr>
     <w:rPr>
+      <w:rFonts w:eastAsia="黑体"/>
       <w:b/>
       <w:bCs/>
       <w:i/>
@@ -4604,6 +4925,7 @@
     <w:uiPriority w:val="30"/>
     <w:rsid w:val="00FC693F"/>
     <w:rPr>
+      <w:rFonts w:eastAsia="黑体"/>
       <w:b/>
       <w:bCs/>
       <w:i/>
@@ -4618,6 +4940,7 @@
     <w:qFormat/>
     <w:rsid w:val="00FC693F"/>
     <w:rPr>
+      <w:rFonts w:eastAsia="黑体"/>
       <w:i/>
       <w:iCs/>
       <w:color w:themeColor="text1" w:themeTint="7F" w:val="808080"/>
@@ -4630,6 +4953,7 @@
     <w:qFormat/>
     <w:rsid w:val="00FC693F"/>
     <w:rPr>
+      <w:rFonts w:eastAsia="黑体"/>
       <w:b/>
       <w:bCs/>
       <w:i/>
@@ -4644,6 +4968,7 @@
     <w:qFormat/>
     <w:rsid w:val="00FC693F"/>
     <w:rPr>
+      <w:rFonts w:eastAsia="黑体"/>
       <w:smallCaps/>
       <w:color w:themeColor="accent2" w:val="C0504D"/>
       <w:u w:val="single"/>
@@ -4656,6 +4981,7 @@
     <w:qFormat/>
     <w:rsid w:val="00FC693F"/>
     <w:rPr>
+      <w:rFonts w:eastAsia="黑体"/>
       <w:b/>
       <w:bCs/>
       <w:smallCaps/>
@@ -4671,6 +4997,7 @@
     <w:qFormat/>
     <w:rsid w:val="00FC693F"/>
     <w:rPr>
+      <w:rFonts w:eastAsia="黑体"/>
       <w:b/>
       <w:bCs/>
       <w:smallCaps/>
@@ -4725,6 +5052,7 @@
       <w:spacing w:after="0" w:line="240" w:lineRule="auto"/>
     </w:pPr>
     <w:rPr>
+      <w:rFonts w:eastAsia="黑体"/>
       <w:color w:themeColor="text1" w:themeShade="BF" w:val="000000"/>
     </w:rPr>
     <w:tblPr>
@@ -4747,6 +5075,7 @@
         <w:spacing w:after="0" w:before="0" w:line="240" w:lineRule="auto"/>
       </w:pPr>
       <w:rPr>
+        <w:rFonts w:eastAsia="黑体"/>
         <w:b/>
         <w:bCs/>
       </w:rPr>
@@ -4767,6 +5096,7 @@
         <w:spacing w:after="0" w:before="0" w:line="240" w:lineRule="auto"/>
       </w:pPr>
       <w:rPr>
+        <w:rFonts w:eastAsia="黑体"/>
         <w:b/>
         <w:bCs/>
       </w:rPr>
@@ -4784,12 +5114,14 @@
     </w:tblStylePr>
     <w:tblStylePr w:type="firstCol">
       <w:rPr>
+        <w:rFonts w:eastAsia="黑体"/>
         <w:b/>
         <w:bCs/>
       </w:rPr>
     </w:tblStylePr>
     <w:tblStylePr w:type="lastCol">
       <w:rPr>
+        <w:rFonts w:eastAsia="黑体"/>
         <w:b/>
         <w:bCs/>
       </w:rPr>
@@ -4828,6 +5160,7 @@
       <w:spacing w:after="0" w:line="240" w:lineRule="auto"/>
     </w:pPr>
     <w:rPr>
+      <w:rFonts w:eastAsia="黑体"/>
       <w:color w:themeColor="accent1" w:themeShade="BF" w:val="365F91"/>
     </w:rPr>
     <w:tblPr>
@@ -4850,6 +5183,7 @@
         <w:spacing w:after="0" w:before="0" w:line="240" w:lineRule="auto"/>
       </w:pPr>
       <w:rPr>
+        <w:rFonts w:eastAsia="黑体"/>
         <w:b/>
         <w:bCs/>
       </w:rPr>
@@ -4870,6 +5204,7 @@
         <w:spacing w:after="0" w:before="0" w:line="240" w:lineRule="auto"/>
       </w:pPr>
       <w:rPr>
+        <w:rFonts w:eastAsia="黑体"/>
         <w:b/>
         <w:bCs/>
       </w:rPr>
@@ -4887,12 +5222,14 @@
     </w:tblStylePr>
     <w:tblStylePr w:type="firstCol">
       <w:rPr>
+        <w:rFonts w:eastAsia="黑体"/>
         <w:b/>
         <w:bCs/>
       </w:rPr>
     </w:tblStylePr>
     <w:tblStylePr w:type="lastCol">
       <w:rPr>
+        <w:rFonts w:eastAsia="黑体"/>
         <w:b/>
         <w:bCs/>
       </w:rPr>
@@ -4931,6 +5268,7 @@
       <w:spacing w:after="0" w:line="240" w:lineRule="auto"/>
     </w:pPr>
     <w:rPr>
+      <w:rFonts w:eastAsia="黑体"/>
       <w:color w:themeColor="accent2" w:themeShade="BF" w:val="943634"/>
     </w:rPr>
     <w:tblPr>
@@ -4953,6 +5291,7 @@
         <w:spacing w:after="0" w:before="0" w:line="240" w:lineRule="auto"/>
       </w:pPr>
       <w:rPr>
+        <w:rFonts w:eastAsia="黑体"/>
         <w:b/>
         <w:bCs/>
       </w:rPr>
@@ -4973,6 +5312,7 @@
         <w:spacing w:after="0" w:before="0" w:line="240" w:lineRule="auto"/>
       </w:pPr>
       <w:rPr>
+        <w:rFonts w:eastAsia="黑体"/>
         <w:b/>
         <w:bCs/>
       </w:rPr>
@@ -4990,12 +5330,14 @@
     </w:tblStylePr>
     <w:tblStylePr w:type="firstCol">
       <w:rPr>
+        <w:rFonts w:eastAsia="黑体"/>
         <w:b/>
         <w:bCs/>
       </w:rPr>
     </w:tblStylePr>
     <w:tblStylePr w:type="lastCol">
       <w:rPr>
+        <w:rFonts w:eastAsia="黑体"/>
         <w:b/>
         <w:bCs/>
       </w:rPr>
@@ -5034,6 +5376,7 @@
       <w:spacing w:after="0" w:line="240" w:lineRule="auto"/>
     </w:pPr>
     <w:rPr>
+      <w:rFonts w:eastAsia="黑体"/>
       <w:color w:themeColor="accent3" w:themeShade="BF" w:val="76923C"/>
     </w:rPr>
     <w:tblPr>
@@ -5056,6 +5399,7 @@
         <w:spacing w:after="0" w:before="0" w:line="240" w:lineRule="auto"/>
       </w:pPr>
       <w:rPr>
+        <w:rFonts w:eastAsia="黑体"/>
         <w:b/>
         <w:bCs/>
       </w:rPr>
@@ -5076,6 +5420,7 @@
         <w:spacing w:after="0" w:before="0" w:line="240" w:lineRule="auto"/>
       </w:pPr>
       <w:rPr>
+        <w:rFonts w:eastAsia="黑体"/>
         <w:b/>
         <w:bCs/>
       </w:rPr>
@@ -5093,12 +5438,14 @@
     </w:tblStylePr>
     <w:tblStylePr w:type="firstCol">
       <w:rPr>
+        <w:rFonts w:eastAsia="黑体"/>
         <w:b/>
         <w:bCs/>
       </w:rPr>
     </w:tblStylePr>
     <w:tblStylePr w:type="lastCol">
       <w:rPr>
+        <w:rFonts w:eastAsia="黑体"/>
         <w:b/>
         <w:bCs/>
       </w:rPr>
@@ -5137,6 +5484,7 @@
       <w:spacing w:after="0" w:line="240" w:lineRule="auto"/>
     </w:pPr>
     <w:rPr>
+      <w:rFonts w:eastAsia="黑体"/>
       <w:color w:themeColor="accent4" w:themeShade="BF" w:val="5F497A"/>
     </w:rPr>
     <w:tblPr>
@@ -5159,6 +5507,7 @@
         <w:spacing w:after="0" w:before="0" w:line="240" w:lineRule="auto"/>
       </w:pPr>
       <w:rPr>
+        <w:rFonts w:eastAsia="黑体"/>
         <w:b/>
         <w:bCs/>
       </w:rPr>
@@ -5179,6 +5528,7 @@
         <w:spacing w:after="0" w:before="0" w:line="240" w:lineRule="auto"/>
       </w:pPr>
       <w:rPr>
+        <w:rFonts w:eastAsia="黑体"/>
         <w:b/>
         <w:bCs/>
       </w:rPr>
@@ -5196,12 +5546,14 @@
     </w:tblStylePr>
     <w:tblStylePr w:type="firstCol">
       <w:rPr>
+        <w:rFonts w:eastAsia="黑体"/>
         <w:b/>
         <w:bCs/>
       </w:rPr>
     </w:tblStylePr>
     <w:tblStylePr w:type="lastCol">
       <w:rPr>
+        <w:rFonts w:eastAsia="黑体"/>
         <w:b/>
         <w:bCs/>
       </w:rPr>
@@ -5240,6 +5592,7 @@
       <w:spacing w:after="0" w:line="240" w:lineRule="auto"/>
     </w:pPr>
     <w:rPr>
+      <w:rFonts w:eastAsia="黑体"/>
       <w:color w:themeColor="accent5" w:themeShade="BF" w:val="31849B"/>
     </w:rPr>
     <w:tblPr>
@@ -5262,6 +5615,7 @@
         <w:spacing w:after="0" w:before="0" w:line="240" w:lineRule="auto"/>
       </w:pPr>
       <w:rPr>
+        <w:rFonts w:eastAsia="黑体"/>
         <w:b/>
         <w:bCs/>
       </w:rPr>
@@ -5282,6 +5636,7 @@
         <w:spacing w:after="0" w:before="0" w:line="240" w:lineRule="auto"/>
       </w:pPr>
       <w:rPr>
+        <w:rFonts w:eastAsia="黑体"/>
         <w:b/>
         <w:bCs/>
       </w:rPr>
@@ -5299,12 +5654,14 @@
     </w:tblStylePr>
     <w:tblStylePr w:type="firstCol">
       <w:rPr>
+        <w:rFonts w:eastAsia="黑体"/>
         <w:b/>
         <w:bCs/>
       </w:rPr>
     </w:tblStylePr>
     <w:tblStylePr w:type="lastCol">
       <w:rPr>
+        <w:rFonts w:eastAsia="黑体"/>
         <w:b/>
         <w:bCs/>
       </w:rPr>
@@ -5343,6 +5700,7 @@
       <w:spacing w:after="0" w:line="240" w:lineRule="auto"/>
     </w:pPr>
     <w:rPr>
+      <w:rFonts w:eastAsia="黑体"/>
       <w:color w:themeColor="accent6" w:themeShade="BF" w:val="E36C0A"/>
     </w:rPr>
     <w:tblPr>
@@ -5365,6 +5723,7 @@
         <w:spacing w:after="0" w:before="0" w:line="240" w:lineRule="auto"/>
       </w:pPr>
       <w:rPr>
+        <w:rFonts w:eastAsia="黑体"/>
         <w:b/>
         <w:bCs/>
       </w:rPr>
@@ -5385,6 +5744,7 @@
         <w:spacing w:after="0" w:before="0" w:line="240" w:lineRule="auto"/>
       </w:pPr>
       <w:rPr>
+        <w:rFonts w:eastAsia="黑体"/>
         <w:b/>
         <w:bCs/>
       </w:rPr>
@@ -5402,12 +5762,14 @@
     </w:tblStylePr>
     <w:tblStylePr w:type="firstCol">
       <w:rPr>
+        <w:rFonts w:eastAsia="黑体"/>
         <w:b/>
         <w:bCs/>
       </w:rPr>
     </w:tblStylePr>
     <w:tblStylePr w:type="lastCol">
       <w:rPr>
+        <w:rFonts w:eastAsia="黑体"/>
         <w:b/>
         <w:bCs/>
       </w:rPr>
@@ -5467,6 +5829,7 @@
         <w:spacing w:after="0" w:before="0" w:line="240" w:lineRule="auto"/>
       </w:pPr>
       <w:rPr>
+        <w:rFonts w:eastAsia="黑体"/>
         <w:b/>
         <w:bCs/>
         <w:color w:themeColor="background1" w:val="FFFFFF"/>
@@ -5481,6 +5844,7 @@
         <w:spacing w:after="0" w:before="0" w:line="240" w:lineRule="auto"/>
       </w:pPr>
       <w:rPr>
+        <w:rFonts w:eastAsia="黑体"/>
         <w:b/>
         <w:bCs/>
       </w:rPr>
@@ -5496,12 +5860,14 @@
     </w:tblStylePr>
     <w:tblStylePr w:type="firstCol">
       <w:rPr>
+        <w:rFonts w:eastAsia="黑体"/>
         <w:b/>
         <w:bCs/>
       </w:rPr>
     </w:tblStylePr>
     <w:tblStylePr w:type="lastCol">
       <w:rPr>
+        <w:rFonts w:eastAsia="黑体"/>
         <w:b/>
         <w:bCs/>
       </w:rPr>
@@ -5559,6 +5925,7 @@
         <w:spacing w:after="0" w:before="0" w:line="240" w:lineRule="auto"/>
       </w:pPr>
       <w:rPr>
+        <w:rFonts w:eastAsia="黑体"/>
         <w:b/>
         <w:bCs/>
         <w:color w:themeColor="background1" w:val="FFFFFF"/>
@@ -5573,6 +5940,7 @@
         <w:spacing w:after="0" w:before="0" w:line="240" w:lineRule="auto"/>
       </w:pPr>
       <w:rPr>
+        <w:rFonts w:eastAsia="黑体"/>
         <w:b/>
         <w:bCs/>
       </w:rPr>
@@ -5588,12 +5956,14 @@
     </w:tblStylePr>
     <w:tblStylePr w:type="firstCol">
       <w:rPr>
+        <w:rFonts w:eastAsia="黑体"/>
         <w:b/>
         <w:bCs/>
       </w:rPr>
     </w:tblStylePr>
     <w:tblStylePr w:type="lastCol">
       <w:rPr>
+        <w:rFonts w:eastAsia="黑体"/>
         <w:b/>
         <w:bCs/>
       </w:rPr>
@@ -5651,6 +6021,7 @@
         <w:spacing w:after="0" w:before="0" w:line="240" w:lineRule="auto"/>
       </w:pPr>
       <w:rPr>
+        <w:rFonts w:eastAsia="黑体"/>
         <w:b/>
         <w:bCs/>
         <w:color w:themeColor="background1" w:val="FFFFFF"/>
@@ -5665,6 +6036,7 @@
         <w:spacing w:after="0" w:before="0" w:line="240" w:lineRule="auto"/>
       </w:pPr>
       <w:rPr>
+        <w:rFonts w:eastAsia="黑体"/>
         <w:b/>
         <w:bCs/>
       </w:rPr>
@@ -5680,12 +6052,14 @@
     </w:tblStylePr>
     <w:tblStylePr w:type="firstCol">
       <w:rPr>
+        <w:rFonts w:eastAsia="黑体"/>
         <w:b/>
         <w:bCs/>
       </w:rPr>
     </w:tblStylePr>
     <w:tblStylePr w:type="lastCol">
       <w:rPr>
+        <w:rFonts w:eastAsia="黑体"/>
         <w:b/>
         <w:bCs/>
       </w:rPr>
@@ -5743,6 +6117,7 @@
         <w:spacing w:after="0" w:before="0" w:line="240" w:lineRule="auto"/>
       </w:pPr>
       <w:rPr>
+        <w:rFonts w:eastAsia="黑体"/>
         <w:b/>
         <w:bCs/>
         <w:color w:themeColor="background1" w:val="FFFFFF"/>
@@ -5757,6 +6132,7 @@
         <w:spacing w:after="0" w:before="0" w:line="240" w:lineRule="auto"/>
       </w:pPr>
       <w:rPr>
+        <w:rFonts w:eastAsia="黑体"/>
         <w:b/>
         <w:bCs/>
       </w:rPr>
@@ -5772,12 +6148,14 @@
     </w:tblStylePr>
     <w:tblStylePr w:type="firstCol">
       <w:rPr>
+        <w:rFonts w:eastAsia="黑体"/>
         <w:b/>
         <w:bCs/>
       </w:rPr>
     </w:tblStylePr>
     <w:tblStylePr w:type="lastCol">
       <w:rPr>
+        <w:rFonts w:eastAsia="黑体"/>
         <w:b/>
         <w:bCs/>
       </w:rPr>
@@ -5835,6 +6213,7 @@
         <w:spacing w:after="0" w:before="0" w:line="240" w:lineRule="auto"/>
       </w:pPr>
       <w:rPr>
+        <w:rFonts w:eastAsia="黑体"/>
         <w:b/>
         <w:bCs/>
         <w:color w:themeColor="background1" w:val="FFFFFF"/>
@@ -5849,6 +6228,7 @@
         <w:spacing w:after="0" w:before="0" w:line="240" w:lineRule="auto"/>
       </w:pPr>
       <w:rPr>
+        <w:rFonts w:eastAsia="黑体"/>
         <w:b/>
         <w:bCs/>
       </w:rPr>
@@ -5864,12 +6244,14 @@
     </w:tblStylePr>
     <w:tblStylePr w:type="firstCol">
       <w:rPr>
+        <w:rFonts w:eastAsia="黑体"/>
         <w:b/>
         <w:bCs/>
       </w:rPr>
     </w:tblStylePr>
     <w:tblStylePr w:type="lastCol">
       <w:rPr>
+        <w:rFonts w:eastAsia="黑体"/>
         <w:b/>
         <w:bCs/>
       </w:rPr>
@@ -5927,6 +6309,7 @@
         <w:spacing w:after="0" w:before="0" w:line="240" w:lineRule="auto"/>
       </w:pPr>
       <w:rPr>
+        <w:rFonts w:eastAsia="黑体"/>
         <w:b/>
         <w:bCs/>
         <w:color w:themeColor="background1" w:val="FFFFFF"/>
@@ -5941,6 +6324,7 @@
         <w:spacing w:after="0" w:before="0" w:line="240" w:lineRule="auto"/>
       </w:pPr>
       <w:rPr>
+        <w:rFonts w:eastAsia="黑体"/>
         <w:b/>
         <w:bCs/>
       </w:rPr>
@@ -5956,12 +6340,14 @@
     </w:tblStylePr>
     <w:tblStylePr w:type="firstCol">
       <w:rPr>
+        <w:rFonts w:eastAsia="黑体"/>
         <w:b/>
         <w:bCs/>
       </w:rPr>
     </w:tblStylePr>
     <w:tblStylePr w:type="lastCol">
       <w:rPr>
+        <w:rFonts w:eastAsia="黑体"/>
         <w:b/>
         <w:bCs/>
       </w:rPr>
@@ -6019,6 +6405,7 @@
         <w:spacing w:after="0" w:before="0" w:line="240" w:lineRule="auto"/>
       </w:pPr>
       <w:rPr>
+        <w:rFonts w:eastAsia="黑体"/>
         <w:b/>
         <w:bCs/>
         <w:color w:themeColor="background1" w:val="FFFFFF"/>
@@ -6033,6 +6420,7 @@
         <w:spacing w:after="0" w:before="0" w:line="240" w:lineRule="auto"/>
       </w:pPr>
       <w:rPr>
+        <w:rFonts w:eastAsia="黑体"/>
         <w:b/>
         <w:bCs/>
       </w:rPr>
@@ -6048,12 +6436,14 @@
     </w:tblStylePr>
     <w:tblStylePr w:type="firstCol">
       <w:rPr>
+        <w:rFonts w:eastAsia="黑体"/>
         <w:b/>
         <w:bCs/>
       </w:rPr>
     </w:tblStylePr>
     <w:tblStylePr w:type="lastCol">
       <w:rPr>
+        <w:rFonts w:eastAsia="黑体"/>
         <w:b/>
         <w:bCs/>
       </w:rPr>
@@ -6113,7 +6503,7 @@
         <w:spacing w:after="0" w:before="0" w:line="240" w:lineRule="auto"/>
       </w:pPr>
       <w:rPr>
-        <w:rFonts w:asciiTheme="majorHAnsi" w:cstheme="majorBidi" w:eastAsiaTheme="majorEastAsia" w:hAnsiTheme="majorHAnsi"/>
+        <w:rFonts w:asciiTheme="majorHAnsi" w:cstheme="majorBidi" w:hAnsiTheme="majorHAnsi" w:eastAsia="黑体"/>
         <w:b/>
         <w:bCs/>
       </w:rPr>
@@ -6134,7 +6524,7 @@
         <w:spacing w:after="0" w:before="0" w:line="240" w:lineRule="auto"/>
       </w:pPr>
       <w:rPr>
-        <w:rFonts w:asciiTheme="majorHAnsi" w:cstheme="majorBidi" w:eastAsiaTheme="majorEastAsia" w:hAnsiTheme="majorHAnsi"/>
+        <w:rFonts w:asciiTheme="majorHAnsi" w:cstheme="majorBidi" w:hAnsiTheme="majorHAnsi" w:eastAsia="黑体"/>
         <w:b/>
         <w:bCs/>
       </w:rPr>
@@ -6152,14 +6542,14 @@
     </w:tblStylePr>
     <w:tblStylePr w:type="firstCol">
       <w:rPr>
-        <w:rFonts w:asciiTheme="majorHAnsi" w:cstheme="majorBidi" w:eastAsiaTheme="majorEastAsia" w:hAnsiTheme="majorHAnsi"/>
+        <w:rFonts w:asciiTheme="majorHAnsi" w:cstheme="majorBidi" w:hAnsiTheme="majorHAnsi" w:eastAsia="黑体"/>
         <w:b/>
         <w:bCs/>
       </w:rPr>
     </w:tblStylePr>
     <w:tblStylePr w:type="lastCol">
       <w:rPr>
-        <w:rFonts w:asciiTheme="majorHAnsi" w:cstheme="majorBidi" w:eastAsiaTheme="majorEastAsia" w:hAnsiTheme="majorHAnsi"/>
+        <w:rFonts w:asciiTheme="majorHAnsi" w:cstheme="majorBidi" w:hAnsiTheme="majorHAnsi" w:eastAsia="黑体"/>
         <w:b/>
         <w:bCs/>
       </w:rPr>
@@ -6243,7 +6633,7 @@
         <w:spacing w:after="0" w:before="0" w:line="240" w:lineRule="auto"/>
       </w:pPr>
       <w:rPr>
-        <w:rFonts w:asciiTheme="majorHAnsi" w:cstheme="majorBidi" w:eastAsiaTheme="majorEastAsia" w:hAnsiTheme="majorHAnsi"/>
+        <w:rFonts w:asciiTheme="majorHAnsi" w:cstheme="majorBidi" w:hAnsiTheme="majorHAnsi" w:eastAsia="黑体"/>
         <w:b/>
         <w:bCs/>
       </w:rPr>
@@ -6264,7 +6654,7 @@
         <w:spacing w:after="0" w:before="0" w:line="240" w:lineRule="auto"/>
       </w:pPr>
       <w:rPr>
-        <w:rFonts w:asciiTheme="majorHAnsi" w:cstheme="majorBidi" w:eastAsiaTheme="majorEastAsia" w:hAnsiTheme="majorHAnsi"/>
+        <w:rFonts w:asciiTheme="majorHAnsi" w:cstheme="majorBidi" w:hAnsiTheme="majorHAnsi" w:eastAsia="黑体"/>
         <w:b/>
         <w:bCs/>
       </w:rPr>
@@ -6282,14 +6672,14 @@
     </w:tblStylePr>
     <w:tblStylePr w:type="firstCol">
       <w:rPr>
-        <w:rFonts w:asciiTheme="majorHAnsi" w:cstheme="majorBidi" w:eastAsiaTheme="majorEastAsia" w:hAnsiTheme="majorHAnsi"/>
+        <w:rFonts w:asciiTheme="majorHAnsi" w:cstheme="majorBidi" w:hAnsiTheme="majorHAnsi" w:eastAsia="黑体"/>
         <w:b/>
         <w:bCs/>
       </w:rPr>
     </w:tblStylePr>
     <w:tblStylePr w:type="lastCol">
       <w:rPr>
-        <w:rFonts w:asciiTheme="majorHAnsi" w:cstheme="majorBidi" w:eastAsiaTheme="majorEastAsia" w:hAnsiTheme="majorHAnsi"/>
+        <w:rFonts w:asciiTheme="majorHAnsi" w:cstheme="majorBidi" w:hAnsiTheme="majorHAnsi" w:eastAsia="黑体"/>
         <w:b/>
         <w:bCs/>
       </w:rPr>
@@ -6373,7 +6763,7 @@
         <w:spacing w:after="0" w:before="0" w:line="240" w:lineRule="auto"/>
       </w:pPr>
       <w:rPr>
-        <w:rFonts w:asciiTheme="majorHAnsi" w:cstheme="majorBidi" w:eastAsiaTheme="majorEastAsia" w:hAnsiTheme="majorHAnsi"/>
+        <w:rFonts w:asciiTheme="majorHAnsi" w:cstheme="majorBidi" w:hAnsiTheme="majorHAnsi" w:eastAsia="黑体"/>
         <w:b/>
         <w:bCs/>
       </w:rPr>
@@ -6394,7 +6784,7 @@
         <w:spacing w:after="0" w:before="0" w:line="240" w:lineRule="auto"/>
       </w:pPr>
       <w:rPr>
-        <w:rFonts w:asciiTheme="majorHAnsi" w:cstheme="majorBidi" w:eastAsiaTheme="majorEastAsia" w:hAnsiTheme="majorHAnsi"/>
+        <w:rFonts w:asciiTheme="majorHAnsi" w:cstheme="majorBidi" w:hAnsiTheme="majorHAnsi" w:eastAsia="黑体"/>
         <w:b/>
         <w:bCs/>
       </w:rPr>
@@ -6412,14 +6802,14 @@
     </w:tblStylePr>
     <w:tblStylePr w:type="firstCol">
       <w:rPr>
-        <w:rFonts w:asciiTheme="majorHAnsi" w:cstheme="majorBidi" w:eastAsiaTheme="majorEastAsia" w:hAnsiTheme="majorHAnsi"/>
+        <w:rFonts w:asciiTheme="majorHAnsi" w:cstheme="majorBidi" w:hAnsiTheme="majorHAnsi" w:eastAsia="黑体"/>
         <w:b/>
         <w:bCs/>
       </w:rPr>
     </w:tblStylePr>
     <w:tblStylePr w:type="lastCol">
       <w:rPr>
-        <w:rFonts w:asciiTheme="majorHAnsi" w:cstheme="majorBidi" w:eastAsiaTheme="majorEastAsia" w:hAnsiTheme="majorHAnsi"/>
+        <w:rFonts w:asciiTheme="majorHAnsi" w:cstheme="majorBidi" w:hAnsiTheme="majorHAnsi" w:eastAsia="黑体"/>
         <w:b/>
         <w:bCs/>
       </w:rPr>
@@ -6503,7 +6893,7 @@
         <w:spacing w:after="0" w:before="0" w:line="240" w:lineRule="auto"/>
       </w:pPr>
       <w:rPr>
-        <w:rFonts w:asciiTheme="majorHAnsi" w:cstheme="majorBidi" w:eastAsiaTheme="majorEastAsia" w:hAnsiTheme="majorHAnsi"/>
+        <w:rFonts w:asciiTheme="majorHAnsi" w:cstheme="majorBidi" w:hAnsiTheme="majorHAnsi" w:eastAsia="黑体"/>
         <w:b/>
         <w:bCs/>
       </w:rPr>
@@ -6524,7 +6914,7 @@
         <w:spacing w:after="0" w:before="0" w:line="240" w:lineRule="auto"/>
       </w:pPr>
       <w:rPr>
-        <w:rFonts w:asciiTheme="majorHAnsi" w:cstheme="majorBidi" w:eastAsiaTheme="majorEastAsia" w:hAnsiTheme="majorHAnsi"/>
+        <w:rFonts w:asciiTheme="majorHAnsi" w:cstheme="majorBidi" w:hAnsiTheme="majorHAnsi" w:eastAsia="黑体"/>
         <w:b/>
         <w:bCs/>
       </w:rPr>
@@ -6542,14 +6932,14 @@
     </w:tblStylePr>
     <w:tblStylePr w:type="firstCol">
       <w:rPr>
-        <w:rFonts w:asciiTheme="majorHAnsi" w:cstheme="majorBidi" w:eastAsiaTheme="majorEastAsia" w:hAnsiTheme="majorHAnsi"/>
+        <w:rFonts w:asciiTheme="majorHAnsi" w:cstheme="majorBidi" w:hAnsiTheme="majorHAnsi" w:eastAsia="黑体"/>
         <w:b/>
         <w:bCs/>
       </w:rPr>
     </w:tblStylePr>
     <w:tblStylePr w:type="lastCol">
       <w:rPr>
-        <w:rFonts w:asciiTheme="majorHAnsi" w:cstheme="majorBidi" w:eastAsiaTheme="majorEastAsia" w:hAnsiTheme="majorHAnsi"/>
+        <w:rFonts w:asciiTheme="majorHAnsi" w:cstheme="majorBidi" w:hAnsiTheme="majorHAnsi" w:eastAsia="黑体"/>
         <w:b/>
         <w:bCs/>
       </w:rPr>
@@ -6633,7 +7023,7 @@
         <w:spacing w:after="0" w:before="0" w:line="240" w:lineRule="auto"/>
       </w:pPr>
       <w:rPr>
-        <w:rFonts w:asciiTheme="majorHAnsi" w:cstheme="majorBidi" w:eastAsiaTheme="majorEastAsia" w:hAnsiTheme="majorHAnsi"/>
+        <w:rFonts w:asciiTheme="majorHAnsi" w:cstheme="majorBidi" w:hAnsiTheme="majorHAnsi" w:eastAsia="黑体"/>
         <w:b/>
         <w:bCs/>
       </w:rPr>
@@ -6654,7 +7044,7 @@
         <w:spacing w:after="0" w:before="0" w:line="240" w:lineRule="auto"/>
       </w:pPr>
       <w:rPr>
-        <w:rFonts w:asciiTheme="majorHAnsi" w:cstheme="majorBidi" w:eastAsiaTheme="majorEastAsia" w:hAnsiTheme="majorHAnsi"/>
+        <w:rFonts w:asciiTheme="majorHAnsi" w:cstheme="majorBidi" w:hAnsiTheme="majorHAnsi" w:eastAsia="黑体"/>
         <w:b/>
         <w:bCs/>
       </w:rPr>
@@ -6672,14 +7062,14 @@
     </w:tblStylePr>
     <w:tblStylePr w:type="firstCol">
       <w:rPr>
-        <w:rFonts w:asciiTheme="majorHAnsi" w:cstheme="majorBidi" w:eastAsiaTheme="majorEastAsia" w:hAnsiTheme="majorHAnsi"/>
+        <w:rFonts w:asciiTheme="majorHAnsi" w:cstheme="majorBidi" w:hAnsiTheme="majorHAnsi" w:eastAsia="黑体"/>
         <w:b/>
         <w:bCs/>
       </w:rPr>
     </w:tblStylePr>
     <w:tblStylePr w:type="lastCol">
       <w:rPr>
-        <w:rFonts w:asciiTheme="majorHAnsi" w:cstheme="majorBidi" w:eastAsiaTheme="majorEastAsia" w:hAnsiTheme="majorHAnsi"/>
+        <w:rFonts w:asciiTheme="majorHAnsi" w:cstheme="majorBidi" w:hAnsiTheme="majorHAnsi" w:eastAsia="黑体"/>
         <w:b/>
         <w:bCs/>
       </w:rPr>
@@ -6763,7 +7153,7 @@
         <w:spacing w:after="0" w:before="0" w:line="240" w:lineRule="auto"/>
       </w:pPr>
       <w:rPr>
-        <w:rFonts w:asciiTheme="majorHAnsi" w:cstheme="majorBidi" w:eastAsiaTheme="majorEastAsia" w:hAnsiTheme="majorHAnsi"/>
+        <w:rFonts w:asciiTheme="majorHAnsi" w:cstheme="majorBidi" w:hAnsiTheme="majorHAnsi" w:eastAsia="黑体"/>
         <w:b/>
         <w:bCs/>
       </w:rPr>
@@ -6784,7 +7174,7 @@
         <w:spacing w:after="0" w:before="0" w:line="240" w:lineRule="auto"/>
       </w:pPr>
       <w:rPr>
-        <w:rFonts w:asciiTheme="majorHAnsi" w:cstheme="majorBidi" w:eastAsiaTheme="majorEastAsia" w:hAnsiTheme="majorHAnsi"/>
+        <w:rFonts w:asciiTheme="majorHAnsi" w:cstheme="majorBidi" w:hAnsiTheme="majorHAnsi" w:eastAsia="黑体"/>
         <w:b/>
         <w:bCs/>
       </w:rPr>
@@ -6802,14 +7192,14 @@
     </w:tblStylePr>
     <w:tblStylePr w:type="firstCol">
       <w:rPr>
-        <w:rFonts w:asciiTheme="majorHAnsi" w:cstheme="majorBidi" w:eastAsiaTheme="majorEastAsia" w:hAnsiTheme="majorHAnsi"/>
+        <w:rFonts w:asciiTheme="majorHAnsi" w:cstheme="majorBidi" w:hAnsiTheme="majorHAnsi" w:eastAsia="黑体"/>
         <w:b/>
         <w:bCs/>
       </w:rPr>
     </w:tblStylePr>
     <w:tblStylePr w:type="lastCol">
       <w:rPr>
-        <w:rFonts w:asciiTheme="majorHAnsi" w:cstheme="majorBidi" w:eastAsiaTheme="majorEastAsia" w:hAnsiTheme="majorHAnsi"/>
+        <w:rFonts w:asciiTheme="majorHAnsi" w:cstheme="majorBidi" w:hAnsiTheme="majorHAnsi" w:eastAsia="黑体"/>
         <w:b/>
         <w:bCs/>
       </w:rPr>
@@ -6893,7 +7283,7 @@
         <w:spacing w:after="0" w:before="0" w:line="240" w:lineRule="auto"/>
       </w:pPr>
       <w:rPr>
-        <w:rFonts w:asciiTheme="majorHAnsi" w:cstheme="majorBidi" w:eastAsiaTheme="majorEastAsia" w:hAnsiTheme="majorHAnsi"/>
+        <w:rFonts w:asciiTheme="majorHAnsi" w:cstheme="majorBidi" w:hAnsiTheme="majorHAnsi" w:eastAsia="黑体"/>
         <w:b/>
         <w:bCs/>
       </w:rPr>
@@ -6914,7 +7304,7 @@
         <w:spacing w:after="0" w:before="0" w:line="240" w:lineRule="auto"/>
       </w:pPr>
       <w:rPr>
-        <w:rFonts w:asciiTheme="majorHAnsi" w:cstheme="majorBidi" w:eastAsiaTheme="majorEastAsia" w:hAnsiTheme="majorHAnsi"/>
+        <w:rFonts w:asciiTheme="majorHAnsi" w:cstheme="majorBidi" w:hAnsiTheme="majorHAnsi" w:eastAsia="黑体"/>
         <w:b/>
         <w:bCs/>
       </w:rPr>
@@ -6932,14 +7322,14 @@
     </w:tblStylePr>
     <w:tblStylePr w:type="firstCol">
       <w:rPr>
-        <w:rFonts w:asciiTheme="majorHAnsi" w:cstheme="majorBidi" w:eastAsiaTheme="majorEastAsia" w:hAnsiTheme="majorHAnsi"/>
+        <w:rFonts w:asciiTheme="majorHAnsi" w:cstheme="majorBidi" w:hAnsiTheme="majorHAnsi" w:eastAsia="黑体"/>
         <w:b/>
         <w:bCs/>
       </w:rPr>
     </w:tblStylePr>
     <w:tblStylePr w:type="lastCol">
       <w:rPr>
-        <w:rFonts w:asciiTheme="majorHAnsi" w:cstheme="majorBidi" w:eastAsiaTheme="majorEastAsia" w:hAnsiTheme="majorHAnsi"/>
+        <w:rFonts w:asciiTheme="majorHAnsi" w:cstheme="majorBidi" w:hAnsiTheme="majorHAnsi" w:eastAsia="黑体"/>
         <w:b/>
         <w:bCs/>
       </w:rPr>
@@ -7022,6 +7412,7 @@
         <w:spacing w:after="0" w:before="0" w:line="240" w:lineRule="auto"/>
       </w:pPr>
       <w:rPr>
+        <w:rFonts w:eastAsia="黑体"/>
         <w:b/>
         <w:bCs/>
         <w:color w:themeColor="background1" w:val="FFFFFF"/>
@@ -7044,6 +7435,7 @@
         <w:spacing w:after="0" w:before="0" w:line="240" w:lineRule="auto"/>
       </w:pPr>
       <w:rPr>
+        <w:rFonts w:eastAsia="黑体"/>
         <w:b/>
         <w:bCs/>
       </w:rPr>
@@ -7061,12 +7453,14 @@
     </w:tblStylePr>
     <w:tblStylePr w:type="firstCol">
       <w:rPr>
+        <w:rFonts w:eastAsia="黑体"/>
         <w:b/>
         <w:bCs/>
       </w:rPr>
     </w:tblStylePr>
     <w:tblStylePr w:type="lastCol">
       <w:rPr>
+        <w:rFonts w:eastAsia="黑体"/>
         <w:b/>
         <w:bCs/>
       </w:rPr>
@@ -7128,6 +7522,7 @@
         <w:spacing w:after="0" w:before="0" w:line="240" w:lineRule="auto"/>
       </w:pPr>
       <w:rPr>
+        <w:rFonts w:eastAsia="黑体"/>
         <w:b/>
         <w:bCs/>
         <w:color w:themeColor="background1" w:val="FFFFFF"/>
@@ -7150,6 +7545,7 @@
         <w:spacing w:after="0" w:before="0" w:line="240" w:lineRule="auto"/>
       </w:pPr>
       <w:rPr>
+        <w:rFonts w:eastAsia="黑体"/>
         <w:b/>
         <w:bCs/>
       </w:rPr>
@@ -7167,12 +7563,14 @@
     </w:tblStylePr>
     <w:tblStylePr w:type="firstCol">
       <w:rPr>
+        <w:rFonts w:eastAsia="黑体"/>
         <w:b/>
         <w:bCs/>
       </w:rPr>
     </w:tblStylePr>
     <w:tblStylePr w:type="lastCol">
       <w:rPr>
+        <w:rFonts w:eastAsia="黑体"/>
         <w:b/>
         <w:bCs/>
       </w:rPr>
@@ -7234,6 +7632,7 @@
         <w:spacing w:after="0" w:before="0" w:line="240" w:lineRule="auto"/>
       </w:pPr>
       <w:rPr>
+        <w:rFonts w:eastAsia="黑体"/>
         <w:b/>
         <w:bCs/>
         <w:color w:themeColor="background1" w:val="FFFFFF"/>
@@ -7256,6 +7655,7 @@
         <w:spacing w:after="0" w:before="0" w:line="240" w:lineRule="auto"/>
       </w:pPr>
       <w:rPr>
+        <w:rFonts w:eastAsia="黑体"/>
         <w:b/>
         <w:bCs/>
       </w:rPr>
@@ -7273,12 +7673,14 @@
     </w:tblStylePr>
     <w:tblStylePr w:type="firstCol">
       <w:rPr>
+        <w:rFonts w:eastAsia="黑体"/>
         <w:b/>
         <w:bCs/>
       </w:rPr>
     </w:tblStylePr>
     <w:tblStylePr w:type="lastCol">
       <w:rPr>
+        <w:rFonts w:eastAsia="黑体"/>
         <w:b/>
         <w:bCs/>
       </w:rPr>
@@ -7340,6 +7742,7 @@
         <w:spacing w:after="0" w:before="0" w:line="240" w:lineRule="auto"/>
       </w:pPr>
       <w:rPr>
+        <w:rFonts w:eastAsia="黑体"/>
         <w:b/>
         <w:bCs/>
         <w:color w:themeColor="background1" w:val="FFFFFF"/>
@@ -7362,6 +7765,7 @@
         <w:spacing w:after="0" w:before="0" w:line="240" w:lineRule="auto"/>
       </w:pPr>
       <w:rPr>
+        <w:rFonts w:eastAsia="黑体"/>
         <w:b/>
         <w:bCs/>
       </w:rPr>
@@ -7379,12 +7783,14 @@
     </w:tblStylePr>
     <w:tblStylePr w:type="firstCol">
       <w:rPr>
+        <w:rFonts w:eastAsia="黑体"/>
         <w:b/>
         <w:bCs/>
       </w:rPr>
     </w:tblStylePr>
     <w:tblStylePr w:type="lastCol">
       <w:rPr>
+        <w:rFonts w:eastAsia="黑体"/>
         <w:b/>
         <w:bCs/>
       </w:rPr>
@@ -7446,6 +7852,7 @@
         <w:spacing w:after="0" w:before="0" w:line="240" w:lineRule="auto"/>
       </w:pPr>
       <w:rPr>
+        <w:rFonts w:eastAsia="黑体"/>
         <w:b/>
         <w:bCs/>
         <w:color w:themeColor="background1" w:val="FFFFFF"/>
@@ -7468,6 +7875,7 @@
         <w:spacing w:after="0" w:before="0" w:line="240" w:lineRule="auto"/>
       </w:pPr>
       <w:rPr>
+        <w:rFonts w:eastAsia="黑体"/>
         <w:b/>
         <w:bCs/>
       </w:rPr>
@@ -7485,12 +7893,14 @@
     </w:tblStylePr>
     <w:tblStylePr w:type="firstCol">
       <w:rPr>
+        <w:rFonts w:eastAsia="黑体"/>
         <w:b/>
         <w:bCs/>
       </w:rPr>
     </w:tblStylePr>
     <w:tblStylePr w:type="lastCol">
       <w:rPr>
+        <w:rFonts w:eastAsia="黑体"/>
         <w:b/>
         <w:bCs/>
       </w:rPr>
@@ -7552,6 +7962,7 @@
         <w:spacing w:after="0" w:before="0" w:line="240" w:lineRule="auto"/>
       </w:pPr>
       <w:rPr>
+        <w:rFonts w:eastAsia="黑体"/>
         <w:b/>
         <w:bCs/>
         <w:color w:themeColor="background1" w:val="FFFFFF"/>
@@ -7574,6 +7985,7 @@
         <w:spacing w:after="0" w:before="0" w:line="240" w:lineRule="auto"/>
       </w:pPr>
       <w:rPr>
+        <w:rFonts w:eastAsia="黑体"/>
         <w:b/>
         <w:bCs/>
       </w:rPr>
@@ -7591,12 +8003,14 @@
     </w:tblStylePr>
     <w:tblStylePr w:type="firstCol">
       <w:rPr>
+        <w:rFonts w:eastAsia="黑体"/>
         <w:b/>
         <w:bCs/>
       </w:rPr>
     </w:tblStylePr>
     <w:tblStylePr w:type="lastCol">
       <w:rPr>
+        <w:rFonts w:eastAsia="黑体"/>
         <w:b/>
         <w:bCs/>
       </w:rPr>
@@ -7658,6 +8072,7 @@
         <w:spacing w:after="0" w:before="0" w:line="240" w:lineRule="auto"/>
       </w:pPr>
       <w:rPr>
+        <w:rFonts w:eastAsia="黑体"/>
         <w:b/>
         <w:bCs/>
         <w:color w:themeColor="background1" w:val="FFFFFF"/>
@@ -7680,6 +8095,7 @@
         <w:spacing w:after="0" w:before="0" w:line="240" w:lineRule="auto"/>
       </w:pPr>
       <w:rPr>
+        <w:rFonts w:eastAsia="黑体"/>
         <w:b/>
         <w:bCs/>
       </w:rPr>
@@ -7697,12 +8113,14 @@
     </w:tblStylePr>
     <w:tblStylePr w:type="firstCol">
       <w:rPr>
+        <w:rFonts w:eastAsia="黑体"/>
         <w:b/>
         <w:bCs/>
       </w:rPr>
     </w:tblStylePr>
     <w:tblStylePr w:type="lastCol">
       <w:rPr>
+        <w:rFonts w:eastAsia="黑体"/>
         <w:b/>
         <w:bCs/>
       </w:rPr>
@@ -7761,6 +8179,7 @@
         <w:spacing w:after="0" w:before="0" w:line="240" w:lineRule="auto"/>
       </w:pPr>
       <w:rPr>
+        <w:rFonts w:eastAsia="黑体"/>
         <w:b/>
         <w:bCs/>
         <w:color w:themeColor="background1" w:val="FFFFFF"/>
@@ -7783,6 +8202,7 @@
         <w:spacing w:after="0" w:before="0" w:line="240" w:lineRule="auto"/>
       </w:pPr>
       <w:rPr>
+        <w:rFonts w:eastAsia="黑体"/>
         <w:color w:val="auto"/>
       </w:rPr>
       <w:tblPr/>
@@ -7800,6 +8220,7 @@
     </w:tblStylePr>
     <w:tblStylePr w:type="firstCol">
       <w:rPr>
+        <w:rFonts w:eastAsia="黑体"/>
         <w:b/>
         <w:bCs/>
         <w:color w:themeColor="background1" w:val="FFFFFF"/>
@@ -7819,6 +8240,7 @@
     </w:tblStylePr>
     <w:tblStylePr w:type="lastCol">
       <w:rPr>
+        <w:rFonts w:eastAsia="黑体"/>
         <w:b/>
         <w:bCs/>
         <w:color w:themeColor="background1" w:val="FFFFFF"/>
@@ -7867,6 +8289,7 @@
     </w:tblStylePr>
     <w:tblStylePr w:type="nwCell">
       <w:rPr>
+        <w:rFonts w:eastAsia="黑体"/>
         <w:color w:themeColor="background1" w:val="FFFFFF"/>
       </w:rPr>
       <w:tblPr/>
@@ -7910,6 +8333,7 @@
         <w:spacing w:after="0" w:before="0" w:line="240" w:lineRule="auto"/>
       </w:pPr>
       <w:rPr>
+        <w:rFonts w:eastAsia="黑体"/>
         <w:b/>
         <w:bCs/>
         <w:color w:themeColor="background1" w:val="FFFFFF"/>
@@ -7932,6 +8356,7 @@
         <w:spacing w:after="0" w:before="0" w:line="240" w:lineRule="auto"/>
       </w:pPr>
       <w:rPr>
+        <w:rFonts w:eastAsia="黑体"/>
         <w:color w:val="auto"/>
       </w:rPr>
       <w:tblPr/>
@@ -7949,6 +8374,7 @@
     </w:tblStylePr>
     <w:tblStylePr w:type="firstCol">
       <w:rPr>
+        <w:rFonts w:eastAsia="黑体"/>
         <w:b/>
         <w:bCs/>
         <w:color w:themeColor="background1" w:val="FFFFFF"/>
@@ -7968,6 +8394,7 @@
     </w:tblStylePr>
     <w:tblStylePr w:type="lastCol">
       <w:rPr>
+        <w:rFonts w:eastAsia="黑体"/>
         <w:b/>
         <w:bCs/>
         <w:color w:themeColor="background1" w:val="FFFFFF"/>
@@ -8016,6 +8443,7 @@
     </w:tblStylePr>
     <w:tblStylePr w:type="nwCell">
       <w:rPr>
+        <w:rFonts w:eastAsia="黑体"/>
         <w:color w:themeColor="background1" w:val="FFFFFF"/>
       </w:rPr>
       <w:tblPr/>
@@ -8059,6 +8487,7 @@
         <w:spacing w:after="0" w:before="0" w:line="240" w:lineRule="auto"/>
       </w:pPr>
       <w:rPr>
+        <w:rFonts w:eastAsia="黑体"/>
         <w:b/>
         <w:bCs/>
         <w:color w:themeColor="background1" w:val="FFFFFF"/>
@@ -8081,6 +8510,7 @@
         <w:spacing w:after="0" w:before="0" w:line="240" w:lineRule="auto"/>
       </w:pPr>
       <w:rPr>
+        <w:rFonts w:eastAsia="黑体"/>
         <w:color w:val="auto"/>
       </w:rPr>
       <w:tblPr/>
@@ -8098,6 +8528,7 @@
     </w:tblStylePr>
     <w:tblStylePr w:type="firstCol">
       <w:rPr>
+        <w:rFonts w:eastAsia="黑体"/>
         <w:b/>
         <w:bCs/>
         <w:color w:themeColor="background1" w:val="FFFFFF"/>
@@ -8117,6 +8548,7 @@
     </w:tblStylePr>
     <w:tblStylePr w:type="lastCol">
       <w:rPr>
+        <w:rFonts w:eastAsia="黑体"/>
         <w:b/>
         <w:bCs/>
         <w:color w:themeColor="background1" w:val="FFFFFF"/>
@@ -8165,6 +8597,7 @@
     </w:tblStylePr>
     <w:tblStylePr w:type="nwCell">
       <w:rPr>
+        <w:rFonts w:eastAsia="黑体"/>
         <w:color w:themeColor="background1" w:val="FFFFFF"/>
       </w:rPr>
       <w:tblPr/>
@@ -8208,6 +8641,7 @@
         <w:spacing w:after="0" w:before="0" w:line="240" w:lineRule="auto"/>
       </w:pPr>
       <w:rPr>
+        <w:rFonts w:eastAsia="黑体"/>
         <w:b/>
         <w:bCs/>
         <w:color w:themeColor="background1" w:val="FFFFFF"/>
@@ -8230,6 +8664,7 @@
         <w:spacing w:after="0" w:before="0" w:line="240" w:lineRule="auto"/>
       </w:pPr>
       <w:rPr>
+        <w:rFonts w:eastAsia="黑体"/>
         <w:color w:val="auto"/>
       </w:rPr>
       <w:tblPr/>
@@ -8247,6 +8682,7 @@
     </w:tblStylePr>
     <w:tblStylePr w:type="firstCol">
       <w:rPr>
+        <w:rFonts w:eastAsia="黑体"/>
         <w:b/>
         <w:bCs/>
         <w:color w:themeColor="background1" w:val="FFFFFF"/>
@@ -8266,6 +8702,7 @@
     </w:tblStylePr>
     <w:tblStylePr w:type="lastCol">
       <w:rPr>
+        <w:rFonts w:eastAsia="黑体"/>
         <w:b/>
         <w:bCs/>
         <w:color w:themeColor="background1" w:val="FFFFFF"/>
@@ -8314,6 +8751,7 @@
     </w:tblStylePr>
     <w:tblStylePr w:type="nwCell">
       <w:rPr>
+        <w:rFonts w:eastAsia="黑体"/>
         <w:color w:themeColor="background1" w:val="FFFFFF"/>
       </w:rPr>
       <w:tblPr/>
@@ -8357,6 +8795,7 @@
         <w:spacing w:after="0" w:before="0" w:line="240" w:lineRule="auto"/>
       </w:pPr>
       <w:rPr>
+        <w:rFonts w:eastAsia="黑体"/>
         <w:b/>
         <w:bCs/>
         <w:color w:themeColor="background1" w:val="FFFFFF"/>
@@ -8379,6 +8818,7 @@
         <w:spacing w:after="0" w:before="0" w:line="240" w:lineRule="auto"/>
       </w:pPr>
       <w:rPr>
+        <w:rFonts w:eastAsia="黑体"/>
         <w:color w:val="auto"/>
       </w:rPr>
       <w:tblPr/>
@@ -8396,6 +8836,7 @@
     </w:tblStylePr>
     <w:tblStylePr w:type="firstCol">
       <w:rPr>
+        <w:rFonts w:eastAsia="黑体"/>
         <w:b/>
         <w:bCs/>
         <w:color w:themeColor="background1" w:val="FFFFFF"/>
@@ -8415,6 +8856,7 @@
     </w:tblStylePr>
     <w:tblStylePr w:type="lastCol">
       <w:rPr>
+        <w:rFonts w:eastAsia="黑体"/>
         <w:b/>
         <w:bCs/>
         <w:color w:themeColor="background1" w:val="FFFFFF"/>
@@ -8463,6 +8905,7 @@
     </w:tblStylePr>
     <w:tblStylePr w:type="nwCell">
       <w:rPr>
+        <w:rFonts w:eastAsia="黑体"/>
         <w:color w:themeColor="background1" w:val="FFFFFF"/>
       </w:rPr>
       <w:tblPr/>
@@ -8506,6 +8949,7 @@
         <w:spacing w:after="0" w:before="0" w:line="240" w:lineRule="auto"/>
       </w:pPr>
       <w:rPr>
+        <w:rFonts w:eastAsia="黑体"/>
         <w:b/>
         <w:bCs/>
         <w:color w:themeColor="background1" w:val="FFFFFF"/>
@@ -8528,6 +8972,7 @@
         <w:spacing w:after="0" w:before="0" w:line="240" w:lineRule="auto"/>
       </w:pPr>
       <w:rPr>
+        <w:rFonts w:eastAsia="黑体"/>
         <w:color w:val="auto"/>
       </w:rPr>
       <w:tblPr/>
@@ -8545,6 +8990,7 @@
     </w:tblStylePr>
     <w:tblStylePr w:type="firstCol">
       <w:rPr>
+        <w:rFonts w:eastAsia="黑体"/>
         <w:b/>
         <w:bCs/>
         <w:color w:themeColor="background1" w:val="FFFFFF"/>
@@ -8564,6 +9010,7 @@
     </w:tblStylePr>
     <w:tblStylePr w:type="lastCol">
       <w:rPr>
+        <w:rFonts w:eastAsia="黑体"/>
         <w:b/>
         <w:bCs/>
         <w:color w:themeColor="background1" w:val="FFFFFF"/>
@@ -8612,6 +9059,7 @@
     </w:tblStylePr>
     <w:tblStylePr w:type="nwCell">
       <w:rPr>
+        <w:rFonts w:eastAsia="黑体"/>
         <w:color w:themeColor="background1" w:val="FFFFFF"/>
       </w:rPr>
       <w:tblPr/>
@@ -8655,6 +9103,7 @@
         <w:spacing w:after="0" w:before="0" w:line="240" w:lineRule="auto"/>
       </w:pPr>
       <w:rPr>
+        <w:rFonts w:eastAsia="黑体"/>
         <w:b/>
         <w:bCs/>
         <w:color w:themeColor="background1" w:val="FFFFFF"/>
@@ -8677,6 +9126,7 @@
         <w:spacing w:after="0" w:before="0" w:line="240" w:lineRule="auto"/>
       </w:pPr>
       <w:rPr>
+        <w:rFonts w:eastAsia="黑体"/>
         <w:color w:val="auto"/>
       </w:rPr>
       <w:tblPr/>
@@ -8694,6 +9144,7 @@
     </w:tblStylePr>
     <w:tblStylePr w:type="firstCol">
       <w:rPr>
+        <w:rFonts w:eastAsia="黑体"/>
         <w:b/>
         <w:bCs/>
         <w:color w:themeColor="background1" w:val="FFFFFF"/>
@@ -8713,6 +9164,7 @@
     </w:tblStylePr>
     <w:tblStylePr w:type="lastCol">
       <w:rPr>
+        <w:rFonts w:eastAsia="黑体"/>
         <w:b/>
         <w:bCs/>
         <w:color w:themeColor="background1" w:val="FFFFFF"/>
@@ -8761,6 +9213,7 @@
     </w:tblStylePr>
     <w:tblStylePr w:type="nwCell">
       <w:rPr>
+        <w:rFonts w:eastAsia="黑体"/>
         <w:color w:themeColor="background1" w:val="FFFFFF"/>
       </w:rPr>
       <w:tblPr/>
@@ -8785,6 +9238,7 @@
       <w:spacing w:after="0" w:line="240" w:lineRule="auto"/>
     </w:pPr>
     <w:rPr>
+      <w:rFonts w:eastAsia="黑体"/>
       <w:color w:themeColor="text1" w:val="000000"/>
     </w:rPr>
     <w:tblPr>
@@ -8804,7 +9258,7 @@
     </w:tblPr>
     <w:tblStylePr w:type="firstRow">
       <w:rPr>
-        <w:rFonts w:asciiTheme="majorHAnsi" w:cstheme="majorBidi" w:eastAsiaTheme="majorEastAsia" w:hAnsiTheme="majorHAnsi"/>
+        <w:rFonts w:asciiTheme="majorHAnsi" w:cstheme="majorBidi" w:hAnsiTheme="majorHAnsi" w:eastAsia="黑体"/>
       </w:rPr>
       <w:tblPr/>
       <w:tcPr>
@@ -8816,6 +9270,7 @@
     </w:tblStylePr>
     <w:tblStylePr w:type="lastRow">
       <w:rPr>
+        <w:rFonts w:eastAsia="黑体"/>
         <w:b/>
         <w:bCs/>
         <w:color w:themeColor="text2" w:val="1F497D"/>
@@ -8830,12 +9285,14 @@
     </w:tblStylePr>
     <w:tblStylePr w:type="firstCol">
       <w:rPr>
+        <w:rFonts w:eastAsia="黑体"/>
         <w:b/>
         <w:bCs/>
       </w:rPr>
     </w:tblStylePr>
     <w:tblStylePr w:type="lastCol">
       <w:rPr>
+        <w:rFonts w:eastAsia="黑体"/>
         <w:b/>
         <w:bCs/>
       </w:rPr>
@@ -8869,6 +9326,7 @@
       <w:spacing w:after="0" w:line="240" w:lineRule="auto"/>
     </w:pPr>
     <w:rPr>
+      <w:rFonts w:eastAsia="黑体"/>
       <w:color w:themeColor="text1" w:val="000000"/>
     </w:rPr>
     <w:tblPr>
@@ -8888,7 +9346,7 @@
     </w:tblPr>
     <w:tblStylePr w:type="firstRow">
       <w:rPr>
-        <w:rFonts w:asciiTheme="majorHAnsi" w:cstheme="majorBidi" w:eastAsiaTheme="majorEastAsia" w:hAnsiTheme="majorHAnsi"/>
+        <w:rFonts w:asciiTheme="majorHAnsi" w:cstheme="majorBidi" w:hAnsiTheme="majorHAnsi" w:eastAsia="黑体"/>
       </w:rPr>
       <w:tblPr/>
       <w:tcPr>
@@ -8900,6 +9358,7 @@
     </w:tblStylePr>
     <w:tblStylePr w:type="lastRow">
       <w:rPr>
+        <w:rFonts w:eastAsia="黑体"/>
         <w:b/>
         <w:bCs/>
         <w:color w:themeColor="text2" w:val="1F497D"/>
@@ -8914,12 +9373,14 @@
     </w:tblStylePr>
     <w:tblStylePr w:type="firstCol">
       <w:rPr>
+        <w:rFonts w:eastAsia="黑体"/>
         <w:b/>
         <w:bCs/>
       </w:rPr>
     </w:tblStylePr>
     <w:tblStylePr w:type="lastCol">
       <w:rPr>
+        <w:rFonts w:eastAsia="黑体"/>
         <w:b/>
         <w:bCs/>
       </w:rPr>
@@ -8953,6 +9414,7 @@
       <w:spacing w:after="0" w:line="240" w:lineRule="auto"/>
     </w:pPr>
     <w:rPr>
+      <w:rFonts w:eastAsia="黑体"/>
       <w:color w:themeColor="text1" w:val="000000"/>
     </w:rPr>
     <w:tblPr>
@@ -8972,7 +9434,7 @@
     </w:tblPr>
     <w:tblStylePr w:type="firstRow">
       <w:rPr>
-        <w:rFonts w:asciiTheme="majorHAnsi" w:cstheme="majorBidi" w:eastAsiaTheme="majorEastAsia" w:hAnsiTheme="majorHAnsi"/>
+        <w:rFonts w:asciiTheme="majorHAnsi" w:cstheme="majorBidi" w:hAnsiTheme="majorHAnsi" w:eastAsia="黑体"/>
       </w:rPr>
       <w:tblPr/>
       <w:tcPr>
@@ -8984,6 +9446,7 @@
     </w:tblStylePr>
     <w:tblStylePr w:type="lastRow">
       <w:rPr>
+        <w:rFonts w:eastAsia="黑体"/>
         <w:b/>
         <w:bCs/>
         <w:color w:themeColor="text2" w:val="1F497D"/>
@@ -8998,12 +9461,14 @@
     </w:tblStylePr>
     <w:tblStylePr w:type="firstCol">
       <w:rPr>
+        <w:rFonts w:eastAsia="黑体"/>
         <w:b/>
         <w:bCs/>
       </w:rPr>
     </w:tblStylePr>
     <w:tblStylePr w:type="lastCol">
       <w:rPr>
+        <w:rFonts w:eastAsia="黑体"/>
         <w:b/>
         <w:bCs/>
       </w:rPr>
@@ -9037,6 +9502,7 @@
       <w:spacing w:after="0" w:line="240" w:lineRule="auto"/>
     </w:pPr>
     <w:rPr>
+      <w:rFonts w:eastAsia="黑体"/>
       <w:color w:themeColor="text1" w:val="000000"/>
     </w:rPr>
     <w:tblPr>
@@ -9056,7 +9522,7 @@
     </w:tblPr>
     <w:tblStylePr w:type="firstRow">
       <w:rPr>
-        <w:rFonts w:asciiTheme="majorHAnsi" w:cstheme="majorBidi" w:eastAsiaTheme="majorEastAsia" w:hAnsiTheme="majorHAnsi"/>
+        <w:rFonts w:asciiTheme="majorHAnsi" w:cstheme="majorBidi" w:hAnsiTheme="majorHAnsi" w:eastAsia="黑体"/>
       </w:rPr>
       <w:tblPr/>
       <w:tcPr>
@@ -9068,6 +9534,7 @@
     </w:tblStylePr>
     <w:tblStylePr w:type="lastRow">
       <w:rPr>
+        <w:rFonts w:eastAsia="黑体"/>
         <w:b/>
         <w:bCs/>
         <w:color w:themeColor="text2" w:val="1F497D"/>
@@ -9082,12 +9549,14 @@
     </w:tblStylePr>
     <w:tblStylePr w:type="firstCol">
       <w:rPr>
+        <w:rFonts w:eastAsia="黑体"/>
         <w:b/>
         <w:bCs/>
       </w:rPr>
     </w:tblStylePr>
     <w:tblStylePr w:type="lastCol">
       <w:rPr>
+        <w:rFonts w:eastAsia="黑体"/>
         <w:b/>
         <w:bCs/>
       </w:rPr>
@@ -9121,6 +9590,7 @@
       <w:spacing w:after="0" w:line="240" w:lineRule="auto"/>
     </w:pPr>
     <w:rPr>
+      <w:rFonts w:eastAsia="黑体"/>
       <w:color w:themeColor="text1" w:val="000000"/>
     </w:rPr>
     <w:tblPr>
@@ -9140,7 +9610,7 @@
     </w:tblPr>
     <w:tblStylePr w:type="firstRow">
       <w:rPr>
-        <w:rFonts w:asciiTheme="majorHAnsi" w:cstheme="majorBidi" w:eastAsiaTheme="majorEastAsia" w:hAnsiTheme="majorHAnsi"/>
+        <w:rFonts w:asciiTheme="majorHAnsi" w:cstheme="majorBidi" w:hAnsiTheme="majorHAnsi" w:eastAsia="黑体"/>
       </w:rPr>
       <w:tblPr/>
       <w:tcPr>
@@ -9152,6 +9622,7 @@
     </w:tblStylePr>
     <w:tblStylePr w:type="lastRow">
       <w:rPr>
+        <w:rFonts w:eastAsia="黑体"/>
         <w:b/>
         <w:bCs/>
         <w:color w:themeColor="text2" w:val="1F497D"/>
@@ -9166,12 +9637,14 @@
     </w:tblStylePr>
     <w:tblStylePr w:type="firstCol">
       <w:rPr>
+        <w:rFonts w:eastAsia="黑体"/>
         <w:b/>
         <w:bCs/>
       </w:rPr>
     </w:tblStylePr>
     <w:tblStylePr w:type="lastCol">
       <w:rPr>
+        <w:rFonts w:eastAsia="黑体"/>
         <w:b/>
         <w:bCs/>
       </w:rPr>
@@ -9205,6 +9678,7 @@
       <w:spacing w:after="0" w:line="240" w:lineRule="auto"/>
     </w:pPr>
     <w:rPr>
+      <w:rFonts w:eastAsia="黑体"/>
       <w:color w:themeColor="text1" w:val="000000"/>
     </w:rPr>
     <w:tblPr>
@@ -9224,7 +9698,7 @@
     </w:tblPr>
     <w:tblStylePr w:type="firstRow">
       <w:rPr>
-        <w:rFonts w:asciiTheme="majorHAnsi" w:cstheme="majorBidi" w:eastAsiaTheme="majorEastAsia" w:hAnsiTheme="majorHAnsi"/>
+        <w:rFonts w:asciiTheme="majorHAnsi" w:cstheme="majorBidi" w:hAnsiTheme="majorHAnsi" w:eastAsia="黑体"/>
       </w:rPr>
       <w:tblPr/>
       <w:tcPr>
@@ -9236,6 +9710,7 @@
     </w:tblStylePr>
     <w:tblStylePr w:type="lastRow">
       <w:rPr>
+        <w:rFonts w:eastAsia="黑体"/>
         <w:b/>
         <w:bCs/>
         <w:color w:themeColor="text2" w:val="1F497D"/>
@@ -9250,12 +9725,14 @@
     </w:tblStylePr>
     <w:tblStylePr w:type="firstCol">
       <w:rPr>
+        <w:rFonts w:eastAsia="黑体"/>
         <w:b/>
         <w:bCs/>
       </w:rPr>
     </w:tblStylePr>
     <w:tblStylePr w:type="lastCol">
       <w:rPr>
+        <w:rFonts w:eastAsia="黑体"/>
         <w:b/>
         <w:bCs/>
       </w:rPr>
@@ -9289,6 +9766,7 @@
       <w:spacing w:after="0" w:line="240" w:lineRule="auto"/>
     </w:pPr>
     <w:rPr>
+      <w:rFonts w:eastAsia="黑体"/>
       <w:color w:themeColor="text1" w:val="000000"/>
     </w:rPr>
     <w:tblPr>
@@ -9308,7 +9786,7 @@
     </w:tblPr>
     <w:tblStylePr w:type="firstRow">
       <w:rPr>
-        <w:rFonts w:asciiTheme="majorHAnsi" w:cstheme="majorBidi" w:eastAsiaTheme="majorEastAsia" w:hAnsiTheme="majorHAnsi"/>
+        <w:rFonts w:asciiTheme="majorHAnsi" w:cstheme="majorBidi" w:hAnsiTheme="majorHAnsi" w:eastAsia="黑体"/>
       </w:rPr>
       <w:tblPr/>
       <w:tcPr>
@@ -9320,6 +9798,7 @@
     </w:tblStylePr>
     <w:tblStylePr w:type="lastRow">
       <w:rPr>
+        <w:rFonts w:eastAsia="黑体"/>
         <w:b/>
         <w:bCs/>
         <w:color w:themeColor="text2" w:val="1F497D"/>
@@ -9334,12 +9813,14 @@
     </w:tblStylePr>
     <w:tblStylePr w:type="firstCol">
       <w:rPr>
+        <w:rFonts w:eastAsia="黑体"/>
         <w:b/>
         <w:bCs/>
       </w:rPr>
     </w:tblStylePr>
     <w:tblStylePr w:type="lastCol">
       <w:rPr>
+        <w:rFonts w:eastAsia="黑体"/>
         <w:b/>
         <w:bCs/>
       </w:rPr>
@@ -9373,7 +9854,7 @@
       <w:spacing w:after="0" w:line="240" w:lineRule="auto"/>
     </w:pPr>
     <w:rPr>
-      <w:rFonts w:asciiTheme="majorHAnsi" w:cstheme="majorBidi" w:eastAsiaTheme="majorEastAsia" w:hAnsiTheme="majorHAnsi"/>
+      <w:rFonts w:asciiTheme="majorHAnsi" w:cstheme="majorBidi" w:hAnsiTheme="majorHAnsi" w:eastAsia="黑体"/>
       <w:color w:themeColor="text1" w:val="000000"/>
     </w:rPr>
     <w:tblPr>
@@ -9395,6 +9876,7 @@
     </w:tblPr>
     <w:tblStylePr w:type="firstRow">
       <w:rPr>
+        <w:rFonts w:eastAsia="黑体"/>
         <w:sz w:val="24"/>
         <w:szCs w:val="24"/>
       </w:rPr>
@@ -9501,7 +9983,7 @@
       <w:spacing w:after="0" w:line="240" w:lineRule="auto"/>
     </w:pPr>
     <w:rPr>
-      <w:rFonts w:asciiTheme="majorHAnsi" w:cstheme="majorBidi" w:eastAsiaTheme="majorEastAsia" w:hAnsiTheme="majorHAnsi"/>
+      <w:rFonts w:asciiTheme="majorHAnsi" w:cstheme="majorBidi" w:hAnsiTheme="majorHAnsi" w:eastAsia="黑体"/>
       <w:color w:themeColor="text1" w:val="000000"/>
     </w:rPr>
     <w:tblPr>
@@ -9523,6 +10005,7 @@
     </w:tblPr>
     <w:tblStylePr w:type="firstRow">
       <w:rPr>
+        <w:rFonts w:eastAsia="黑体"/>
         <w:sz w:val="24"/>
         <w:szCs w:val="24"/>
       </w:rPr>
@@ -9629,7 +10112,7 @@
       <w:spacing w:after="0" w:line="240" w:lineRule="auto"/>
     </w:pPr>
     <w:rPr>
-      <w:rFonts w:asciiTheme="majorHAnsi" w:cstheme="majorBidi" w:eastAsiaTheme="majorEastAsia" w:hAnsiTheme="majorHAnsi"/>
+      <w:rFonts w:asciiTheme="majorHAnsi" w:cstheme="majorBidi" w:hAnsiTheme="majorHAnsi" w:eastAsia="黑体"/>
       <w:color w:themeColor="text1" w:val="000000"/>
     </w:rPr>
     <w:tblPr>
@@ -9651,6 +10134,7 @@
     </w:tblPr>
     <w:tblStylePr w:type="firstRow">
       <w:rPr>
+        <w:rFonts w:eastAsia="黑体"/>
         <w:sz w:val="24"/>
         <w:szCs w:val="24"/>
       </w:rPr>
@@ -9757,7 +10241,7 @@
       <w:spacing w:after="0" w:line="240" w:lineRule="auto"/>
     </w:pPr>
     <w:rPr>
-      <w:rFonts w:asciiTheme="majorHAnsi" w:cstheme="majorBidi" w:eastAsiaTheme="majorEastAsia" w:hAnsiTheme="majorHAnsi"/>
+      <w:rFonts w:asciiTheme="majorHAnsi" w:cstheme="majorBidi" w:hAnsiTheme="majorHAnsi" w:eastAsia="黑体"/>
       <w:color w:themeColor="text1" w:val="000000"/>
     </w:rPr>
     <w:tblPr>
@@ -9779,6 +10263,7 @@
     </w:tblPr>
     <w:tblStylePr w:type="firstRow">
       <w:rPr>
+        <w:rFonts w:eastAsia="黑体"/>
         <w:sz w:val="24"/>
         <w:szCs w:val="24"/>
       </w:rPr>
@@ -9885,7 +10370,7 @@
       <w:spacing w:after="0" w:line="240" w:lineRule="auto"/>
     </w:pPr>
     <w:rPr>
-      <w:rFonts w:asciiTheme="majorHAnsi" w:cstheme="majorBidi" w:eastAsiaTheme="majorEastAsia" w:hAnsiTheme="majorHAnsi"/>
+      <w:rFonts w:asciiTheme="majorHAnsi" w:cstheme="majorBidi" w:hAnsiTheme="majorHAnsi" w:eastAsia="黑体"/>
       <w:color w:themeColor="text1" w:val="000000"/>
     </w:rPr>
     <w:tblPr>
@@ -9907,6 +10392,7 @@
     </w:tblPr>
     <w:tblStylePr w:type="firstRow">
       <w:rPr>
+        <w:rFonts w:eastAsia="黑体"/>
         <w:sz w:val="24"/>
         <w:szCs w:val="24"/>
       </w:rPr>
@@ -10013,7 +10499,7 @@
       <w:spacing w:after="0" w:line="240" w:lineRule="auto"/>
     </w:pPr>
     <w:rPr>
-      <w:rFonts w:asciiTheme="majorHAnsi" w:cstheme="majorBidi" w:eastAsiaTheme="majorEastAsia" w:hAnsiTheme="majorHAnsi"/>
+      <w:rFonts w:asciiTheme="majorHAnsi" w:cstheme="majorBidi" w:hAnsiTheme="majorHAnsi" w:eastAsia="黑体"/>
       <w:color w:themeColor="text1" w:val="000000"/>
     </w:rPr>
     <w:tblPr>
@@ -10035,6 +10521,7 @@
     </w:tblPr>
     <w:tblStylePr w:type="firstRow">
       <w:rPr>
+        <w:rFonts w:eastAsia="黑体"/>
         <w:sz w:val="24"/>
         <w:szCs w:val="24"/>
       </w:rPr>
@@ -10141,7 +10628,7 @@
       <w:spacing w:after="0" w:line="240" w:lineRule="auto"/>
     </w:pPr>
     <w:rPr>
-      <w:rFonts w:asciiTheme="majorHAnsi" w:cstheme="majorBidi" w:eastAsiaTheme="majorEastAsia" w:hAnsiTheme="majorHAnsi"/>
+      <w:rFonts w:asciiTheme="majorHAnsi" w:cstheme="majorBidi" w:hAnsiTheme="majorHAnsi" w:eastAsia="黑体"/>
       <w:color w:themeColor="text1" w:val="000000"/>
     </w:rPr>
     <w:tblPr>
@@ -10163,6 +10650,7 @@
     </w:tblPr>
     <w:tblStylePr w:type="firstRow">
       <w:rPr>
+        <w:rFonts w:eastAsia="黑体"/>
         <w:sz w:val="24"/>
         <w:szCs w:val="24"/>
       </w:rPr>
@@ -10292,12 +10780,14 @@
     </w:tcPr>
     <w:tblStylePr w:type="firstRow">
       <w:rPr>
+        <w:rFonts w:eastAsia="黑体"/>
         <w:b/>
         <w:bCs/>
       </w:rPr>
     </w:tblStylePr>
     <w:tblStylePr w:type="lastRow">
       <w:rPr>
+        <w:rFonts w:eastAsia="黑体"/>
         <w:b/>
         <w:bCs/>
       </w:rPr>
@@ -10310,12 +10800,14 @@
     </w:tblStylePr>
     <w:tblStylePr w:type="firstCol">
       <w:rPr>
+        <w:rFonts w:eastAsia="黑体"/>
         <w:b/>
         <w:bCs/>
       </w:rPr>
     </w:tblStylePr>
     <w:tblStylePr w:type="lastCol">
       <w:rPr>
+        <w:rFonts w:eastAsia="黑体"/>
         <w:b/>
         <w:bCs/>
       </w:rPr>
@@ -10365,12 +10857,14 @@
     </w:tcPr>
     <w:tblStylePr w:type="firstRow">
       <w:rPr>
+        <w:rFonts w:eastAsia="黑体"/>
         <w:b/>
         <w:bCs/>
       </w:rPr>
     </w:tblStylePr>
     <w:tblStylePr w:type="lastRow">
       <w:rPr>
+        <w:rFonts w:eastAsia="黑体"/>
         <w:b/>
         <w:bCs/>
       </w:rPr>
@@ -10383,12 +10877,14 @@
     </w:tblStylePr>
     <w:tblStylePr w:type="firstCol">
       <w:rPr>
+        <w:rFonts w:eastAsia="黑体"/>
         <w:b/>
         <w:bCs/>
       </w:rPr>
     </w:tblStylePr>
     <w:tblStylePr w:type="lastCol">
       <w:rPr>
+        <w:rFonts w:eastAsia="黑体"/>
         <w:b/>
         <w:bCs/>
       </w:rPr>
@@ -10438,12 +10934,14 @@
     </w:tcPr>
     <w:tblStylePr w:type="firstRow">
       <w:rPr>
+        <w:rFonts w:eastAsia="黑体"/>
         <w:b/>
         <w:bCs/>
       </w:rPr>
     </w:tblStylePr>
     <w:tblStylePr w:type="lastRow">
       <w:rPr>
+        <w:rFonts w:eastAsia="黑体"/>
         <w:b/>
         <w:bCs/>
       </w:rPr>
@@ -10456,12 +10954,14 @@
     </w:tblStylePr>
     <w:tblStylePr w:type="firstCol">
       <w:rPr>
+        <w:rFonts w:eastAsia="黑体"/>
         <w:b/>
         <w:bCs/>
       </w:rPr>
     </w:tblStylePr>
     <w:tblStylePr w:type="lastCol">
       <w:rPr>
+        <w:rFonts w:eastAsia="黑体"/>
         <w:b/>
         <w:bCs/>
       </w:rPr>
@@ -10511,12 +11011,14 @@
     </w:tcPr>
     <w:tblStylePr w:type="firstRow">
       <w:rPr>
+        <w:rFonts w:eastAsia="黑体"/>
         <w:b/>
         <w:bCs/>
       </w:rPr>
     </w:tblStylePr>
     <w:tblStylePr w:type="lastRow">
       <w:rPr>
+        <w:rFonts w:eastAsia="黑体"/>
         <w:b/>
         <w:bCs/>
       </w:rPr>
@@ -10529,12 +11031,14 @@
     </w:tblStylePr>
     <w:tblStylePr w:type="firstCol">
       <w:rPr>
+        <w:rFonts w:eastAsia="黑体"/>
         <w:b/>
         <w:bCs/>
       </w:rPr>
     </w:tblStylePr>
     <w:tblStylePr w:type="lastCol">
       <w:rPr>
+        <w:rFonts w:eastAsia="黑体"/>
         <w:b/>
         <w:bCs/>
       </w:rPr>
@@ -10584,12 +11088,14 @@
     </w:tcPr>
     <w:tblStylePr w:type="firstRow">
       <w:rPr>
+        <w:rFonts w:eastAsia="黑体"/>
         <w:b/>
         <w:bCs/>
       </w:rPr>
     </w:tblStylePr>
     <w:tblStylePr w:type="lastRow">
       <w:rPr>
+        <w:rFonts w:eastAsia="黑体"/>
         <w:b/>
         <w:bCs/>
       </w:rPr>
@@ -10602,12 +11108,14 @@
     </w:tblStylePr>
     <w:tblStylePr w:type="firstCol">
       <w:rPr>
+        <w:rFonts w:eastAsia="黑体"/>
         <w:b/>
         <w:bCs/>
       </w:rPr>
     </w:tblStylePr>
     <w:tblStylePr w:type="lastCol">
       <w:rPr>
+        <w:rFonts w:eastAsia="黑体"/>
         <w:b/>
         <w:bCs/>
       </w:rPr>
@@ -10657,12 +11165,14 @@
     </w:tcPr>
     <w:tblStylePr w:type="firstRow">
       <w:rPr>
+        <w:rFonts w:eastAsia="黑体"/>
         <w:b/>
         <w:bCs/>
       </w:rPr>
     </w:tblStylePr>
     <w:tblStylePr w:type="lastRow">
       <w:rPr>
+        <w:rFonts w:eastAsia="黑体"/>
         <w:b/>
         <w:bCs/>
       </w:rPr>
@@ -10675,12 +11185,14 @@
     </w:tblStylePr>
     <w:tblStylePr w:type="firstCol">
       <w:rPr>
+        <w:rFonts w:eastAsia="黑体"/>
         <w:b/>
         <w:bCs/>
       </w:rPr>
     </w:tblStylePr>
     <w:tblStylePr w:type="lastCol">
       <w:rPr>
+        <w:rFonts w:eastAsia="黑体"/>
         <w:b/>
         <w:bCs/>
       </w:rPr>
@@ -10730,12 +11242,14 @@
     </w:tcPr>
     <w:tblStylePr w:type="firstRow">
       <w:rPr>
+        <w:rFonts w:eastAsia="黑体"/>
         <w:b/>
         <w:bCs/>
       </w:rPr>
     </w:tblStylePr>
     <w:tblStylePr w:type="lastRow">
       <w:rPr>
+        <w:rFonts w:eastAsia="黑体"/>
         <w:b/>
         <w:bCs/>
       </w:rPr>
@@ -10748,12 +11262,14 @@
     </w:tblStylePr>
     <w:tblStylePr w:type="firstCol">
       <w:rPr>
+        <w:rFonts w:eastAsia="黑体"/>
         <w:b/>
         <w:bCs/>
       </w:rPr>
     </w:tblStylePr>
     <w:tblStylePr w:type="lastCol">
       <w:rPr>
+        <w:rFonts w:eastAsia="黑体"/>
         <w:b/>
         <w:bCs/>
       </w:rPr>
@@ -10780,7 +11296,7 @@
       <w:spacing w:after="0" w:line="240" w:lineRule="auto"/>
     </w:pPr>
     <w:rPr>
-      <w:rFonts w:asciiTheme="majorHAnsi" w:cstheme="majorBidi" w:eastAsiaTheme="majorEastAsia" w:hAnsiTheme="majorHAnsi"/>
+      <w:rFonts w:asciiTheme="majorHAnsi" w:cstheme="majorBidi" w:hAnsiTheme="majorHAnsi" w:eastAsia="黑体"/>
       <w:color w:themeColor="text1" w:val="000000"/>
     </w:rPr>
     <w:tblPr>
@@ -10807,6 +11323,7 @@
     </w:tcPr>
     <w:tblStylePr w:type="firstRow">
       <w:rPr>
+        <w:rFonts w:eastAsia="黑体"/>
         <w:b/>
         <w:bCs/>
         <w:color w:themeColor="text1" w:val="000000"/>
@@ -10818,6 +11335,7 @@
     </w:tblStylePr>
     <w:tblStylePr w:type="lastRow">
       <w:rPr>
+        <w:rFonts w:eastAsia="黑体"/>
         <w:b/>
         <w:bCs/>
         <w:color w:themeColor="text1" w:val="000000"/>
@@ -10837,6 +11355,7 @@
     </w:tblStylePr>
     <w:tblStylePr w:type="firstCol">
       <w:rPr>
+        <w:rFonts w:eastAsia="黑体"/>
         <w:b/>
         <w:bCs/>
         <w:color w:themeColor="text1" w:val="000000"/>
@@ -10856,6 +11375,7 @@
     </w:tblStylePr>
     <w:tblStylePr w:type="lastCol">
       <w:rPr>
+        <w:rFonts w:eastAsia="黑体"/>
         <w:b w:val="0"/>
         <w:bCs w:val="0"/>
         <w:color w:themeColor="text1" w:val="000000"/>
@@ -10905,7 +11425,7 @@
       <w:spacing w:after="0" w:line="240" w:lineRule="auto"/>
     </w:pPr>
     <w:rPr>
-      <w:rFonts w:asciiTheme="majorHAnsi" w:cstheme="majorBidi" w:eastAsiaTheme="majorEastAsia" w:hAnsiTheme="majorHAnsi"/>
+      <w:rFonts w:asciiTheme="majorHAnsi" w:cstheme="majorBidi" w:hAnsiTheme="majorHAnsi" w:eastAsia="黑体"/>
       <w:color w:themeColor="text1" w:val="000000"/>
     </w:rPr>
     <w:tblPr>
@@ -10932,6 +11452,7 @@
     </w:tcPr>
     <w:tblStylePr w:type="firstRow">
       <w:rPr>
+        <w:rFonts w:eastAsia="黑体"/>
         <w:b/>
         <w:bCs/>
         <w:color w:themeColor="text1" w:val="000000"/>
@@ -10943,6 +11464,7 @@
     </w:tblStylePr>
     <w:tblStylePr w:type="lastRow">
       <w:rPr>
+        <w:rFonts w:eastAsia="黑体"/>
         <w:b/>
         <w:bCs/>
         <w:color w:themeColor="text1" w:val="000000"/>
@@ -10962,6 +11484,7 @@
     </w:tblStylePr>
     <w:tblStylePr w:type="firstCol">
       <w:rPr>
+        <w:rFonts w:eastAsia="黑体"/>
         <w:b/>
         <w:bCs/>
         <w:color w:themeColor="text1" w:val="000000"/>
@@ -10981,6 +11504,7 @@
     </w:tblStylePr>
     <w:tblStylePr w:type="lastCol">
       <w:rPr>
+        <w:rFonts w:eastAsia="黑体"/>
         <w:b w:val="0"/>
         <w:bCs w:val="0"/>
         <w:color w:themeColor="text1" w:val="000000"/>
@@ -11030,7 +11554,7 @@
       <w:spacing w:after="0" w:line="240" w:lineRule="auto"/>
     </w:pPr>
     <w:rPr>
-      <w:rFonts w:asciiTheme="majorHAnsi" w:cstheme="majorBidi" w:eastAsiaTheme="majorEastAsia" w:hAnsiTheme="majorHAnsi"/>
+      <w:rFonts w:asciiTheme="majorHAnsi" w:cstheme="majorBidi" w:hAnsiTheme="majorHAnsi" w:eastAsia="黑体"/>
       <w:color w:themeColor="text1" w:val="000000"/>
     </w:rPr>
     <w:tblPr>
@@ -11057,6 +11581,7 @@
     </w:tcPr>
     <w:tblStylePr w:type="firstRow">
       <w:rPr>
+        <w:rFonts w:eastAsia="黑体"/>
         <w:b/>
         <w:bCs/>
         <w:color w:themeColor="text1" w:val="000000"/>
@@ -11068,6 +11593,7 @@
     </w:tblStylePr>
     <w:tblStylePr w:type="lastRow">
       <w:rPr>
+        <w:rFonts w:eastAsia="黑体"/>
         <w:b/>
         <w:bCs/>
         <w:color w:themeColor="text1" w:val="000000"/>
@@ -11087,6 +11613,7 @@
     </w:tblStylePr>
     <w:tblStylePr w:type="firstCol">
       <w:rPr>
+        <w:rFonts w:eastAsia="黑体"/>
         <w:b/>
         <w:bCs/>
         <w:color w:themeColor="text1" w:val="000000"/>
@@ -11106,6 +11633,7 @@
     </w:tblStylePr>
     <w:tblStylePr w:type="lastCol">
       <w:rPr>
+        <w:rFonts w:eastAsia="黑体"/>
         <w:b w:val="0"/>
         <w:bCs w:val="0"/>
         <w:color w:themeColor="text1" w:val="000000"/>
@@ -11155,7 +11683,7 @@
       <w:spacing w:after="0" w:line="240" w:lineRule="auto"/>
     </w:pPr>
     <w:rPr>
-      <w:rFonts w:asciiTheme="majorHAnsi" w:cstheme="majorBidi" w:eastAsiaTheme="majorEastAsia" w:hAnsiTheme="majorHAnsi"/>
+      <w:rFonts w:asciiTheme="majorHAnsi" w:cstheme="majorBidi" w:hAnsiTheme="majorHAnsi" w:eastAsia="黑体"/>
       <w:color w:themeColor="text1" w:val="000000"/>
     </w:rPr>
     <w:tblPr>
@@ -11182,6 +11710,7 @@
     </w:tcPr>
     <w:tblStylePr w:type="firstRow">
       <w:rPr>
+        <w:rFonts w:eastAsia="黑体"/>
         <w:b/>
         <w:bCs/>
         <w:color w:themeColor="text1" w:val="000000"/>
@@ -11193,6 +11722,7 @@
     </w:tblStylePr>
     <w:tblStylePr w:type="lastRow">
       <w:rPr>
+        <w:rFonts w:eastAsia="黑体"/>
         <w:b/>
         <w:bCs/>
         <w:color w:themeColor="text1" w:val="000000"/>
@@ -11212,6 +11742,7 @@
     </w:tblStylePr>
     <w:tblStylePr w:type="firstCol">
       <w:rPr>
+        <w:rFonts w:eastAsia="黑体"/>
         <w:b/>
         <w:bCs/>
         <w:color w:themeColor="text1" w:val="000000"/>
@@ -11231,6 +11762,7 @@
     </w:tblStylePr>
     <w:tblStylePr w:type="lastCol">
       <w:rPr>
+        <w:rFonts w:eastAsia="黑体"/>
         <w:b w:val="0"/>
         <w:bCs w:val="0"/>
         <w:color w:themeColor="text1" w:val="000000"/>
@@ -11280,7 +11812,7 @@
       <w:spacing w:after="0" w:line="240" w:lineRule="auto"/>
     </w:pPr>
     <w:rPr>
-      <w:rFonts w:asciiTheme="majorHAnsi" w:cstheme="majorBidi" w:eastAsiaTheme="majorEastAsia" w:hAnsiTheme="majorHAnsi"/>
+      <w:rFonts w:asciiTheme="majorHAnsi" w:cstheme="majorBidi" w:hAnsiTheme="majorHAnsi" w:eastAsia="黑体"/>
       <w:color w:themeColor="text1" w:val="000000"/>
     </w:rPr>
     <w:tblPr>
@@ -11307,6 +11839,7 @@
     </w:tcPr>
     <w:tblStylePr w:type="firstRow">
       <w:rPr>
+        <w:rFonts w:eastAsia="黑体"/>
         <w:b/>
         <w:bCs/>
         <w:color w:themeColor="text1" w:val="000000"/>
@@ -11318,6 +11851,7 @@
     </w:tblStylePr>
     <w:tblStylePr w:type="lastRow">
       <w:rPr>
+        <w:rFonts w:eastAsia="黑体"/>
         <w:b/>
         <w:bCs/>
         <w:color w:themeColor="text1" w:val="000000"/>
@@ -11337,6 +11871,7 @@
     </w:tblStylePr>
     <w:tblStylePr w:type="firstCol">
       <w:rPr>
+        <w:rFonts w:eastAsia="黑体"/>
         <w:b/>
         <w:bCs/>
         <w:color w:themeColor="text1" w:val="000000"/>
@@ -11356,6 +11891,7 @@
     </w:tblStylePr>
     <w:tblStylePr w:type="lastCol">
       <w:rPr>
+        <w:rFonts w:eastAsia="黑体"/>
         <w:b w:val="0"/>
         <w:bCs w:val="0"/>
         <w:color w:themeColor="text1" w:val="000000"/>
@@ -11405,7 +11941,7 @@
       <w:spacing w:after="0" w:line="240" w:lineRule="auto"/>
     </w:pPr>
     <w:rPr>
-      <w:rFonts w:asciiTheme="majorHAnsi" w:cstheme="majorBidi" w:eastAsiaTheme="majorEastAsia" w:hAnsiTheme="majorHAnsi"/>
+      <w:rFonts w:asciiTheme="majorHAnsi" w:cstheme="majorBidi" w:hAnsiTheme="majorHAnsi" w:eastAsia="黑体"/>
       <w:color w:themeColor="text1" w:val="000000"/>
     </w:rPr>
     <w:tblPr>
@@ -11432,6 +11968,7 @@
     </w:tcPr>
     <w:tblStylePr w:type="firstRow">
       <w:rPr>
+        <w:rFonts w:eastAsia="黑体"/>
         <w:b/>
         <w:bCs/>
         <w:color w:themeColor="text1" w:val="000000"/>
@@ -11443,6 +11980,7 @@
     </w:tblStylePr>
     <w:tblStylePr w:type="lastRow">
       <w:rPr>
+        <w:rFonts w:eastAsia="黑体"/>
         <w:b/>
         <w:bCs/>
         <w:color w:themeColor="text1" w:val="000000"/>
@@ -11462,6 +12000,7 @@
     </w:tblStylePr>
     <w:tblStylePr w:type="firstCol">
       <w:rPr>
+        <w:rFonts w:eastAsia="黑体"/>
         <w:b/>
         <w:bCs/>
         <w:color w:themeColor="text1" w:val="000000"/>
@@ -11481,6 +12020,7 @@
     </w:tblStylePr>
     <w:tblStylePr w:type="lastCol">
       <w:rPr>
+        <w:rFonts w:eastAsia="黑体"/>
         <w:b w:val="0"/>
         <w:bCs w:val="0"/>
         <w:color w:themeColor="text1" w:val="000000"/>
@@ -11530,7 +12070,7 @@
       <w:spacing w:after="0" w:line="240" w:lineRule="auto"/>
     </w:pPr>
     <w:rPr>
-      <w:rFonts w:asciiTheme="majorHAnsi" w:cstheme="majorBidi" w:eastAsiaTheme="majorEastAsia" w:hAnsiTheme="majorHAnsi"/>
+      <w:rFonts w:asciiTheme="majorHAnsi" w:cstheme="majorBidi" w:hAnsiTheme="majorHAnsi" w:eastAsia="黑体"/>
       <w:color w:themeColor="text1" w:val="000000"/>
     </w:rPr>
     <w:tblPr>
@@ -11557,6 +12097,7 @@
     </w:tcPr>
     <w:tblStylePr w:type="firstRow">
       <w:rPr>
+        <w:rFonts w:eastAsia="黑体"/>
         <w:b/>
         <w:bCs/>
         <w:color w:themeColor="text1" w:val="000000"/>
@@ -11568,6 +12109,7 @@
     </w:tblStylePr>
     <w:tblStylePr w:type="lastRow">
       <w:rPr>
+        <w:rFonts w:eastAsia="黑体"/>
         <w:b/>
         <w:bCs/>
         <w:color w:themeColor="text1" w:val="000000"/>
@@ -11587,6 +12129,7 @@
     </w:tblStylePr>
     <w:tblStylePr w:type="firstCol">
       <w:rPr>
+        <w:rFonts w:eastAsia="黑体"/>
         <w:b/>
         <w:bCs/>
         <w:color w:themeColor="text1" w:val="000000"/>
@@ -11606,6 +12149,7 @@
     </w:tblStylePr>
     <w:tblStylePr w:type="lastCol">
       <w:rPr>
+        <w:rFonts w:eastAsia="黑体"/>
         <w:b w:val="0"/>
         <w:bCs w:val="0"/>
         <w:color w:themeColor="text1" w:val="000000"/>
@@ -11678,6 +12222,7 @@
     </w:tcPr>
     <w:tblStylePr w:type="firstRow">
       <w:rPr>
+        <w:rFonts w:eastAsia="黑体"/>
         <w:b/>
         <w:bCs/>
         <w:i w:val="0"/>
@@ -11699,6 +12244,7 @@
     </w:tblStylePr>
     <w:tblStylePr w:type="lastRow">
       <w:rPr>
+        <w:rFonts w:eastAsia="黑体"/>
         <w:b/>
         <w:bCs/>
         <w:i w:val="0"/>
@@ -11720,6 +12266,7 @@
     </w:tblStylePr>
     <w:tblStylePr w:type="firstCol">
       <w:rPr>
+        <w:rFonts w:eastAsia="黑体"/>
         <w:b/>
         <w:bCs/>
         <w:i w:val="0"/>
@@ -11739,6 +12286,7 @@
     </w:tblStylePr>
     <w:tblStylePr w:type="lastCol">
       <w:rPr>
+        <w:rFonts w:eastAsia="黑体"/>
         <w:b/>
         <w:bCs/>
         <w:i w:val="0"/>
@@ -11819,6 +12367,7 @@
     </w:tcPr>
     <w:tblStylePr w:type="firstRow">
       <w:rPr>
+        <w:rFonts w:eastAsia="黑体"/>
         <w:b/>
         <w:bCs/>
         <w:i w:val="0"/>
@@ -11840,6 +12389,7 @@
     </w:tblStylePr>
     <w:tblStylePr w:type="lastRow">
       <w:rPr>
+        <w:rFonts w:eastAsia="黑体"/>
         <w:b/>
         <w:bCs/>
         <w:i w:val="0"/>
@@ -11861,6 +12411,7 @@
     </w:tblStylePr>
     <w:tblStylePr w:type="firstCol">
       <w:rPr>
+        <w:rFonts w:eastAsia="黑体"/>
         <w:b/>
         <w:bCs/>
         <w:i w:val="0"/>
@@ -11880,6 +12431,7 @@
     </w:tblStylePr>
     <w:tblStylePr w:type="lastCol">
       <w:rPr>
+        <w:rFonts w:eastAsia="黑体"/>
         <w:b/>
         <w:bCs/>
         <w:i w:val="0"/>
@@ -11960,6 +12512,7 @@
     </w:tcPr>
     <w:tblStylePr w:type="firstRow">
       <w:rPr>
+        <w:rFonts w:eastAsia="黑体"/>
         <w:b/>
         <w:bCs/>
         <w:i w:val="0"/>
@@ -11981,6 +12534,7 @@
     </w:tblStylePr>
     <w:tblStylePr w:type="lastRow">
       <w:rPr>
+        <w:rFonts w:eastAsia="黑体"/>
         <w:b/>
         <w:bCs/>
         <w:i w:val="0"/>
@@ -12002,6 +12556,7 @@
     </w:tblStylePr>
     <w:tblStylePr w:type="firstCol">
       <w:rPr>
+        <w:rFonts w:eastAsia="黑体"/>
         <w:b/>
         <w:bCs/>
         <w:i w:val="0"/>
@@ -12021,6 +12576,7 @@
     </w:tblStylePr>
     <w:tblStylePr w:type="lastCol">
       <w:rPr>
+        <w:rFonts w:eastAsia="黑体"/>
         <w:b/>
         <w:bCs/>
         <w:i w:val="0"/>
@@ -12101,6 +12657,7 @@
     </w:tcPr>
     <w:tblStylePr w:type="firstRow">
       <w:rPr>
+        <w:rFonts w:eastAsia="黑体"/>
         <w:b/>
         <w:bCs/>
         <w:i w:val="0"/>
@@ -12122,6 +12679,7 @@
     </w:tblStylePr>
     <w:tblStylePr w:type="lastRow">
       <w:rPr>
+        <w:rFonts w:eastAsia="黑体"/>
         <w:b/>
         <w:bCs/>
         <w:i w:val="0"/>
@@ -12143,6 +12701,7 @@
     </w:tblStylePr>
     <w:tblStylePr w:type="firstCol">
       <w:rPr>
+        <w:rFonts w:eastAsia="黑体"/>
         <w:b/>
         <w:bCs/>
         <w:i w:val="0"/>
@@ -12162,6 +12721,7 @@
     </w:tblStylePr>
     <w:tblStylePr w:type="lastCol">
       <w:rPr>
+        <w:rFonts w:eastAsia="黑体"/>
         <w:b/>
         <w:bCs/>
         <w:i w:val="0"/>
@@ -12242,6 +12802,7 @@
     </w:tcPr>
     <w:tblStylePr w:type="firstRow">
       <w:rPr>
+        <w:rFonts w:eastAsia="黑体"/>
         <w:b/>
         <w:bCs/>
         <w:i w:val="0"/>
@@ -12263,6 +12824,7 @@
     </w:tblStylePr>
     <w:tblStylePr w:type="lastRow">
       <w:rPr>
+        <w:rFonts w:eastAsia="黑体"/>
         <w:b/>
         <w:bCs/>
         <w:i w:val="0"/>
@@ -12284,6 +12846,7 @@
     </w:tblStylePr>
     <w:tblStylePr w:type="firstCol">
       <w:rPr>
+        <w:rFonts w:eastAsia="黑体"/>
         <w:b/>
         <w:bCs/>
         <w:i w:val="0"/>
@@ -12303,6 +12866,7 @@
     </w:tblStylePr>
     <w:tblStylePr w:type="lastCol">
       <w:rPr>
+        <w:rFonts w:eastAsia="黑体"/>
         <w:b/>
         <w:bCs/>
         <w:i w:val="0"/>
@@ -12383,6 +12947,7 @@
     </w:tcPr>
     <w:tblStylePr w:type="firstRow">
       <w:rPr>
+        <w:rFonts w:eastAsia="黑体"/>
         <w:b/>
         <w:bCs/>
         <w:i w:val="0"/>
@@ -12404,6 +12969,7 @@
     </w:tblStylePr>
     <w:tblStylePr w:type="lastRow">
       <w:rPr>
+        <w:rFonts w:eastAsia="黑体"/>
         <w:b/>
         <w:bCs/>
         <w:i w:val="0"/>
@@ -12425,6 +12991,7 @@
     </w:tblStylePr>
     <w:tblStylePr w:type="firstCol">
       <w:rPr>
+        <w:rFonts w:eastAsia="黑体"/>
         <w:b/>
         <w:bCs/>
         <w:i w:val="0"/>
@@ -12444,6 +13011,7 @@
     </w:tblStylePr>
     <w:tblStylePr w:type="lastCol">
       <w:rPr>
+        <w:rFonts w:eastAsia="黑体"/>
         <w:b/>
         <w:bCs/>
         <w:i w:val="0"/>
@@ -12524,6 +13092,7 @@
     </w:tcPr>
     <w:tblStylePr w:type="firstRow">
       <w:rPr>
+        <w:rFonts w:eastAsia="黑体"/>
         <w:b/>
         <w:bCs/>
         <w:i w:val="0"/>
@@ -12545,6 +13114,7 @@
     </w:tblStylePr>
     <w:tblStylePr w:type="lastRow">
       <w:rPr>
+        <w:rFonts w:eastAsia="黑体"/>
         <w:b/>
         <w:bCs/>
         <w:i w:val="0"/>
@@ -12566,6 +13136,7 @@
     </w:tblStylePr>
     <w:tblStylePr w:type="firstCol">
       <w:rPr>
+        <w:rFonts w:eastAsia="黑体"/>
         <w:b/>
         <w:bCs/>
         <w:i w:val="0"/>
@@ -12585,6 +13156,7 @@
     </w:tblStylePr>
     <w:tblStylePr w:type="lastCol">
       <w:rPr>
+        <w:rFonts w:eastAsia="黑体"/>
         <w:b/>
         <w:bCs/>
         <w:i w:val="0"/>
@@ -12642,6 +13214,7 @@
       <w:spacing w:after="0" w:line="240" w:lineRule="auto"/>
     </w:pPr>
     <w:rPr>
+      <w:rFonts w:eastAsia="黑体"/>
       <w:color w:themeColor="background1" w:val="FFFFFF"/>
     </w:rPr>
     <w:tblPr>
@@ -12660,6 +13233,7 @@
     </w:tcPr>
     <w:tblStylePr w:type="firstRow">
       <w:rPr>
+        <w:rFonts w:eastAsia="黑体"/>
         <w:b/>
         <w:bCs/>
       </w:rPr>
@@ -12756,6 +13330,7 @@
       <w:spacing w:after="0" w:line="240" w:lineRule="auto"/>
     </w:pPr>
     <w:rPr>
+      <w:rFonts w:eastAsia="黑体"/>
       <w:color w:themeColor="background1" w:val="FFFFFF"/>
     </w:rPr>
     <w:tblPr>
@@ -12774,6 +13349,7 @@
     </w:tcPr>
     <w:tblStylePr w:type="firstRow">
       <w:rPr>
+        <w:rFonts w:eastAsia="黑体"/>
         <w:b/>
         <w:bCs/>
       </w:rPr>
@@ -12870,6 +13446,7 @@
       <w:spacing w:after="0" w:line="240" w:lineRule="auto"/>
     </w:pPr>
     <w:rPr>
+      <w:rFonts w:eastAsia="黑体"/>
       <w:color w:themeColor="background1" w:val="FFFFFF"/>
     </w:rPr>
     <w:tblPr>
@@ -12888,6 +13465,7 @@
     </w:tcPr>
     <w:tblStylePr w:type="firstRow">
       <w:rPr>
+        <w:rFonts w:eastAsia="黑体"/>
         <w:b/>
         <w:bCs/>
       </w:rPr>
@@ -12984,6 +13562,7 @@
       <w:spacing w:after="0" w:line="240" w:lineRule="auto"/>
     </w:pPr>
     <w:rPr>
+      <w:rFonts w:eastAsia="黑体"/>
       <w:color w:themeColor="background1" w:val="FFFFFF"/>
     </w:rPr>
     <w:tblPr>
@@ -13002,6 +13581,7 @@
     </w:tcPr>
     <w:tblStylePr w:type="firstRow">
       <w:rPr>
+        <w:rFonts w:eastAsia="黑体"/>
         <w:b/>
         <w:bCs/>
       </w:rPr>
@@ -13098,6 +13678,7 @@
       <w:spacing w:after="0" w:line="240" w:lineRule="auto"/>
     </w:pPr>
     <w:rPr>
+      <w:rFonts w:eastAsia="黑体"/>
       <w:color w:themeColor="background1" w:val="FFFFFF"/>
     </w:rPr>
     <w:tblPr>
@@ -13116,6 +13697,7 @@
     </w:tcPr>
     <w:tblStylePr w:type="firstRow">
       <w:rPr>
+        <w:rFonts w:eastAsia="黑体"/>
         <w:b/>
         <w:bCs/>
       </w:rPr>
@@ -13212,6 +13794,7 @@
       <w:spacing w:after="0" w:line="240" w:lineRule="auto"/>
     </w:pPr>
     <w:rPr>
+      <w:rFonts w:eastAsia="黑体"/>
       <w:color w:themeColor="background1" w:val="FFFFFF"/>
     </w:rPr>
     <w:tblPr>
@@ -13230,6 +13813,7 @@
     </w:tcPr>
     <w:tblStylePr w:type="firstRow">
       <w:rPr>
+        <w:rFonts w:eastAsia="黑体"/>
         <w:b/>
         <w:bCs/>
       </w:rPr>
@@ -13326,6 +13910,7 @@
       <w:spacing w:after="0" w:line="240" w:lineRule="auto"/>
     </w:pPr>
     <w:rPr>
+      <w:rFonts w:eastAsia="黑体"/>
       <w:color w:themeColor="background1" w:val="FFFFFF"/>
     </w:rPr>
     <w:tblPr>
@@ -13344,6 +13929,7 @@
     </w:tcPr>
     <w:tblStylePr w:type="firstRow">
       <w:rPr>
+        <w:rFonts w:eastAsia="黑体"/>
         <w:b/>
         <w:bCs/>
       </w:rPr>
@@ -13440,6 +14026,7 @@
       <w:spacing w:after="0" w:line="240" w:lineRule="auto"/>
     </w:pPr>
     <w:rPr>
+      <w:rFonts w:eastAsia="黑体"/>
       <w:color w:themeColor="text1" w:val="000000"/>
     </w:rPr>
     <w:tblPr>
@@ -13466,6 +14053,7 @@
     </w:tcPr>
     <w:tblStylePr w:type="firstRow">
       <w:rPr>
+        <w:rFonts w:eastAsia="黑体"/>
         <w:b/>
         <w:bCs/>
       </w:rPr>
@@ -13484,6 +14072,7 @@
     </w:tblStylePr>
     <w:tblStylePr w:type="lastRow">
       <w:rPr>
+        <w:rFonts w:eastAsia="黑体"/>
         <w:b/>
         <w:bCs/>
         <w:color w:themeColor="background1" w:val="FFFFFF"/>
@@ -13498,6 +14087,7 @@
     </w:tblStylePr>
     <w:tblStylePr w:type="firstCol">
       <w:rPr>
+        <w:rFonts w:eastAsia="黑体"/>
         <w:color w:themeColor="background1" w:val="FFFFFF"/>
       </w:rPr>
       <w:tblPr/>
@@ -13515,6 +14105,7 @@
     </w:tblStylePr>
     <w:tblStylePr w:type="lastCol">
       <w:rPr>
+        <w:rFonts w:eastAsia="黑体"/>
         <w:color w:themeColor="background1" w:val="FFFFFF"/>
       </w:rPr>
       <w:tblPr/>
@@ -13544,11 +14135,13 @@
     </w:tblStylePr>
     <w:tblStylePr w:type="neCell">
       <w:rPr>
+        <w:rFonts w:eastAsia="黑体"/>
         <w:color w:themeColor="text1" w:val="000000"/>
       </w:rPr>
     </w:tblStylePr>
     <w:tblStylePr w:type="nwCell">
       <w:rPr>
+        <w:rFonts w:eastAsia="黑体"/>
         <w:color w:themeColor="text1" w:val="000000"/>
       </w:rPr>
     </w:tblStylePr>
@@ -13562,6 +14155,7 @@
       <w:spacing w:after="0" w:line="240" w:lineRule="auto"/>
     </w:pPr>
     <w:rPr>
+      <w:rFonts w:eastAsia="黑体"/>
       <w:color w:themeColor="text1" w:val="000000"/>
     </w:rPr>
     <w:tblPr>
@@ -13588,6 +14182,7 @@
     </w:tcPr>
     <w:tblStylePr w:type="firstRow">
       <w:rPr>
+        <w:rFonts w:eastAsia="黑体"/>
         <w:b/>
         <w:bCs/>
       </w:rPr>
@@ -13606,6 +14201,7 @@
     </w:tblStylePr>
     <w:tblStylePr w:type="lastRow">
       <w:rPr>
+        <w:rFonts w:eastAsia="黑体"/>
         <w:b/>
         <w:bCs/>
         <w:color w:themeColor="background1" w:val="FFFFFF"/>
@@ -13620,6 +14216,7 @@
     </w:tblStylePr>
     <w:tblStylePr w:type="firstCol">
       <w:rPr>
+        <w:rFonts w:eastAsia="黑体"/>
         <w:color w:themeColor="background1" w:val="FFFFFF"/>
       </w:rPr>
       <w:tblPr/>
@@ -13637,6 +14234,7 @@
     </w:tblStylePr>
     <w:tblStylePr w:type="lastCol">
       <w:rPr>
+        <w:rFonts w:eastAsia="黑体"/>
         <w:color w:themeColor="background1" w:val="FFFFFF"/>
       </w:rPr>
       <w:tblPr/>
@@ -13666,11 +14264,13 @@
     </w:tblStylePr>
     <w:tblStylePr w:type="neCell">
       <w:rPr>
+        <w:rFonts w:eastAsia="黑体"/>
         <w:color w:themeColor="text1" w:val="000000"/>
       </w:rPr>
     </w:tblStylePr>
     <w:tblStylePr w:type="nwCell">
       <w:rPr>
+        <w:rFonts w:eastAsia="黑体"/>
         <w:color w:themeColor="text1" w:val="000000"/>
       </w:rPr>
     </w:tblStylePr>
@@ -13684,6 +14284,7 @@
       <w:spacing w:after="0" w:line="240" w:lineRule="auto"/>
     </w:pPr>
     <w:rPr>
+      <w:rFonts w:eastAsia="黑体"/>
       <w:color w:themeColor="text1" w:val="000000"/>
     </w:rPr>
     <w:tblPr>
@@ -13710,6 +14311,7 @@
     </w:tcPr>
     <w:tblStylePr w:type="firstRow">
       <w:rPr>
+        <w:rFonts w:eastAsia="黑体"/>
         <w:b/>
         <w:bCs/>
       </w:rPr>
@@ -13728,6 +14330,7 @@
     </w:tblStylePr>
     <w:tblStylePr w:type="lastRow">
       <w:rPr>
+        <w:rFonts w:eastAsia="黑体"/>
         <w:b/>
         <w:bCs/>
         <w:color w:themeColor="background1" w:val="FFFFFF"/>
@@ -13742,6 +14345,7 @@
     </w:tblStylePr>
     <w:tblStylePr w:type="firstCol">
       <w:rPr>
+        <w:rFonts w:eastAsia="黑体"/>
         <w:color w:themeColor="background1" w:val="FFFFFF"/>
       </w:rPr>
       <w:tblPr/>
@@ -13759,6 +14363,7 @@
     </w:tblStylePr>
     <w:tblStylePr w:type="lastCol">
       <w:rPr>
+        <w:rFonts w:eastAsia="黑体"/>
         <w:color w:themeColor="background1" w:val="FFFFFF"/>
       </w:rPr>
       <w:tblPr/>
@@ -13788,11 +14393,13 @@
     </w:tblStylePr>
     <w:tblStylePr w:type="neCell">
       <w:rPr>
+        <w:rFonts w:eastAsia="黑体"/>
         <w:color w:themeColor="text1" w:val="000000"/>
       </w:rPr>
     </w:tblStylePr>
     <w:tblStylePr w:type="nwCell">
       <w:rPr>
+        <w:rFonts w:eastAsia="黑体"/>
         <w:color w:themeColor="text1" w:val="000000"/>
       </w:rPr>
     </w:tblStylePr>
@@ -13806,6 +14413,7 @@
       <w:spacing w:after="0" w:line="240" w:lineRule="auto"/>
     </w:pPr>
     <w:rPr>
+      <w:rFonts w:eastAsia="黑体"/>
       <w:color w:themeColor="text1" w:val="000000"/>
     </w:rPr>
     <w:tblPr>
@@ -13832,6 +14440,7 @@
     </w:tcPr>
     <w:tblStylePr w:type="firstRow">
       <w:rPr>
+        <w:rFonts w:eastAsia="黑体"/>
         <w:b/>
         <w:bCs/>
       </w:rPr>
@@ -13850,6 +14459,7 @@
     </w:tblStylePr>
     <w:tblStylePr w:type="lastRow">
       <w:rPr>
+        <w:rFonts w:eastAsia="黑体"/>
         <w:b/>
         <w:bCs/>
         <w:color w:themeColor="background1" w:val="FFFFFF"/>
@@ -13864,6 +14474,7 @@
     </w:tblStylePr>
     <w:tblStylePr w:type="firstCol">
       <w:rPr>
+        <w:rFonts w:eastAsia="黑体"/>
         <w:color w:themeColor="background1" w:val="FFFFFF"/>
       </w:rPr>
       <w:tblPr/>
@@ -13881,6 +14492,7 @@
     </w:tblStylePr>
     <w:tblStylePr w:type="lastCol">
       <w:rPr>
+        <w:rFonts w:eastAsia="黑体"/>
         <w:color w:themeColor="background1" w:val="FFFFFF"/>
       </w:rPr>
       <w:tblPr/>
@@ -13918,6 +14530,7 @@
       <w:spacing w:after="0" w:line="240" w:lineRule="auto"/>
     </w:pPr>
     <w:rPr>
+      <w:rFonts w:eastAsia="黑体"/>
       <w:color w:themeColor="text1" w:val="000000"/>
     </w:rPr>
     <w:tblPr>
@@ -13944,6 +14557,7 @@
     </w:tcPr>
     <w:tblStylePr w:type="firstRow">
       <w:rPr>
+        <w:rFonts w:eastAsia="黑体"/>
         <w:b/>
         <w:bCs/>
       </w:rPr>
@@ -13962,6 +14576,7 @@
     </w:tblStylePr>
     <w:tblStylePr w:type="lastRow">
       <w:rPr>
+        <w:rFonts w:eastAsia="黑体"/>
         <w:b/>
         <w:bCs/>
         <w:color w:themeColor="background1" w:val="FFFFFF"/>
@@ -13976,6 +14591,7 @@
     </w:tblStylePr>
     <w:tblStylePr w:type="firstCol">
       <w:rPr>
+        <w:rFonts w:eastAsia="黑体"/>
         <w:color w:themeColor="background1" w:val="FFFFFF"/>
       </w:rPr>
       <w:tblPr/>
@@ -13993,6 +14609,7 @@
     </w:tblStylePr>
     <w:tblStylePr w:type="lastCol">
       <w:rPr>
+        <w:rFonts w:eastAsia="黑体"/>
         <w:color w:themeColor="background1" w:val="FFFFFF"/>
       </w:rPr>
       <w:tblPr/>
@@ -14022,11 +14639,13 @@
     </w:tblStylePr>
     <w:tblStylePr w:type="neCell">
       <w:rPr>
+        <w:rFonts w:eastAsia="黑体"/>
         <w:color w:themeColor="text1" w:val="000000"/>
       </w:rPr>
     </w:tblStylePr>
     <w:tblStylePr w:type="nwCell">
       <w:rPr>
+        <w:rFonts w:eastAsia="黑体"/>
         <w:color w:themeColor="text1" w:val="000000"/>
       </w:rPr>
     </w:tblStylePr>
@@ -14040,6 +14659,7 @@
       <w:spacing w:after="0" w:line="240" w:lineRule="auto"/>
     </w:pPr>
     <w:rPr>
+      <w:rFonts w:eastAsia="黑体"/>
       <w:color w:themeColor="text1" w:val="000000"/>
     </w:rPr>
     <w:tblPr>
@@ -14066,6 +14686,7 @@
     </w:tcPr>
     <w:tblStylePr w:type="firstRow">
       <w:rPr>
+        <w:rFonts w:eastAsia="黑体"/>
         <w:b/>
         <w:bCs/>
       </w:rPr>
@@ -14084,6 +14705,7 @@
     </w:tblStylePr>
     <w:tblStylePr w:type="lastRow">
       <w:rPr>
+        <w:rFonts w:eastAsia="黑体"/>
         <w:b/>
         <w:bCs/>
         <w:color w:themeColor="background1" w:val="FFFFFF"/>
@@ -14098,6 +14720,7 @@
     </w:tblStylePr>
     <w:tblStylePr w:type="firstCol">
       <w:rPr>
+        <w:rFonts w:eastAsia="黑体"/>
         <w:color w:themeColor="background1" w:val="FFFFFF"/>
       </w:rPr>
       <w:tblPr/>
@@ -14115,6 +14738,7 @@
     </w:tblStylePr>
     <w:tblStylePr w:type="lastCol">
       <w:rPr>
+        <w:rFonts w:eastAsia="黑体"/>
         <w:color w:themeColor="background1" w:val="FFFFFF"/>
       </w:rPr>
       <w:tblPr/>
@@ -14144,11 +14768,13 @@
     </w:tblStylePr>
     <w:tblStylePr w:type="neCell">
       <w:rPr>
+        <w:rFonts w:eastAsia="黑体"/>
         <w:color w:themeColor="text1" w:val="000000"/>
       </w:rPr>
     </w:tblStylePr>
     <w:tblStylePr w:type="nwCell">
       <w:rPr>
+        <w:rFonts w:eastAsia="黑体"/>
         <w:color w:themeColor="text1" w:val="000000"/>
       </w:rPr>
     </w:tblStylePr>
@@ -14162,6 +14788,7 @@
       <w:spacing w:after="0" w:line="240" w:lineRule="auto"/>
     </w:pPr>
     <w:rPr>
+      <w:rFonts w:eastAsia="黑体"/>
       <w:color w:themeColor="text1" w:val="000000"/>
     </w:rPr>
     <w:tblPr>
@@ -14188,6 +14815,7 @@
     </w:tcPr>
     <w:tblStylePr w:type="firstRow">
       <w:rPr>
+        <w:rFonts w:eastAsia="黑体"/>
         <w:b/>
         <w:bCs/>
       </w:rPr>
@@ -14206,6 +14834,7 @@
     </w:tblStylePr>
     <w:tblStylePr w:type="lastRow">
       <w:rPr>
+        <w:rFonts w:eastAsia="黑体"/>
         <w:b/>
         <w:bCs/>
         <w:color w:themeColor="background1" w:val="FFFFFF"/>
@@ -14220,6 +14849,7 @@
     </w:tblStylePr>
     <w:tblStylePr w:type="firstCol">
       <w:rPr>
+        <w:rFonts w:eastAsia="黑体"/>
         <w:color w:themeColor="background1" w:val="FFFFFF"/>
       </w:rPr>
       <w:tblPr/>
@@ -14237,6 +14867,7 @@
     </w:tblStylePr>
     <w:tblStylePr w:type="lastCol">
       <w:rPr>
+        <w:rFonts w:eastAsia="黑体"/>
         <w:color w:themeColor="background1" w:val="FFFFFF"/>
       </w:rPr>
       <w:tblPr/>
@@ -14266,11 +14897,13 @@
     </w:tblStylePr>
     <w:tblStylePr w:type="neCell">
       <w:rPr>
+        <w:rFonts w:eastAsia="黑体"/>
         <w:color w:themeColor="text1" w:val="000000"/>
       </w:rPr>
     </w:tblStylePr>
     <w:tblStylePr w:type="nwCell">
       <w:rPr>
+        <w:rFonts w:eastAsia="黑体"/>
         <w:color w:themeColor="text1" w:val="000000"/>
       </w:rPr>
     </w:tblStylePr>
@@ -14284,6 +14917,7 @@
       <w:spacing w:after="0" w:line="240" w:lineRule="auto"/>
     </w:pPr>
     <w:rPr>
+      <w:rFonts w:eastAsia="黑体"/>
       <w:color w:themeColor="text1" w:val="000000"/>
     </w:rPr>
     <w:tblPr>
@@ -14302,6 +14936,7 @@
     </w:tcPr>
     <w:tblStylePr w:type="firstRow">
       <w:rPr>
+        <w:rFonts w:eastAsia="黑体"/>
         <w:b/>
         <w:bCs/>
         <w:color w:themeColor="background1" w:val="FFFFFF"/>
@@ -14316,6 +14951,7 @@
     </w:tblStylePr>
     <w:tblStylePr w:type="lastRow">
       <w:rPr>
+        <w:rFonts w:eastAsia="黑体"/>
         <w:b/>
         <w:bCs/>
         <w:color w:themeColor="accent2" w:themeShade="CC" w:val="9E3A38"/>
@@ -14330,12 +14966,14 @@
     </w:tblStylePr>
     <w:tblStylePr w:type="firstCol">
       <w:rPr>
+        <w:rFonts w:eastAsia="黑体"/>
         <w:b/>
         <w:bCs/>
       </w:rPr>
     </w:tblStylePr>
     <w:tblStylePr w:type="lastCol">
       <w:rPr>
+        <w:rFonts w:eastAsia="黑体"/>
         <w:b/>
         <w:bCs/>
       </w:rPr>
@@ -14370,6 +15008,7 @@
       <w:spacing w:after="0" w:line="240" w:lineRule="auto"/>
     </w:pPr>
     <w:rPr>
+      <w:rFonts w:eastAsia="黑体"/>
       <w:color w:themeColor="text1" w:val="000000"/>
     </w:rPr>
     <w:tblPr>
@@ -14388,6 +15027,7 @@
     </w:tcPr>
     <w:tblStylePr w:type="firstRow">
       <w:rPr>
+        <w:rFonts w:eastAsia="黑体"/>
         <w:b/>
         <w:bCs/>
         <w:color w:themeColor="background1" w:val="FFFFFF"/>
@@ -14402,6 +15042,7 @@
     </w:tblStylePr>
     <w:tblStylePr w:type="lastRow">
       <w:rPr>
+        <w:rFonts w:eastAsia="黑体"/>
         <w:b/>
         <w:bCs/>
         <w:color w:themeColor="accent2" w:themeShade="CC" w:val="9E3A38"/>
@@ -14416,12 +15057,14 @@
     </w:tblStylePr>
     <w:tblStylePr w:type="firstCol">
       <w:rPr>
+        <w:rFonts w:eastAsia="黑体"/>
         <w:b/>
         <w:bCs/>
       </w:rPr>
     </w:tblStylePr>
     <w:tblStylePr w:type="lastCol">
       <w:rPr>
+        <w:rFonts w:eastAsia="黑体"/>
         <w:b/>
         <w:bCs/>
       </w:rPr>
@@ -14456,6 +15099,7 @@
       <w:spacing w:after="0" w:line="240" w:lineRule="auto"/>
     </w:pPr>
     <w:rPr>
+      <w:rFonts w:eastAsia="黑体"/>
       <w:color w:themeColor="text1" w:val="000000"/>
     </w:rPr>
     <w:tblPr>
@@ -14474,6 +15118,7 @@
     </w:tcPr>
     <w:tblStylePr w:type="firstRow">
       <w:rPr>
+        <w:rFonts w:eastAsia="黑体"/>
         <w:b/>
         <w:bCs/>
         <w:color w:themeColor="background1" w:val="FFFFFF"/>
@@ -14488,6 +15133,7 @@
     </w:tblStylePr>
     <w:tblStylePr w:type="lastRow">
       <w:rPr>
+        <w:rFonts w:eastAsia="黑体"/>
         <w:b/>
         <w:bCs/>
         <w:color w:themeColor="accent2" w:themeShade="CC" w:val="9E3A38"/>
@@ -14502,12 +15148,14 @@
     </w:tblStylePr>
     <w:tblStylePr w:type="firstCol">
       <w:rPr>
+        <w:rFonts w:eastAsia="黑体"/>
         <w:b/>
         <w:bCs/>
       </w:rPr>
     </w:tblStylePr>
     <w:tblStylePr w:type="lastCol">
       <w:rPr>
+        <w:rFonts w:eastAsia="黑体"/>
         <w:b/>
         <w:bCs/>
       </w:rPr>
@@ -14542,6 +15190,7 @@
       <w:spacing w:after="0" w:line="240" w:lineRule="auto"/>
     </w:pPr>
     <w:rPr>
+      <w:rFonts w:eastAsia="黑体"/>
       <w:color w:themeColor="text1" w:val="000000"/>
     </w:rPr>
     <w:tblPr>
@@ -14560,6 +15209,7 @@
     </w:tcPr>
     <w:tblStylePr w:type="firstRow">
       <w:rPr>
+        <w:rFonts w:eastAsia="黑体"/>
         <w:b/>
         <w:bCs/>
         <w:color w:themeColor="background1" w:val="FFFFFF"/>
@@ -14574,6 +15224,7 @@
     </w:tblStylePr>
     <w:tblStylePr w:type="lastRow">
       <w:rPr>
+        <w:rFonts w:eastAsia="黑体"/>
         <w:b/>
         <w:bCs/>
         <w:color w:themeColor="accent4" w:themeShade="CC" w:val="664E82"/>
@@ -14588,12 +15239,14 @@
     </w:tblStylePr>
     <w:tblStylePr w:type="firstCol">
       <w:rPr>
+        <w:rFonts w:eastAsia="黑体"/>
         <w:b/>
         <w:bCs/>
       </w:rPr>
     </w:tblStylePr>
     <w:tblStylePr w:type="lastCol">
       <w:rPr>
+        <w:rFonts w:eastAsia="黑体"/>
         <w:b/>
         <w:bCs/>
       </w:rPr>
@@ -14628,6 +15281,7 @@
       <w:spacing w:after="0" w:line="240" w:lineRule="auto"/>
     </w:pPr>
     <w:rPr>
+      <w:rFonts w:eastAsia="黑体"/>
       <w:color w:themeColor="text1" w:val="000000"/>
     </w:rPr>
     <w:tblPr>
@@ -14646,6 +15300,7 @@
     </w:tcPr>
     <w:tblStylePr w:type="firstRow">
       <w:rPr>
+        <w:rFonts w:eastAsia="黑体"/>
         <w:b/>
         <w:bCs/>
         <w:color w:themeColor="background1" w:val="FFFFFF"/>
@@ -14660,6 +15315,7 @@
     </w:tblStylePr>
     <w:tblStylePr w:type="lastRow">
       <w:rPr>
+        <w:rFonts w:eastAsia="黑体"/>
         <w:b/>
         <w:bCs/>
         <w:color w:themeColor="accent3" w:themeShade="CC" w:val="7E9C40"/>
@@ -14674,12 +15330,14 @@
     </w:tblStylePr>
     <w:tblStylePr w:type="firstCol">
       <w:rPr>
+        <w:rFonts w:eastAsia="黑体"/>
         <w:b/>
         <w:bCs/>
       </w:rPr>
     </w:tblStylePr>
     <w:tblStylePr w:type="lastCol">
       <w:rPr>
+        <w:rFonts w:eastAsia="黑体"/>
         <w:b/>
         <w:bCs/>
       </w:rPr>
@@ -14714,6 +15372,7 @@
       <w:spacing w:after="0" w:line="240" w:lineRule="auto"/>
     </w:pPr>
     <w:rPr>
+      <w:rFonts w:eastAsia="黑体"/>
       <w:color w:themeColor="text1" w:val="000000"/>
     </w:rPr>
     <w:tblPr>
@@ -14732,6 +15391,7 @@
     </w:tcPr>
     <w:tblStylePr w:type="firstRow">
       <w:rPr>
+        <w:rFonts w:eastAsia="黑体"/>
         <w:b/>
         <w:bCs/>
         <w:color w:themeColor="background1" w:val="FFFFFF"/>
@@ -14746,6 +15406,7 @@
     </w:tblStylePr>
     <w:tblStylePr w:type="lastRow">
       <w:rPr>
+        <w:rFonts w:eastAsia="黑体"/>
         <w:b/>
         <w:bCs/>
         <w:color w:themeColor="accent6" w:themeShade="CC" w:val="F2730A"/>
@@ -14760,12 +15421,14 @@
     </w:tblStylePr>
     <w:tblStylePr w:type="firstCol">
       <w:rPr>
+        <w:rFonts w:eastAsia="黑体"/>
         <w:b/>
         <w:bCs/>
       </w:rPr>
     </w:tblStylePr>
     <w:tblStylePr w:type="lastCol">
       <w:rPr>
+        <w:rFonts w:eastAsia="黑体"/>
         <w:b/>
         <w:bCs/>
       </w:rPr>
@@ -14800,6 +15463,7 @@
       <w:spacing w:after="0" w:line="240" w:lineRule="auto"/>
     </w:pPr>
     <w:rPr>
+      <w:rFonts w:eastAsia="黑体"/>
       <w:color w:themeColor="text1" w:val="000000"/>
     </w:rPr>
     <w:tblPr>
@@ -14818,6 +15482,7 @@
     </w:tcPr>
     <w:tblStylePr w:type="firstRow">
       <w:rPr>
+        <w:rFonts w:eastAsia="黑体"/>
         <w:b/>
         <w:bCs/>
         <w:color w:themeColor="background1" w:val="FFFFFF"/>
@@ -14832,6 +15497,7 @@
     </w:tblStylePr>
     <w:tblStylePr w:type="lastRow">
       <w:rPr>
+        <w:rFonts w:eastAsia="黑体"/>
         <w:b/>
         <w:bCs/>
         <w:color w:themeColor="accent5" w:themeShade="CC" w:val="348DA5"/>
@@ -14846,12 +15512,14 @@
     </w:tblStylePr>
     <w:tblStylePr w:type="firstCol">
       <w:rPr>
+        <w:rFonts w:eastAsia="黑体"/>
         <w:b/>
         <w:bCs/>
       </w:rPr>
     </w:tblStylePr>
     <w:tblStylePr w:type="lastCol">
       <w:rPr>
+        <w:rFonts w:eastAsia="黑体"/>
         <w:b/>
         <w:bCs/>
       </w:rPr>
@@ -14886,6 +15554,7 @@
       <w:spacing w:after="0" w:line="240" w:lineRule="auto"/>
     </w:pPr>
     <w:rPr>
+      <w:rFonts w:eastAsia="黑体"/>
       <w:color w:themeColor="text1" w:val="000000"/>
     </w:rPr>
     <w:tblPr>
@@ -14907,6 +15576,7 @@
     </w:tcPr>
     <w:tblStylePr w:type="firstRow">
       <w:rPr>
+        <w:rFonts w:eastAsia="黑体"/>
         <w:b/>
         <w:bCs/>
       </w:rPr>
@@ -14917,6 +15587,7 @@
     </w:tblStylePr>
     <w:tblStylePr w:type="lastRow">
       <w:rPr>
+        <w:rFonts w:eastAsia="黑体"/>
         <w:b/>
         <w:bCs/>
         <w:color w:themeColor="text1" w:val="000000"/>
@@ -14928,6 +15599,7 @@
     </w:tblStylePr>
     <w:tblStylePr w:type="firstCol">
       <w:rPr>
+        <w:rFonts w:eastAsia="黑体"/>
         <w:color w:themeColor="background1" w:val="FFFFFF"/>
       </w:rPr>
       <w:tblPr/>
@@ -14937,6 +15609,7 @@
     </w:tblStylePr>
     <w:tblStylePr w:type="lastCol">
       <w:rPr>
+        <w:rFonts w:eastAsia="黑体"/>
         <w:color w:themeColor="background1" w:val="FFFFFF"/>
       </w:rPr>
       <w:tblPr/>
@@ -14966,6 +15639,7 @@
       <w:spacing w:after="0" w:line="240" w:lineRule="auto"/>
     </w:pPr>
     <w:rPr>
+      <w:rFonts w:eastAsia="黑体"/>
       <w:color w:themeColor="text1" w:val="000000"/>
     </w:rPr>
     <w:tblPr>
@@ -14987,6 +15661,7 @@
     </w:tcPr>
     <w:tblStylePr w:type="firstRow">
       <w:rPr>
+        <w:rFonts w:eastAsia="黑体"/>
         <w:b/>
         <w:bCs/>
       </w:rPr>
@@ -14997,6 +15672,7 @@
     </w:tblStylePr>
     <w:tblStylePr w:type="lastRow">
       <w:rPr>
+        <w:rFonts w:eastAsia="黑体"/>
         <w:b/>
         <w:bCs/>
         <w:color w:themeColor="text1" w:val="000000"/>
@@ -15008,6 +15684,7 @@
     </w:tblStylePr>
     <w:tblStylePr w:type="firstCol">
       <w:rPr>
+        <w:rFonts w:eastAsia="黑体"/>
         <w:color w:themeColor="background1" w:val="FFFFFF"/>
       </w:rPr>
       <w:tblPr/>
@@ -15017,6 +15694,7 @@
     </w:tblStylePr>
     <w:tblStylePr w:type="lastCol">
       <w:rPr>
+        <w:rFonts w:eastAsia="黑体"/>
         <w:color w:themeColor="background1" w:val="FFFFFF"/>
       </w:rPr>
       <w:tblPr/>
@@ -15046,6 +15724,7 @@
       <w:spacing w:after="0" w:line="240" w:lineRule="auto"/>
     </w:pPr>
     <w:rPr>
+      <w:rFonts w:eastAsia="黑体"/>
       <w:color w:themeColor="text1" w:val="000000"/>
     </w:rPr>
     <w:tblPr>
@@ -15067,6 +15746,7 @@
     </w:tcPr>
     <w:tblStylePr w:type="firstRow">
       <w:rPr>
+        <w:rFonts w:eastAsia="黑体"/>
         <w:b/>
         <w:bCs/>
       </w:rPr>
@@ -15077,6 +15757,7 @@
     </w:tblStylePr>
     <w:tblStylePr w:type="lastRow">
       <w:rPr>
+        <w:rFonts w:eastAsia="黑体"/>
         <w:b/>
         <w:bCs/>
         <w:color w:themeColor="text1" w:val="000000"/>
@@ -15088,6 +15769,7 @@
     </w:tblStylePr>
     <w:tblStylePr w:type="firstCol">
       <w:rPr>
+        <w:rFonts w:eastAsia="黑体"/>
         <w:color w:themeColor="background1" w:val="FFFFFF"/>
       </w:rPr>
       <w:tblPr/>
@@ -15097,6 +15779,7 @@
     </w:tblStylePr>
     <w:tblStylePr w:type="lastCol">
       <w:rPr>
+        <w:rFonts w:eastAsia="黑体"/>
         <w:color w:themeColor="background1" w:val="FFFFFF"/>
       </w:rPr>
       <w:tblPr/>
@@ -15126,6 +15809,7 @@
       <w:spacing w:after="0" w:line="240" w:lineRule="auto"/>
     </w:pPr>
     <w:rPr>
+      <w:rFonts w:eastAsia="黑体"/>
       <w:color w:themeColor="text1" w:val="000000"/>
     </w:rPr>
     <w:tblPr>
@@ -15147,6 +15831,7 @@
     </w:tcPr>
     <w:tblStylePr w:type="firstRow">
       <w:rPr>
+        <w:rFonts w:eastAsia="黑体"/>
         <w:b/>
         <w:bCs/>
       </w:rPr>
@@ -15157,6 +15842,7 @@
     </w:tblStylePr>
     <w:tblStylePr w:type="lastRow">
       <w:rPr>
+        <w:rFonts w:eastAsia="黑体"/>
         <w:b/>
         <w:bCs/>
         <w:color w:themeColor="text1" w:val="000000"/>
@@ -15168,6 +15854,7 @@
     </w:tblStylePr>
     <w:tblStylePr w:type="firstCol">
       <w:rPr>
+        <w:rFonts w:eastAsia="黑体"/>
         <w:color w:themeColor="background1" w:val="FFFFFF"/>
       </w:rPr>
       <w:tblPr/>
@@ -15177,6 +15864,7 @@
     </w:tblStylePr>
     <w:tblStylePr w:type="lastCol">
       <w:rPr>
+        <w:rFonts w:eastAsia="黑体"/>
         <w:color w:themeColor="background1" w:val="FFFFFF"/>
       </w:rPr>
       <w:tblPr/>
@@ -15206,6 +15894,7 @@
       <w:spacing w:after="0" w:line="240" w:lineRule="auto"/>
     </w:pPr>
     <w:rPr>
+      <w:rFonts w:eastAsia="黑体"/>
       <w:color w:themeColor="text1" w:val="000000"/>
     </w:rPr>
     <w:tblPr>
@@ -15227,6 +15916,7 @@
     </w:tcPr>
     <w:tblStylePr w:type="firstRow">
       <w:rPr>
+        <w:rFonts w:eastAsia="黑体"/>
         <w:b/>
         <w:bCs/>
       </w:rPr>
@@ -15237,6 +15927,7 @@
     </w:tblStylePr>
     <w:tblStylePr w:type="lastRow">
       <w:rPr>
+        <w:rFonts w:eastAsia="黑体"/>
         <w:b/>
         <w:bCs/>
         <w:color w:themeColor="text1" w:val="000000"/>
@@ -15248,6 +15939,7 @@
     </w:tblStylePr>
     <w:tblStylePr w:type="firstCol">
       <w:rPr>
+        <w:rFonts w:eastAsia="黑体"/>
         <w:color w:themeColor="background1" w:val="FFFFFF"/>
       </w:rPr>
       <w:tblPr/>
@@ -15257,6 +15949,7 @@
     </w:tblStylePr>
     <w:tblStylePr w:type="lastCol">
       <w:rPr>
+        <w:rFonts w:eastAsia="黑体"/>
         <w:color w:themeColor="background1" w:val="FFFFFF"/>
       </w:rPr>
       <w:tblPr/>
@@ -15286,6 +15979,7 @@
       <w:spacing w:after="0" w:line="240" w:lineRule="auto"/>
     </w:pPr>
     <w:rPr>
+      <w:rFonts w:eastAsia="黑体"/>
       <w:color w:themeColor="text1" w:val="000000"/>
     </w:rPr>
     <w:tblPr>
@@ -15307,6 +16001,7 @@
     </w:tcPr>
     <w:tblStylePr w:type="firstRow">
       <w:rPr>
+        <w:rFonts w:eastAsia="黑体"/>
         <w:b/>
         <w:bCs/>
       </w:rPr>
@@ -15317,6 +16012,7 @@
     </w:tblStylePr>
     <w:tblStylePr w:type="lastRow">
       <w:rPr>
+        <w:rFonts w:eastAsia="黑体"/>
         <w:b/>
         <w:bCs/>
         <w:color w:themeColor="text1" w:val="000000"/>
@@ -15328,6 +16024,7 @@
     </w:tblStylePr>
     <w:tblStylePr w:type="firstCol">
       <w:rPr>
+        <w:rFonts w:eastAsia="黑体"/>
         <w:color w:themeColor="background1" w:val="FFFFFF"/>
       </w:rPr>
       <w:tblPr/>
@@ -15337,6 +16034,7 @@
     </w:tblStylePr>
     <w:tblStylePr w:type="lastCol">
       <w:rPr>
+        <w:rFonts w:eastAsia="黑体"/>
         <w:color w:themeColor="background1" w:val="FFFFFF"/>
       </w:rPr>
       <w:tblPr/>
@@ -15366,6 +16064,7 @@
       <w:spacing w:after="0" w:line="240" w:lineRule="auto"/>
     </w:pPr>
     <w:rPr>
+      <w:rFonts w:eastAsia="黑体"/>
       <w:color w:themeColor="text1" w:val="000000"/>
     </w:rPr>
     <w:tblPr>
@@ -15387,6 +16086,7 @@
     </w:tcPr>
     <w:tblStylePr w:type="firstRow">
       <w:rPr>
+        <w:rFonts w:eastAsia="黑体"/>
         <w:b/>
         <w:bCs/>
       </w:rPr>
@@ -15397,6 +16097,7 @@
     </w:tblStylePr>
     <w:tblStylePr w:type="lastRow">
       <w:rPr>
+        <w:rFonts w:eastAsia="黑体"/>
         <w:b/>
         <w:bCs/>
         <w:color w:themeColor="text1" w:val="000000"/>
@@ -15408,6 +16109,7 @@
     </w:tblStylePr>
     <w:tblStylePr w:type="firstCol">
       <w:rPr>
+        <w:rFonts w:eastAsia="黑体"/>
         <w:color w:themeColor="background1" w:val="FFFFFF"/>
       </w:rPr>
       <w:tblPr/>
@@ -15417,6 +16119,7 @@
     </w:tblStylePr>
     <w:tblStylePr w:type="lastCol">
       <w:rPr>
+        <w:rFonts w:eastAsia="黑体"/>
         <w:color w:themeColor="background1" w:val="FFFFFF"/>
       </w:rPr>
       <w:tblPr/>
@@ -15449,6 +16152,7 @@
     <w:name w:val="KeywordTok"/>
     <w:basedOn w:val="VerbatimChar"/>
     <w:rPr>
+      <w:rFonts w:eastAsia="黑体"/>
       <w:b/>
       <w:color w:val="007020"/>
     </w:rPr>
@@ -15457,6 +16161,7 @@
     <w:name w:val="DataTypeTok"/>
     <w:basedOn w:val="VerbatimChar"/>
     <w:rPr>
+      <w:rFonts w:eastAsia="黑体"/>
       <w:color w:val="902000"/>
     </w:rPr>
   </w:style>
@@ -15464,6 +16169,7 @@
     <w:name w:val="DecValTok"/>
     <w:basedOn w:val="VerbatimChar"/>
     <w:rPr>
+      <w:rFonts w:eastAsia="黑体"/>
       <w:color w:val="40a070"/>
     </w:rPr>
   </w:style>
@@ -15471,6 +16177,7 @@
     <w:name w:val="BaseNTok"/>
     <w:basedOn w:val="VerbatimChar"/>
     <w:rPr>
+      <w:rFonts w:eastAsia="黑体"/>
       <w:color w:val="40a070"/>
     </w:rPr>
   </w:style>
@@ -15478,6 +16185,7 @@
     <w:name w:val="FloatTok"/>
     <w:basedOn w:val="VerbatimChar"/>
     <w:rPr>
+      <w:rFonts w:eastAsia="黑体"/>
       <w:color w:val="40a070"/>
     </w:rPr>
   </w:style>
@@ -15485,6 +16193,7 @@
     <w:name w:val="ConstantTok"/>
     <w:basedOn w:val="VerbatimChar"/>
     <w:rPr>
+      <w:rFonts w:eastAsia="黑体"/>
       <w:color w:val="880000"/>
     </w:rPr>
   </w:style>
@@ -15492,6 +16201,7 @@
     <w:name w:val="CharTok"/>
     <w:basedOn w:val="VerbatimChar"/>
     <w:rPr>
+      <w:rFonts w:eastAsia="黑体"/>
       <w:color w:val="4070a0"/>
     </w:rPr>
   </w:style>
@@ -15499,6 +16209,7 @@
     <w:name w:val="SpecialCharTok"/>
     <w:basedOn w:val="VerbatimChar"/>
     <w:rPr>
+      <w:rFonts w:eastAsia="黑体"/>
       <w:color w:val="4070a0"/>
     </w:rPr>
   </w:style>
@@ -15506,6 +16217,7 @@
     <w:name w:val="StringTok"/>
     <w:basedOn w:val="VerbatimChar"/>
     <w:rPr>
+      <w:rFonts w:eastAsia="黑体"/>
       <w:color w:val="4070a0"/>
     </w:rPr>
   </w:style>
@@ -15513,6 +16225,7 @@
     <w:name w:val="VerbatimStringTok"/>
     <w:basedOn w:val="VerbatimChar"/>
     <w:rPr>
+      <w:rFonts w:eastAsia="黑体"/>
       <w:color w:val="4070a0"/>
     </w:rPr>
   </w:style>
@@ -15520,6 +16233,7 @@
     <w:name w:val="SpecialStringTok"/>
     <w:basedOn w:val="VerbatimChar"/>
     <w:rPr>
+      <w:rFonts w:eastAsia="黑体"/>
       <w:color w:val="bb6688"/>
     </w:rPr>
   </w:style>
@@ -15527,6 +16241,7 @@
     <w:name w:val="ImportTok"/>
     <w:basedOn w:val="VerbatimChar"/>
     <w:rPr>
+      <w:rFonts w:eastAsia="黑体"/>
       <w:b/>
       <w:color w:val="008000"/>
     </w:rPr>
@@ -15535,6 +16250,7 @@
     <w:name w:val="CommentTok"/>
     <w:basedOn w:val="VerbatimChar"/>
     <w:rPr>
+      <w:rFonts w:eastAsia="黑体"/>
       <w:i/>
       <w:color w:val="60a0b0"/>
     </w:rPr>
@@ -15543,6 +16259,7 @@
     <w:name w:val="DocumentationTok"/>
     <w:basedOn w:val="VerbatimChar"/>
     <w:rPr>
+      <w:rFonts w:eastAsia="黑体"/>
       <w:i/>
       <w:color w:val="ba2121"/>
     </w:rPr>
@@ -15551,6 +16268,7 @@
     <w:name w:val="AnnotationTok"/>
     <w:basedOn w:val="VerbatimChar"/>
     <w:rPr>
+      <w:rFonts w:eastAsia="黑体"/>
       <w:b/>
       <w:i/>
       <w:color w:val="60a0b0"/>
@@ -15560,6 +16278,7 @@
     <w:name w:val="CommentVarTok"/>
     <w:basedOn w:val="VerbatimChar"/>
     <w:rPr>
+      <w:rFonts w:eastAsia="黑体"/>
       <w:b/>
       <w:i/>
       <w:color w:val="60a0b0"/>
@@ -15569,6 +16288,7 @@
     <w:name w:val="OtherTok"/>
     <w:basedOn w:val="VerbatimChar"/>
     <w:rPr>
+      <w:rFonts w:eastAsia="黑体"/>
       <w:color w:val="007020"/>
     </w:rPr>
   </w:style>
@@ -15576,6 +16296,7 @@
     <w:name w:val="FunctionTok"/>
     <w:basedOn w:val="VerbatimChar"/>
     <w:rPr>
+      <w:rFonts w:eastAsia="黑体"/>
       <w:color w:val="06287e"/>
     </w:rPr>
   </w:style>
@@ -15583,6 +16304,7 @@
     <w:name w:val="VariableTok"/>
     <w:basedOn w:val="VerbatimChar"/>
     <w:rPr>
+      <w:rFonts w:eastAsia="黑体"/>
       <w:color w:val="19177c"/>
     </w:rPr>
   </w:style>
@@ -15590,6 +16312,7 @@
     <w:name w:val="ControlFlowTok"/>
     <w:basedOn w:val="VerbatimChar"/>
     <w:rPr>
+      <w:rFonts w:eastAsia="黑体"/>
       <w:b/>
       <w:color w:val="007020"/>
     </w:rPr>
@@ -15598,6 +16321,7 @@
     <w:name w:val="OperatorTok"/>
     <w:basedOn w:val="VerbatimChar"/>
     <w:rPr>
+      <w:rFonts w:eastAsia="黑体"/>
       <w:color w:val="666666"/>
     </w:rPr>
   </w:style>
@@ -15605,18 +16329,22 @@
     <w:name w:val="BuiltInTok"/>
     <w:basedOn w:val="VerbatimChar"/>
     <w:rPr>
+      <w:rFonts w:eastAsia="黑体"/>
       <w:color w:val="008000"/>
     </w:rPr>
   </w:style>
   <w:style w:type="character" w:customStyle="1" w:styleId="ExtensionTok">
     <w:name w:val="ExtensionTok"/>
     <w:basedOn w:val="VerbatimChar"/>
-    <w:rPr/>
+    <w:rPr>
+      <w:rFonts w:eastAsia="黑体"/>
+    </w:rPr>
   </w:style>
   <w:style w:type="character" w:customStyle="1" w:styleId="PreprocessorTok">
     <w:name w:val="PreprocessorTok"/>
     <w:basedOn w:val="VerbatimChar"/>
     <w:rPr>
+      <w:rFonts w:eastAsia="黑体"/>
       <w:color w:val="bc7a00"/>
     </w:rPr>
   </w:style>
@@ -15624,18 +16352,22 @@
     <w:name w:val="AttributeTok"/>
     <w:basedOn w:val="VerbatimChar"/>
     <w:rPr>
+      <w:rFonts w:eastAsia="黑体"/>
       <w:color w:val="7d9029"/>
     </w:rPr>
   </w:style>
   <w:style w:type="character" w:customStyle="1" w:styleId="RegionMarkerTok">
     <w:name w:val="RegionMarkerTok"/>
     <w:basedOn w:val="VerbatimChar"/>
-    <w:rPr/>
+    <w:rPr>
+      <w:rFonts w:eastAsia="黑体"/>
+    </w:rPr>
   </w:style>
   <w:style w:type="character" w:customStyle="1" w:styleId="InformationTok">
     <w:name w:val="InformationTok"/>
     <w:basedOn w:val="VerbatimChar"/>
     <w:rPr>
+      <w:rFonts w:eastAsia="黑体"/>
       <w:b/>
       <w:i/>
       <w:color w:val="60a0b0"/>
@@ -15645,6 +16377,7 @@
     <w:name w:val="WarningTok"/>
     <w:basedOn w:val="VerbatimChar"/>
     <w:rPr>
+      <w:rFonts w:eastAsia="黑体"/>
       <w:b/>
       <w:i/>
       <w:color w:val="60a0b0"/>
@@ -15654,6 +16387,7 @@
     <w:name w:val="AlertTok"/>
     <w:basedOn w:val="VerbatimChar"/>
     <w:rPr>
+      <w:rFonts w:eastAsia="黑体"/>
       <w:b/>
       <w:color w:val="ff0000"/>
     </w:rPr>
@@ -15662,6 +16396,7 @@
     <w:name w:val="ErrorTok"/>
     <w:basedOn w:val="VerbatimChar"/>
     <w:rPr>
+      <w:rFonts w:eastAsia="黑体"/>
       <w:b/>
       <w:color w:val="ff0000"/>
     </w:rPr>
@@ -15669,7 +16404,9 @@
   <w:style w:type="character" w:customStyle="1" w:styleId="NormalTok">
     <w:name w:val="NormalTok"/>
     <w:basedOn w:val="VerbatimChar"/>
-    <w:rPr/>
+    <w:rPr>
+      <w:rFonts w:eastAsia="黑体"/>
+    </w:rPr>
   </w:style>
 </w:styles>
 </file>
@@ -15718,12 +16455,12 @@
     <a:fontScheme name="Office">
       <a:majorFont>
         <a:latin typeface="Calibri"/>
-        <a:ea typeface=""/>
+        <a:ea typeface="黑体"/>
         <a:cs typeface=""/>
         <a:font script="Jpan" typeface="ＭＳ ゴシック"/>
         <a:font script="Hang" typeface="맑은 고딕"/>
-        <a:font script="Hans" typeface="宋体"/>
-        <a:font script="Hant" typeface="新細明體"/>
+        <a:font script="Hans" typeface="黑体"/>
+        <a:font script="Hant" typeface="黑体"/>
         <a:font script="Arab" typeface="Times New Roman"/>
         <a:font script="Hebr" typeface="Times New Roman"/>
         <a:font script="Thai" typeface="Angsana New"/>
@@ -15753,12 +16490,12 @@
       </a:majorFont>
       <a:minorFont>
         <a:latin typeface="Cambria"/>
-        <a:ea typeface=""/>
+        <a:ea typeface="黑体"/>
         <a:cs typeface=""/>
         <a:font script="Jpan" typeface="ＭＳ 明朝"/>
         <a:font script="Hang" typeface="맑은 고딕"/>
-        <a:font script="Hans" typeface="宋体"/>
-        <a:font script="Hant" typeface="新細明體"/>
+        <a:font script="Hans" typeface="黑体"/>
+        <a:font script="Hant" typeface="黑体"/>
         <a:font script="Arab" typeface="Arial"/>
         <a:font script="Hebr" typeface="Arial"/>
         <a:font script="Thai" typeface="Cordia New"/>

--- a/01-电源电路/02-开关电源/Buck降压/大电流Buck电路/大电流Buck电路.docx
+++ b/01-电源电路/02-开关电源/Buck降压/大电流Buck电路/大电流Buck电路.docx
@@ -3384,7 +3384,7 @@
           <w:color w:val="555555"/>
           <w:sz w:val="21"/>
         </w:rPr>
-        <w:t>材料收集者：杜文杰，WX手机：19519196569，QQ:3478827729</w:t>
+        <w:t>材料收集者：杜文杰，微信/手机：19519196569，QQ:3478827729</w:t>
       </w:r>
     </w:p>
     <w:sectPr>
